--- a/SITP/DSA-Notes/M12_DivideConquer.docx
+++ b/SITP/DSA-Notes/M12_DivideConquer.docx
@@ -60,7 +60,7 @@
         </w:p>
       </w:sdtContent>
     </w:sdt>
-    <w:bookmarkStart w:id="64" w:name="module-12-divide-conquer"/>
+    <w:bookmarkStart w:id="66" w:name="module-12-divide-conquer"/>
     <w:p>
       <w:pPr>
         <w:pStyle w:val="Heading1"/>
@@ -300,7 +300,7 @@
       </w:r>
     </w:p>
     <w:bookmarkEnd w:id="12"/>
-    <w:bookmarkStart w:id="16" w:name="X6d58fcded6581cd2830387d37ccb30c64d2a0be"/>
+    <w:bookmarkStart w:id="17" w:name="X6d58fcded6581cd2830387d37ccb30c64d2a0be"/>
     <w:p>
       <w:pPr>
         <w:pStyle w:val="Heading2"/>
@@ -1250,46 +1250,6 @@
     </w:p>
     <w:p>
       <w:pPr>
-        <w:pStyle w:val="BlockText"/>
-      </w:pPr>
-      <w:r>
-        <w:rPr>
-          <w:b/>
-          <w:bCs/>
-        </w:rPr>
-        <w:t xml:space="preserve">When does D&amp;C beat iteration?</w:t>
-      </w:r>
-      <w:r>
-        <w:t xml:space="preserve"> </w:t>
-      </w:r>
-      <w:r>
-        <w:t xml:space="preserve">When splitting saves more work than the</w:t>
-      </w:r>
-      <w:r>
-        <w:t xml:space="preserve"> </w:t>
-      </w:r>
-      <w:r>
-        <w:t xml:space="preserve">combine step costs, or the problem is naturally recursive (sorting, trees). For</w:t>
-      </w:r>
-      <w:r>
-        <w:t xml:space="preserve"> </w:t>
-      </w:r>
-      <w:r>
-        <w:t xml:space="preserve">simple linear scans, iteration wins (no recursion overhead).</w:t>
-      </w:r>
-    </w:p>
-    <w:bookmarkEnd w:id="14"/>
-    <w:bookmarkStart w:id="15" w:name="mcqs"/>
-    <w:p>
-      <w:pPr>
-        <w:pStyle w:val="Heading3"/>
-      </w:pPr>
-      <w:r>
-        <w:t xml:space="preserve">MCQs</w:t>
-      </w:r>
-    </w:p>
-    <w:p>
-      <w:pPr>
         <w:pStyle w:val="Compact"/>
         <w:numPr>
           <w:ilvl w:val="0"/>
@@ -1298,28 +1258,359 @@
       </w:pPr>
       <w:r>
         <w:rPr>
-          <w:rStyle w:val="VerbatimChar"/>
-        </w:rPr>
-        <w:t xml:space="preserve">T(n)=2T(n/2)+n²</w:t>
-      </w:r>
-      <w:r>
-        <w:t xml:space="preserve">? →</w:t>
-      </w:r>
-      <w:r>
-        <w:t xml:space="preserve"> </w:t>
-      </w:r>
-      <w:r>
-        <w:rPr>
-          <w:b/>
-          <w:bCs/>
-        </w:rPr>
-        <w:t xml:space="preserve">Θ(n²)</w:t>
-      </w:r>
-      <w:r>
-        <w:t xml:space="preserve"> </w:t>
-      </w:r>
-      <w:r>
-        <w:t xml:space="preserve">(Case 3).</w:t>
+          <w:b/>
+          <w:bCs/>
+        </w:rPr>
+        <w:t xml:space="preserve">Akra–Bazzi</w:t>
+      </w:r>
+      <w:r>
+        <w:t xml:space="preserve"> </w:t>
+      </w:r>
+      <w:r>
+        <w:t xml:space="preserve">is the heavy-artillery generalisation: it solves</w:t>
+      </w:r>
+      <w:r>
+        <w:t xml:space="preserve"> </w:t>
+      </w:r>
+      <w:r>
+        <w:rPr>
+          <w:rStyle w:val="VerbatimChar"/>
+        </w:rPr>
+        <w:t xml:space="preserve">T(n) = Σ aᵢ·T(n/bᵢ) + f(n)</w:t>
+      </w:r>
+      <w:r>
+        <w:t xml:space="preserve"> </w:t>
+      </w:r>
+      <w:r>
+        <w:t xml:space="preserve">even with</w:t>
+      </w:r>
+      <w:r>
+        <w:t xml:space="preserve"> </w:t>
+      </w:r>
+      <w:r>
+        <w:rPr>
+          <w:b/>
+          <w:bCs/>
+        </w:rPr>
+        <w:t xml:space="preserve">unequal split ratios</w:t>
+      </w:r>
+      <w:r>
+        <w:t xml:space="preserve"> </w:t>
+      </w:r>
+      <w:r>
+        <w:t xml:space="preserve">(like the</w:t>
+      </w:r>
+      <w:r>
+        <w:t xml:space="preserve"> </w:t>
+      </w:r>
+      <w:r>
+        <w:t xml:space="preserve">median-of-medians recurrence), where the basic Master Theorem is silent. You</w:t>
+      </w:r>
+      <w:r>
+        <w:t xml:space="preserve"> </w:t>
+      </w:r>
+      <w:r>
+        <w:t xml:space="preserve">rarely need it in an exam — a recursion tree usually suffices — but know the</w:t>
+      </w:r>
+      <w:r>
+        <w:t xml:space="preserve"> </w:t>
+      </w:r>
+      <w:r>
+        <w:t xml:space="preserve">name as the</w:t>
+      </w:r>
+      <w:r>
+        <w:t xml:space="preserve"> </w:t>
+      </w:r>
+      <w:r>
+        <w:t xml:space="preserve">“when nothing else fits”</w:t>
+      </w:r>
+      <w:r>
+        <w:t xml:space="preserve"> </w:t>
+      </w:r>
+      <w:r>
+        <w:t xml:space="preserve">tool.</w:t>
+      </w:r>
+    </w:p>
+    <w:bookmarkEnd w:id="14"/>
+    <w:bookmarkStart w:id="15" w:name="the-recursion-tree-method-worked-example"/>
+    <w:p>
+      <w:pPr>
+        <w:pStyle w:val="Heading3"/>
+      </w:pPr>
+      <w:r>
+        <w:t xml:space="preserve">The recursion-tree method — worked example</w:t>
+      </w:r>
+    </w:p>
+    <w:p>
+      <w:pPr>
+        <w:pStyle w:val="FirstParagraph"/>
+      </w:pPr>
+      <w:r>
+        <w:t xml:space="preserve">The Master Theorem gives the answer but not the</w:t>
+      </w:r>
+      <w:r>
+        <w:t xml:space="preserve"> </w:t>
+      </w:r>
+      <w:r>
+        <w:rPr>
+          <w:i/>
+          <w:iCs/>
+        </w:rPr>
+        <w:t xml:space="preserve">intuition</w:t>
+      </w:r>
+      <w:r>
+        <w:t xml:space="preserve">. The recursion tree</w:t>
+      </w:r>
+      <w:r>
+        <w:t xml:space="preserve"> </w:t>
+      </w:r>
+      <w:r>
+        <w:t xml:space="preserve">shows</w:t>
+      </w:r>
+      <w:r>
+        <w:t xml:space="preserve"> </w:t>
+      </w:r>
+      <w:r>
+        <w:rPr>
+          <w:b/>
+          <w:bCs/>
+        </w:rPr>
+        <w:t xml:space="preserve">where the work lives</w:t>
+      </w:r>
+      <w:r>
+        <w:t xml:space="preserve">. Draw the tree, sum the work</w:t>
+      </w:r>
+      <w:r>
+        <w:t xml:space="preserve"> </w:t>
+      </w:r>
+      <w:r>
+        <w:rPr>
+          <w:b/>
+          <w:bCs/>
+        </w:rPr>
+        <w:t xml:space="preserve">per level</w:t>
+      </w:r>
+      <w:r>
+        <w:t xml:space="preserve">, then sum</w:t>
+      </w:r>
+      <w:r>
+        <w:t xml:space="preserve"> </w:t>
+      </w:r>
+      <w:r>
+        <w:t xml:space="preserve">the levels. Take</w:t>
+      </w:r>
+      <w:r>
+        <w:t xml:space="preserve"> </w:t>
+      </w:r>
+      <w:r>
+        <w:rPr>
+          <w:rStyle w:val="VerbatimChar"/>
+        </w:rPr>
+        <w:t xml:space="preserve">T(n) = 2T(n/2) + n</w:t>
+      </w:r>
+      <w:r>
+        <w:t xml:space="preserve"> </w:t>
+      </w:r>
+      <w:r>
+        <w:t xml:space="preserve">(merge sort):</w:t>
+      </w:r>
+    </w:p>
+    <w:p>
+      <w:pPr>
+        <w:pStyle w:val="SourceCode"/>
+      </w:pPr>
+      <w:r>
+        <w:rPr>
+          <w:rStyle w:val="VerbatimChar"/>
+        </w:rPr>
+        <w:t xml:space="preserve">level  subproblems   size each     work this level</w:t>
+      </w:r>
+      <w:r>
+        <w:br/>
+      </w:r>
+      <w:r>
+        <w:rPr>
+          <w:rStyle w:val="VerbatimChar"/>
+        </w:rPr>
+        <w:t xml:space="preserve"> 0        1             n            n</w:t>
+      </w:r>
+      <w:r>
+        <w:br/>
+      </w:r>
+      <w:r>
+        <w:rPr>
+          <w:rStyle w:val="VerbatimChar"/>
+        </w:rPr>
+        <w:t xml:space="preserve"> 1        2             n/2          2 * (n/2)   = n</w:t>
+      </w:r>
+      <w:r>
+        <w:br/>
+      </w:r>
+      <w:r>
+        <w:rPr>
+          <w:rStyle w:val="VerbatimChar"/>
+        </w:rPr>
+        <w:t xml:space="preserve"> 2        4             n/4          4 * (n/4)   = n</w:t>
+      </w:r>
+      <w:r>
+        <w:br/>
+      </w:r>
+      <w:r>
+        <w:rPr>
+          <w:rStyle w:val="VerbatimChar"/>
+        </w:rPr>
+        <w:t xml:space="preserve"> ...</w:t>
+      </w:r>
+      <w:r>
+        <w:br/>
+      </w:r>
+      <w:r>
+        <w:rPr>
+          <w:rStyle w:val="VerbatimChar"/>
+        </w:rPr>
+        <w:t xml:space="preserve"> k        2^k           n/2^k        2^k*(n/2^k) = n</w:t>
+      </w:r>
+      <w:r>
+        <w:br/>
+      </w:r>
+      <w:r>
+        <w:rPr>
+          <w:rStyle w:val="VerbatimChar"/>
+        </w:rPr>
+        <w:t xml:space="preserve"> ...</w:t>
+      </w:r>
+      <w:r>
+        <w:br/>
+      </w:r>
+      <w:r>
+        <w:rPr>
+          <w:rStyle w:val="VerbatimChar"/>
+        </w:rPr>
+        <w:t xml:space="preserve"> leaves   n             1            n * O(1)    = n</w:t>
+      </w:r>
+      <w:r>
+        <w:br/>
+      </w:r>
+      <w:r>
+        <w:br/>
+      </w:r>
+      <w:r>
+        <w:rPr>
+          <w:rStyle w:val="VerbatimChar"/>
+        </w:rPr>
+        <w:t xml:space="preserve">number of levels = log2(n) + 1  (halving n until it hits 1)</w:t>
+      </w:r>
+      <w:r>
+        <w:br/>
+      </w:r>
+      <w:r>
+        <w:rPr>
+          <w:rStyle w:val="VerbatimChar"/>
+        </w:rPr>
+        <w:t xml:space="preserve">total = (work per level) * (number of levels) = n * (log2 n + 1) = Theta(n log n)</w:t>
+      </w:r>
+    </w:p>
+    <w:p>
+      <w:pPr>
+        <w:pStyle w:val="FirstParagraph"/>
+      </w:pPr>
+      <w:r>
+        <w:t xml:space="preserve">Every level does the</w:t>
+      </w:r>
+      <w:r>
+        <w:t xml:space="preserve"> </w:t>
+      </w:r>
+      <w:r>
+        <w:rPr>
+          <w:b/>
+          <w:bCs/>
+        </w:rPr>
+        <w:t xml:space="preserve">same</w:t>
+      </w:r>
+      <w:r>
+        <w:t xml:space="preserve"> </w:t>
+      </w:r>
+      <w:r>
+        <w:rPr>
+          <w:rStyle w:val="VerbatimChar"/>
+        </w:rPr>
+        <w:t xml:space="preserve">n</w:t>
+      </w:r>
+      <w:r>
+        <w:t xml:space="preserve"> </w:t>
+      </w:r>
+      <w:r>
+        <w:t xml:space="preserve">work → the total is</w:t>
+      </w:r>
+      <w:r>
+        <w:t xml:space="preserve"> </w:t>
+      </w:r>
+      <w:r>
+        <w:rPr>
+          <w:rStyle w:val="VerbatimChar"/>
+        </w:rPr>
+        <w:t xml:space="preserve">n × (#levels)</w:t>
+      </w:r>
+      <w:r>
+        <w:t xml:space="preserve">. This is</w:t>
+      </w:r>
+      <w:r>
+        <w:t xml:space="preserve"> </w:t>
+      </w:r>
+      <w:r>
+        <w:t xml:space="preserve">exactly the Master Theorem</w:t>
+      </w:r>
+      <w:r>
+        <w:t xml:space="preserve"> </w:t>
+      </w:r>
+      <w:r>
+        <w:rPr>
+          <w:b/>
+          <w:bCs/>
+        </w:rPr>
+        <w:t xml:space="preserve">Case 2</w:t>
+      </w:r>
+      <w:r>
+        <w:t xml:space="preserve"> </w:t>
+      </w:r>
+      <w:r>
+        <w:t xml:space="preserve">(</w:t>
+      </w:r>
+      <w:r>
+        <w:rPr>
+          <w:rStyle w:val="VerbatimChar"/>
+        </w:rPr>
+        <w:t xml:space="preserve">f = n = n^(log_b a)</w:t>
+      </w:r>
+      <w:r>
+        <w:t xml:space="preserve">), now seen as</w:t>
+      </w:r>
+      <w:r>
+        <w:t xml:space="preserve"> </w:t>
+      </w:r>
+      <w:r>
+        <w:t xml:space="preserve">“work</w:t>
+      </w:r>
+      <w:r>
+        <w:t xml:space="preserve"> </w:t>
+      </w:r>
+      <w:r>
+        <w:t xml:space="preserve">is spread evenly across all</w:t>
+      </w:r>
+      <w:r>
+        <w:t xml:space="preserve"> </w:t>
+      </w:r>
+      <w:r>
+        <w:rPr>
+          <w:rStyle w:val="VerbatimChar"/>
+        </w:rPr>
+        <w:t xml:space="preserve">log n</w:t>
+      </w:r>
+      <w:r>
+        <w:t xml:space="preserve"> </w:t>
+      </w:r>
+      <w:r>
+        <w:t xml:space="preserve">levels.”</w:t>
       </w:r>
     </w:p>
     <w:p>
@@ -1327,33 +1618,89 @@
         <w:pStyle w:val="Compact"/>
         <w:numPr>
           <w:ilvl w:val="0"/>
-          <w:numId w:val="1003"/>
+          <w:numId w:val="1004"/>
         </w:numPr>
       </w:pPr>
       <w:r>
         <w:rPr>
-          <w:rStyle w:val="VerbatimChar"/>
-        </w:rPr>
-        <w:t xml:space="preserve">T(n)=2T(n/2)+n log n</w:t>
-      </w:r>
-      <w:r>
-        <w:t xml:space="preserve">? →</w:t>
-      </w:r>
-      <w:r>
-        <w:t xml:space="preserve"> </w:t>
-      </w:r>
-      <w:r>
-        <w:rPr>
-          <w:b/>
-          <w:bCs/>
-        </w:rPr>
-        <w:t xml:space="preserve">Θ(n log² n)</w:t>
-      </w:r>
-      <w:r>
-        <w:t xml:space="preserve"> </w:t>
-      </w:r>
-      <w:r>
-        <w:t xml:space="preserve">(extended; basic MT fails).</w:t>
+          <w:b/>
+          <w:bCs/>
+        </w:rPr>
+        <w:t xml:space="preserve">Contrast — Case 1</w:t>
+      </w:r>
+      <w:r>
+        <w:t xml:space="preserve"> </w:t>
+      </w:r>
+      <w:r>
+        <w:t xml:space="preserve">(</w:t>
+      </w:r>
+      <w:r>
+        <w:rPr>
+          <w:rStyle w:val="VerbatimChar"/>
+        </w:rPr>
+        <w:t xml:space="preserve">T(n)=4T(n/2)+n</w:t>
+      </w:r>
+      <w:r>
+        <w:t xml:space="preserve">): work</w:t>
+      </w:r>
+      <w:r>
+        <w:t xml:space="preserve"> </w:t>
+      </w:r>
+      <w:r>
+        <w:rPr>
+          <w:b/>
+          <w:bCs/>
+        </w:rPr>
+        <w:t xml:space="preserve">grows</w:t>
+      </w:r>
+      <w:r>
+        <w:t xml:space="preserve"> </w:t>
+      </w:r>
+      <w:r>
+        <w:t xml:space="preserve">down the tree</w:t>
+      </w:r>
+      <w:r>
+        <w:t xml:space="preserve"> </w:t>
+      </w:r>
+      <w:r>
+        <w:t xml:space="preserve">(</w:t>
+      </w:r>
+      <w:r>
+        <w:rPr>
+          <w:rStyle w:val="VerbatimChar"/>
+        </w:rPr>
+        <w:t xml:space="preserve">n, 2n, 4n, …</w:t>
+      </w:r>
+      <w:r>
+        <w:t xml:space="preserve">), so the</w:t>
+      </w:r>
+      <w:r>
+        <w:t xml:space="preserve"> </w:t>
+      </w:r>
+      <w:r>
+        <w:rPr>
+          <w:b/>
+          <w:bCs/>
+        </w:rPr>
+        <w:t xml:space="preserve">leaves dominate</w:t>
+      </w:r>
+      <w:r>
+        <w:t xml:space="preserve"> </w:t>
+      </w:r>
+      <w:r>
+        <w:t xml:space="preserve">→</w:t>
+      </w:r>
+      <w:r>
+        <w:t xml:space="preserve"> </w:t>
+      </w:r>
+      <w:r>
+        <w:rPr>
+          <w:rStyle w:val="VerbatimChar"/>
+        </w:rPr>
+        <w:t xml:space="preserve">Θ(n^(log₂4)) = Θ(n²)</w:t>
+      </w:r>
+      <w:r>
+        <w:t xml:space="preserve">.</w:t>
       </w:r>
     </w:p>
     <w:p>
@@ -1361,10 +1708,270 @@
         <w:pStyle w:val="Compact"/>
         <w:numPr>
           <w:ilvl w:val="0"/>
-          <w:numId w:val="1003"/>
+          <w:numId w:val="1004"/>
         </w:numPr>
       </w:pPr>
       <w:r>
+        <w:rPr>
+          <w:b/>
+          <w:bCs/>
+        </w:rPr>
+        <w:t xml:space="preserve">Contrast — Case 3</w:t>
+      </w:r>
+      <w:r>
+        <w:t xml:space="preserve"> </w:t>
+      </w:r>
+      <w:r>
+        <w:t xml:space="preserve">(</w:t>
+      </w:r>
+      <w:r>
+        <w:rPr>
+          <w:rStyle w:val="VerbatimChar"/>
+        </w:rPr>
+        <w:t xml:space="preserve">T(n)=2T(n/2)+n²</w:t>
+      </w:r>
+      <w:r>
+        <w:t xml:space="preserve">): work</w:t>
+      </w:r>
+      <w:r>
+        <w:t xml:space="preserve"> </w:t>
+      </w:r>
+      <w:r>
+        <w:rPr>
+          <w:b/>
+          <w:bCs/>
+        </w:rPr>
+        <w:t xml:space="preserve">shrinks</w:t>
+      </w:r>
+      <w:r>
+        <w:t xml:space="preserve"> </w:t>
+      </w:r>
+      <w:r>
+        <w:t xml:space="preserve">down the tree</w:t>
+      </w:r>
+      <w:r>
+        <w:t xml:space="preserve"> </w:t>
+      </w:r>
+      <w:r>
+        <w:t xml:space="preserve">(</w:t>
+      </w:r>
+      <w:r>
+        <w:rPr>
+          <w:rStyle w:val="VerbatimChar"/>
+        </w:rPr>
+        <w:t xml:space="preserve">n², n²/2, n²/4, …</w:t>
+      </w:r>
+      <w:r>
+        <w:t xml:space="preserve">, a geometric series), so the</w:t>
+      </w:r>
+      <w:r>
+        <w:t xml:space="preserve"> </w:t>
+      </w:r>
+      <w:r>
+        <w:rPr>
+          <w:b/>
+          <w:bCs/>
+        </w:rPr>
+        <w:t xml:space="preserve">root dominates</w:t>
+      </w:r>
+      <w:r>
+        <w:t xml:space="preserve"> </w:t>
+      </w:r>
+      <w:r>
+        <w:t xml:space="preserve">→</w:t>
+      </w:r>
+      <w:r>
+        <w:t xml:space="preserve"> </w:t>
+      </w:r>
+      <w:r>
+        <w:rPr>
+          <w:rStyle w:val="VerbatimChar"/>
+        </w:rPr>
+        <w:t xml:space="preserve">Θ(n²)</w:t>
+      </w:r>
+      <w:r>
+        <w:t xml:space="preserve">.</w:t>
+      </w:r>
+    </w:p>
+    <w:p>
+      <w:pPr>
+        <w:pStyle w:val="BlockText"/>
+      </w:pPr>
+      <w:r>
+        <w:rPr>
+          <w:b/>
+          <w:bCs/>
+        </w:rPr>
+        <w:t xml:space="preserve">Memory hook:</w:t>
+      </w:r>
+      <w:r>
+        <w:t xml:space="preserve"> </w:t>
+      </w:r>
+      <w:r>
+        <w:t xml:space="preserve">recursion tree =</w:t>
+      </w:r>
+      <w:r>
+        <w:t xml:space="preserve"> </w:t>
+      </w:r>
+      <w:r>
+        <w:t xml:space="preserve">“work per level × number of levels.”</w:t>
+      </w:r>
+      <w:r>
+        <w:t xml:space="preserve"> </w:t>
+      </w:r>
+      <w:r>
+        <w:rPr>
+          <w:b/>
+          <w:bCs/>
+        </w:rPr>
+        <w:t xml:space="preserve">Even →</w:t>
+      </w:r>
+      <w:r>
+        <w:rPr>
+          <w:b/>
+          <w:bCs/>
+        </w:rPr>
+        <w:t xml:space="preserve"> </w:t>
+      </w:r>
+      <w:r>
+        <w:rPr>
+          <w:b/>
+          <w:bCs/>
+        </w:rPr>
+        <w:t xml:space="preserve">Case 2 (× log n); top-heavy → Case 3 (root wins); bottom-heavy → Case 1 (leaves</w:t>
+      </w:r>
+      <w:r>
+        <w:rPr>
+          <w:b/>
+          <w:bCs/>
+        </w:rPr>
+        <w:t xml:space="preserve"> </w:t>
+      </w:r>
+      <w:r>
+        <w:rPr>
+          <w:b/>
+          <w:bCs/>
+        </w:rPr>
+        <w:t xml:space="preserve">win).”</w:t>
+      </w:r>
+    </w:p>
+    <w:p>
+      <w:pPr>
+        <w:pStyle w:val="BlockText"/>
+      </w:pPr>
+      <w:r>
+        <w:rPr>
+          <w:b/>
+          <w:bCs/>
+        </w:rPr>
+        <w:t xml:space="preserve">When does D&amp;C beat iteration?</w:t>
+      </w:r>
+      <w:r>
+        <w:t xml:space="preserve"> </w:t>
+      </w:r>
+      <w:r>
+        <w:t xml:space="preserve">When splitting saves more work than the</w:t>
+      </w:r>
+      <w:r>
+        <w:t xml:space="preserve"> </w:t>
+      </w:r>
+      <w:r>
+        <w:t xml:space="preserve">combine step costs, or the problem is naturally recursive (sorting, trees). For</w:t>
+      </w:r>
+      <w:r>
+        <w:t xml:space="preserve"> </w:t>
+      </w:r>
+      <w:r>
+        <w:t xml:space="preserve">simple linear scans, iteration wins (no recursion overhead).</w:t>
+      </w:r>
+    </w:p>
+    <w:bookmarkEnd w:id="15"/>
+    <w:bookmarkStart w:id="16" w:name="mcqs"/>
+    <w:p>
+      <w:pPr>
+        <w:pStyle w:val="Heading3"/>
+      </w:pPr>
+      <w:r>
+        <w:t xml:space="preserve">MCQs</w:t>
+      </w:r>
+    </w:p>
+    <w:p>
+      <w:pPr>
+        <w:pStyle w:val="Compact"/>
+        <w:numPr>
+          <w:ilvl w:val="0"/>
+          <w:numId w:val="1005"/>
+        </w:numPr>
+      </w:pPr>
+      <w:r>
+        <w:rPr>
+          <w:rStyle w:val="VerbatimChar"/>
+        </w:rPr>
+        <w:t xml:space="preserve">T(n)=2T(n/2)+n²</w:t>
+      </w:r>
+      <w:r>
+        <w:t xml:space="preserve">? →</w:t>
+      </w:r>
+      <w:r>
+        <w:t xml:space="preserve"> </w:t>
+      </w:r>
+      <w:r>
+        <w:rPr>
+          <w:b/>
+          <w:bCs/>
+        </w:rPr>
+        <w:t xml:space="preserve">Θ(n²)</w:t>
+      </w:r>
+      <w:r>
+        <w:t xml:space="preserve"> </w:t>
+      </w:r>
+      <w:r>
+        <w:t xml:space="preserve">(Case 3).</w:t>
+      </w:r>
+    </w:p>
+    <w:p>
+      <w:pPr>
+        <w:pStyle w:val="Compact"/>
+        <w:numPr>
+          <w:ilvl w:val="0"/>
+          <w:numId w:val="1005"/>
+        </w:numPr>
+      </w:pPr>
+      <w:r>
+        <w:rPr>
+          <w:rStyle w:val="VerbatimChar"/>
+        </w:rPr>
+        <w:t xml:space="preserve">T(n)=2T(n/2)+n log n</w:t>
+      </w:r>
+      <w:r>
+        <w:t xml:space="preserve">? →</w:t>
+      </w:r>
+      <w:r>
+        <w:t xml:space="preserve"> </w:t>
+      </w:r>
+      <w:r>
+        <w:rPr>
+          <w:b/>
+          <w:bCs/>
+        </w:rPr>
+        <w:t xml:space="preserve">Θ(n log² n)</w:t>
+      </w:r>
+      <w:r>
+        <w:t xml:space="preserve"> </w:t>
+      </w:r>
+      <w:r>
+        <w:t xml:space="preserve">(extended; basic MT fails).</w:t>
+      </w:r>
+    </w:p>
+    <w:p>
+      <w:pPr>
+        <w:pStyle w:val="Compact"/>
+        <w:numPr>
+          <w:ilvl w:val="0"/>
+          <w:numId w:val="1005"/>
+        </w:numPr>
+      </w:pPr>
+      <w:r>
         <w:t xml:space="preserve">Which recurrences need recursion-tree/substitution? →</w:t>
       </w:r>
       <w:r>
@@ -1390,6 +1997,84 @@
           <w:bCs/>
         </w:rPr>
         <w:t xml:space="preserve">subtract-and-conquer</w:t>
+      </w:r>
+      <w:r>
+        <w:t xml:space="preserve">.</w:t>
+      </w:r>
+    </w:p>
+    <w:p>
+      <w:pPr>
+        <w:pStyle w:val="Compact"/>
+        <w:numPr>
+          <w:ilvl w:val="0"/>
+          <w:numId w:val="1005"/>
+        </w:numPr>
+      </w:pPr>
+      <w:r>
+        <w:t xml:space="preserve">In a recursion tree, when do the</w:t>
+      </w:r>
+      <w:r>
+        <w:t xml:space="preserve"> </w:t>
+      </w:r>
+      <w:r>
+        <w:rPr>
+          <w:b/>
+          <w:bCs/>
+        </w:rPr>
+        <w:t xml:space="preserve">leaves</w:t>
+      </w:r>
+      <w:r>
+        <w:t xml:space="preserve"> </w:t>
+      </w:r>
+      <w:r>
+        <w:t xml:space="preserve">dominate the cost? → when work</w:t>
+      </w:r>
+      <w:r>
+        <w:t xml:space="preserve"> </w:t>
+      </w:r>
+      <w:r>
+        <w:rPr>
+          <w:b/>
+          <w:bCs/>
+        </w:rPr>
+        <w:t xml:space="preserve">grows</w:t>
+      </w:r>
+      <w:r>
+        <w:t xml:space="preserve"> </w:t>
+      </w:r>
+      <w:r>
+        <w:t xml:space="preserve">down the tree (Case 1, e.g. </w:t>
+      </w:r>
+      <w:r>
+        <w:rPr>
+          <w:rStyle w:val="VerbatimChar"/>
+        </w:rPr>
+        <w:t xml:space="preserve">4T(n/2)+n</w:t>
+      </w:r>
+      <w:r>
+        <w:t xml:space="preserve">).</w:t>
+      </w:r>
+    </w:p>
+    <w:p>
+      <w:pPr>
+        <w:pStyle w:val="Compact"/>
+        <w:numPr>
+          <w:ilvl w:val="0"/>
+          <w:numId w:val="1005"/>
+        </w:numPr>
+      </w:pPr>
+      <w:r>
+        <w:t xml:space="preserve">Generalises Master Theorem to unequal split ratios? →</w:t>
+      </w:r>
+      <w:r>
+        <w:t xml:space="preserve"> </w:t>
+      </w:r>
+      <w:r>
+        <w:rPr>
+          <w:b/>
+          <w:bCs/>
+        </w:rPr>
+        <w:t xml:space="preserve">Akra–Bazzi</w:t>
       </w:r>
       <w:r>
         <w:t xml:space="preserve">.</w:t>
@@ -1402,9 +2087,9 @@
         </w:pict>
       </w:r>
     </w:p>
-    <w:bookmarkEnd w:id="15"/>
     <w:bookmarkEnd w:id="16"/>
-    <w:bookmarkStart w:id="24" w:name="merge-sort-and-counting-inversions"/>
+    <w:bookmarkEnd w:id="17"/>
+    <w:bookmarkStart w:id="25" w:name="merge-sort-and-counting-inversions"/>
     <w:p>
       <w:pPr>
         <w:pStyle w:val="Heading2"/>
@@ -1413,7 +2098,7 @@
         <w:t xml:space="preserve">12.2 Merge Sort (and counting inversions)</w:t>
       </w:r>
     </w:p>
-    <w:bookmarkStart w:id="20" w:name="the-idea"/>
+    <w:bookmarkStart w:id="21" w:name="the-idea"/>
     <w:p>
       <w:pPr>
         <w:pStyle w:val="Heading3"/>
@@ -1477,18 +2162,18 @@
           <wp:inline>
             <wp:extent cx="5334000" cy="2895927"/>
             <wp:effectExtent b="0" l="0" r="0" t="0"/>
-            <wp:docPr descr="Merge sort: divide in half down to single elements, then merge sorted halves back up." title="" id="18" name="Picture"/>
+            <wp:docPr descr="Merge sort: divide in half down to single elements, then merge sorted halves back up." title="" id="19" name="Picture"/>
             <a:graphic>
               <a:graphicData uri="http://schemas.openxmlformats.org/drawingml/2006/picture">
                 <pic:pic>
                   <pic:nvPicPr>
-                    <pic:cNvPr descr="images/95_merge_sort.png" id="19" name="Picture"/>
+                    <pic:cNvPr descr="images/95_merge_sort.png" id="20" name="Picture"/>
                     <pic:cNvPicPr>
                       <a:picLocks noChangeArrowheads="1" noChangeAspect="1"/>
                     </pic:cNvPicPr>
                   </pic:nvPicPr>
                   <pic:blipFill>
-                    <a:blip r:embed="rId17"/>
+                    <a:blip r:embed="rId18"/>
                     <a:stretch>
                       <a:fillRect/>
                     </a:stretch>
@@ -1575,7 +2260,7 @@
         <w:pStyle w:val="Compact"/>
         <w:numPr>
           <w:ilvl w:val="0"/>
-          <w:numId w:val="1004"/>
+          <w:numId w:val="1006"/>
         </w:numPr>
       </w:pPr>
       <w:r>
@@ -1659,506 +2344,6 @@
       </w:r>
       <w:r>
         <w:t xml:space="preserve">(data too big for RAM).</w:t>
-      </w:r>
-    </w:p>
-    <w:p>
-      <w:pPr>
-        <w:pStyle w:val="Compact"/>
-        <w:numPr>
-          <w:ilvl w:val="0"/>
-          <w:numId w:val="1004"/>
-        </w:numPr>
-      </w:pPr>
-      <w:r>
-        <w:rPr>
-          <w:b/>
-          <w:bCs/>
-        </w:rPr>
-        <w:t xml:space="preserve">Comparison count:</w:t>
-      </w:r>
-      <w:r>
-        <w:t xml:space="preserve"> </w:t>
-      </w:r>
-      <w:r>
-        <w:t xml:space="preserve">merging runs of size</w:t>
-      </w:r>
-      <w:r>
-        <w:t xml:space="preserve"> </w:t>
-      </w:r>
-      <w:r>
-        <w:rPr>
-          <w:rStyle w:val="VerbatimChar"/>
-        </w:rPr>
-        <w:t xml:space="preserve">m, n</w:t>
-      </w:r>
-      <w:r>
-        <w:t xml:space="preserve"> </w:t>
-      </w:r>
-      <w:r>
-        <w:t xml:space="preserve">takes between</w:t>
-      </w:r>
-      <w:r>
-        <w:t xml:space="preserve"> </w:t>
-      </w:r>
-      <w:r>
-        <w:rPr>
-          <w:rStyle w:val="VerbatimChar"/>
-        </w:rPr>
-        <w:t xml:space="preserve">min(m,n)</w:t>
-      </w:r>
-      <w:r>
-        <w:t xml:space="preserve"> </w:t>
-      </w:r>
-      <w:r>
-        <w:t xml:space="preserve">and</w:t>
-      </w:r>
-      <w:r>
-        <w:t xml:space="preserve"> </w:t>
-      </w:r>
-      <w:r>
-        <w:rPr>
-          <w:rStyle w:val="VerbatimChar"/>
-        </w:rPr>
-        <w:t xml:space="preserve">m+n−1</w:t>
-      </w:r>
-      <w:r>
-        <w:t xml:space="preserve"> </w:t>
-      </w:r>
-      <w:r>
-        <w:t xml:space="preserve">comparisons (e.g. merging</w:t>
-      </w:r>
-      <w:r>
-        <w:t xml:space="preserve"> </w:t>
-      </w:r>
-      <w:r>
-        <w:rPr>
-          <w:rStyle w:val="VerbatimChar"/>
-        </w:rPr>
-        <w:t xml:space="preserve">[1,3,5]</w:t>
-      </w:r>
-      <w:r>
-        <w:t xml:space="preserve"> </w:t>
-      </w:r>
-      <w:r>
-        <w:t xml:space="preserve">&amp;</w:t>
-      </w:r>
-      <w:r>
-        <w:t xml:space="preserve"> </w:t>
-      </w:r>
-      <w:r>
-        <w:rPr>
-          <w:rStyle w:val="VerbatimChar"/>
-        </w:rPr>
-        <w:t xml:space="preserve">[2,4,6]</w:t>
-      </w:r>
-      <w:r>
-        <w:t xml:space="preserve"> </w:t>
-      </w:r>
-      <w:r>
-        <w:t xml:space="preserve">= 5 comparisons). Total</w:t>
-      </w:r>
-      <w:r>
-        <w:t xml:space="preserve"> </w:t>
-      </w:r>
-      <w:r>
-        <w:t xml:space="preserve">is Θ(n log n).</w:t>
-      </w:r>
-    </w:p>
-    <w:bookmarkEnd w:id="20"/>
-    <w:bookmarkStart w:id="21" w:name="X7aa2dc117e6434f73f8464a39cc20eddc7e7d2a"/>
-    <w:p>
-      <w:pPr>
-        <w:pStyle w:val="Heading3"/>
-      </w:pPr>
-      <w:r>
-        <w:t xml:space="preserve">Counting inversions in O(n log n) (GATE + FAANG)</w:t>
-      </w:r>
-    </w:p>
-    <w:p>
-      <w:pPr>
-        <w:pStyle w:val="FirstParagraph"/>
-      </w:pPr>
-      <w:r>
-        <w:t xml:space="preserve">An</w:t>
-      </w:r>
-      <w:r>
-        <w:t xml:space="preserve"> </w:t>
-      </w:r>
-      <w:r>
-        <w:rPr>
-          <w:b/>
-          <w:bCs/>
-        </w:rPr>
-        <w:t xml:space="preserve">inversion</w:t>
-      </w:r>
-      <w:r>
-        <w:t xml:space="preserve"> </w:t>
-      </w:r>
-      <w:r>
-        <w:t xml:space="preserve">is a pair</w:t>
-      </w:r>
-      <w:r>
-        <w:t xml:space="preserve"> </w:t>
-      </w:r>
-      <w:r>
-        <w:rPr>
-          <w:rStyle w:val="VerbatimChar"/>
-        </w:rPr>
-        <w:t xml:space="preserve">(i&lt;j)</w:t>
-      </w:r>
-      <w:r>
-        <w:t xml:space="preserve"> </w:t>
-      </w:r>
-      <w:r>
-        <w:t xml:space="preserve">with</w:t>
-      </w:r>
-      <w:r>
-        <w:t xml:space="preserve"> </w:t>
-      </w:r>
-      <w:r>
-        <w:rPr>
-          <w:rStyle w:val="VerbatimChar"/>
-        </w:rPr>
-        <w:t xml:space="preserve">a[i] &gt; a[j]</w:t>
-      </w:r>
-      <w:r>
-        <w:t xml:space="preserve"> </w:t>
-      </w:r>
-      <w:r>
-        <w:t xml:space="preserve">(a measure of</w:t>
-      </w:r>
-      <w:r>
-        <w:t xml:space="preserve"> </w:t>
-      </w:r>
-      <w:r>
-        <w:t xml:space="preserve">“unsortedness”</w:t>
-      </w:r>
-      <w:r>
-        <w:t xml:space="preserve">). Brute force counts them in O(n²); merge sort does it in</w:t>
-      </w:r>
-      <w:r>
-        <w:t xml:space="preserve"> </w:t>
-      </w:r>
-      <w:r>
-        <w:rPr>
-          <w:b/>
-          <w:bCs/>
-        </w:rPr>
-        <w:t xml:space="preserve">O(n log</w:t>
-      </w:r>
-      <w:r>
-        <w:rPr>
-          <w:b/>
-          <w:bCs/>
-        </w:rPr>
-        <w:t xml:space="preserve"> </w:t>
-      </w:r>
-      <w:r>
-        <w:rPr>
-          <w:b/>
-          <w:bCs/>
-        </w:rPr>
-        <w:t xml:space="preserve">n)</w:t>
-      </w:r>
-      <w:r>
-        <w:t xml:space="preserve"> </w:t>
-      </w:r>
-      <w:r>
-        <w:t xml:space="preserve">with one extra line.</w:t>
-      </w:r>
-    </w:p>
-    <w:p>
-      <w:pPr>
-        <w:pStyle w:val="BodyText"/>
-      </w:pPr>
-      <w:r>
-        <w:rPr>
-          <w:b/>
-          <w:bCs/>
-        </w:rPr>
-        <w:t xml:space="preserve">Key insight:</w:t>
-      </w:r>
-      <w:r>
-        <w:t xml:space="preserve"> </w:t>
-      </w:r>
-      <w:r>
-        <w:t xml:space="preserve">during the merge, when you take an element from the</w:t>
-      </w:r>
-      <w:r>
-        <w:t xml:space="preserve"> </w:t>
-      </w:r>
-      <w:r>
-        <w:rPr>
-          <w:b/>
-          <w:bCs/>
-        </w:rPr>
-        <w:t xml:space="preserve">right</w:t>
-      </w:r>
-      <w:r>
-        <w:t xml:space="preserve"> </w:t>
-      </w:r>
-      <w:r>
-        <w:t xml:space="preserve">half (because it’s smaller), it forms an inversion with</w:t>
-      </w:r>
-      <w:r>
-        <w:t xml:space="preserve"> </w:t>
-      </w:r>
-      <w:r>
-        <w:rPr>
-          <w:b/>
-          <w:bCs/>
-        </w:rPr>
-        <w:t xml:space="preserve">every element still</w:t>
-      </w:r>
-      <w:r>
-        <w:rPr>
-          <w:b/>
-          <w:bCs/>
-        </w:rPr>
-        <w:t xml:space="preserve"> </w:t>
-      </w:r>
-      <w:r>
-        <w:rPr>
-          <w:b/>
-          <w:bCs/>
-        </w:rPr>
-        <w:t xml:space="preserve">remaining in the left</w:t>
-      </w:r>
-      <w:r>
-        <w:t xml:space="preserve"> </w:t>
-      </w:r>
-      <w:r>
-        <w:t xml:space="preserve">half — so add</w:t>
-      </w:r>
-      <w:r>
-        <w:t xml:space="preserve"> </w:t>
-      </w:r>
-      <w:r>
-        <w:rPr>
-          <w:rStyle w:val="VerbatimChar"/>
-        </w:rPr>
-        <w:t xml:space="preserve">(remaining left count)</w:t>
-      </w:r>
-      <w:r>
-        <w:t xml:space="preserve">.</w:t>
-      </w:r>
-    </w:p>
-    <w:p>
-      <w:pPr>
-        <w:pStyle w:val="SourceCode"/>
-      </w:pPr>
-      <w:r>
-        <w:rPr>
-          <w:rStyle w:val="VerbatimChar"/>
-        </w:rPr>
-        <w:t xml:space="preserve"># Count inversions (augmented merge)         O(n log n)</w:t>
-      </w:r>
-      <w:r>
-        <w:br/>
-      </w:r>
-      <w:r>
-        <w:rPr>
-          <w:rStyle w:val="VerbatimChar"/>
-        </w:rPr>
-        <w:t xml:space="preserve">during merge of L and R:</w:t>
-      </w:r>
-      <w:r>
-        <w:br/>
-      </w:r>
-      <w:r>
-        <w:rPr>
-          <w:rStyle w:val="VerbatimChar"/>
-        </w:rPr>
-        <w:t xml:space="preserve">    if L[i] &lt;= R[j]: take L[i]; i++</w:t>
-      </w:r>
-      <w:r>
-        <w:br/>
-      </w:r>
-      <w:r>
-        <w:rPr>
-          <w:rStyle w:val="VerbatimChar"/>
-        </w:rPr>
-        <w:t xml:space="preserve">    else: take R[j]; j++; inversions += (len(L) - i)   # R[j] &lt; all remaining L</w:t>
-      </w:r>
-    </w:p>
-    <w:p>
-      <w:pPr>
-        <w:pStyle w:val="FirstParagraph"/>
-      </w:pPr>
-      <w:r>
-        <w:rPr>
-          <w:b/>
-          <w:bCs/>
-        </w:rPr>
-        <w:t xml:space="preserve">Worked example.</w:t>
-      </w:r>
-      <w:r>
-        <w:t xml:space="preserve"> </w:t>
-      </w:r>
-      <w:r>
-        <w:rPr>
-          <w:rStyle w:val="VerbatimChar"/>
-        </w:rPr>
-        <w:t xml:space="preserve">[2,4,1,3,5]</w:t>
-      </w:r>
-      <w:r>
-        <w:t xml:space="preserve"> </w:t>
-      </w:r>
-      <w:r>
-        <w:t xml:space="preserve">→ inversions are</w:t>
-      </w:r>
-      <w:r>
-        <w:t xml:space="preserve"> </w:t>
-      </w:r>
-      <w:r>
-        <w:rPr>
-          <w:rStyle w:val="VerbatimChar"/>
-        </w:rPr>
-        <w:t xml:space="preserve">(2,1),(4,1),(4,3)</w:t>
-      </w:r>
-      <w:r>
-        <w:t xml:space="preserve"> </w:t>
-      </w:r>
-      <w:r>
-        <w:t xml:space="preserve">=</w:t>
-      </w:r>
-      <w:r>
-        <w:t xml:space="preserve"> </w:t>
-      </w:r>
-      <w:r>
-        <w:rPr>
-          <w:b/>
-          <w:bCs/>
-        </w:rPr>
-        <w:t xml:space="preserve">3</w:t>
-      </w:r>
-      <w:r>
-        <w:t xml:space="preserve">.</w:t>
-      </w:r>
-      <w:r>
-        <w:t xml:space="preserve"> </w:t>
-      </w:r>
-      <w:r>
-        <w:t xml:space="preserve">Max inversions =</w:t>
-      </w:r>
-      <w:r>
-        <w:t xml:space="preserve"> </w:t>
-      </w:r>
-      <w:r>
-        <w:rPr>
-          <w:rStyle w:val="VerbatimChar"/>
-        </w:rPr>
-        <w:t xml:space="preserve">n(n−1)/2</w:t>
-      </w:r>
-      <w:r>
-        <w:t xml:space="preserve"> </w:t>
-      </w:r>
-      <w:r>
-        <w:t xml:space="preserve">(reverse-sorted); min = 0 (sorted). (Ties to LC 315</w:t>
-      </w:r>
-      <w:r>
-        <w:t xml:space="preserve"> </w:t>
-      </w:r>
-      <w:r>
-        <w:t xml:space="preserve">Count of Smaller Numbers After Self, LC 493 Reverse Pairs.)</w:t>
-      </w:r>
-    </w:p>
-    <w:bookmarkEnd w:id="21"/>
-    <w:bookmarkStart w:id="22" w:name="mcqs-1"/>
-    <w:p>
-      <w:pPr>
-        <w:pStyle w:val="Heading3"/>
-      </w:pPr>
-      <w:r>
-        <w:t xml:space="preserve">MCQs</w:t>
-      </w:r>
-    </w:p>
-    <w:p>
-      <w:pPr>
-        <w:pStyle w:val="Compact"/>
-        <w:numPr>
-          <w:ilvl w:val="0"/>
-          <w:numId w:val="1005"/>
-        </w:numPr>
-      </w:pPr>
-      <w:r>
-        <w:t xml:space="preserve">Merge sort time/space/stable? →</w:t>
-      </w:r>
-      <w:r>
-        <w:t xml:space="preserve"> </w:t>
-      </w:r>
-      <w:r>
-        <w:rPr>
-          <w:b/>
-          <w:bCs/>
-        </w:rPr>
-        <w:t xml:space="preserve">O(n log n) / O(n) / stable</w:t>
-      </w:r>
-      <w:r>
-        <w:t xml:space="preserve">.</w:t>
-      </w:r>
-    </w:p>
-    <w:p>
-      <w:pPr>
-        <w:pStyle w:val="Compact"/>
-        <w:numPr>
-          <w:ilvl w:val="0"/>
-          <w:numId w:val="1005"/>
-        </w:numPr>
-      </w:pPr>
-      <w:r>
-        <w:t xml:space="preserve">Count inversions efficiently? →</w:t>
-      </w:r>
-      <w:r>
-        <w:t xml:space="preserve"> </w:t>
-      </w:r>
-      <w:r>
-        <w:rPr>
-          <w:b/>
-          <w:bCs/>
-        </w:rPr>
-        <w:t xml:space="preserve">merge sort, O(n log n)</w:t>
-      </w:r>
-      <w:r>
-        <w:t xml:space="preserve">.</w:t>
-      </w:r>
-    </w:p>
-    <w:p>
-      <w:pPr>
-        <w:pStyle w:val="Compact"/>
-        <w:numPr>
-          <w:ilvl w:val="0"/>
-          <w:numId w:val="1005"/>
-        </w:numPr>
-      </w:pPr>
-      <w:r>
-        <w:t xml:space="preserve">Max inversions in an array of n? →</w:t>
-      </w:r>
-      <w:r>
-        <w:t xml:space="preserve"> </w:t>
-      </w:r>
-      <w:r>
-        <w:rPr>
-          <w:b/>
-          <w:bCs/>
-        </w:rPr>
-        <w:t xml:space="preserve">n(n−1)/2</w:t>
-      </w:r>
-      <w:r>
-        <w:t xml:space="preserve"> </w:t>
-      </w:r>
-      <w:r>
-        <w:t xml:space="preserve">(reverse-sorted).</w:t>
-      </w:r>
-    </w:p>
-    <w:bookmarkEnd w:id="22"/>
-    <w:bookmarkStart w:id="23" w:name="problems"/>
-    <w:p>
-      <w:pPr>
-        <w:pStyle w:val="Heading3"/>
-      </w:pPr>
-      <w:r>
-        <w:t xml:space="preserve">Problems</w:t>
       </w:r>
     </w:p>
     <w:p>
@@ -2170,6 +2355,506 @@
         </w:numPr>
       </w:pPr>
       <w:r>
+        <w:rPr>
+          <w:b/>
+          <w:bCs/>
+        </w:rPr>
+        <w:t xml:space="preserve">Comparison count:</w:t>
+      </w:r>
+      <w:r>
+        <w:t xml:space="preserve"> </w:t>
+      </w:r>
+      <w:r>
+        <w:t xml:space="preserve">merging runs of size</w:t>
+      </w:r>
+      <w:r>
+        <w:t xml:space="preserve"> </w:t>
+      </w:r>
+      <w:r>
+        <w:rPr>
+          <w:rStyle w:val="VerbatimChar"/>
+        </w:rPr>
+        <w:t xml:space="preserve">m, n</w:t>
+      </w:r>
+      <w:r>
+        <w:t xml:space="preserve"> </w:t>
+      </w:r>
+      <w:r>
+        <w:t xml:space="preserve">takes between</w:t>
+      </w:r>
+      <w:r>
+        <w:t xml:space="preserve"> </w:t>
+      </w:r>
+      <w:r>
+        <w:rPr>
+          <w:rStyle w:val="VerbatimChar"/>
+        </w:rPr>
+        <w:t xml:space="preserve">min(m,n)</w:t>
+      </w:r>
+      <w:r>
+        <w:t xml:space="preserve"> </w:t>
+      </w:r>
+      <w:r>
+        <w:t xml:space="preserve">and</w:t>
+      </w:r>
+      <w:r>
+        <w:t xml:space="preserve"> </w:t>
+      </w:r>
+      <w:r>
+        <w:rPr>
+          <w:rStyle w:val="VerbatimChar"/>
+        </w:rPr>
+        <w:t xml:space="preserve">m+n−1</w:t>
+      </w:r>
+      <w:r>
+        <w:t xml:space="preserve"> </w:t>
+      </w:r>
+      <w:r>
+        <w:t xml:space="preserve">comparisons (e.g. merging</w:t>
+      </w:r>
+      <w:r>
+        <w:t xml:space="preserve"> </w:t>
+      </w:r>
+      <w:r>
+        <w:rPr>
+          <w:rStyle w:val="VerbatimChar"/>
+        </w:rPr>
+        <w:t xml:space="preserve">[1,3,5]</w:t>
+      </w:r>
+      <w:r>
+        <w:t xml:space="preserve"> </w:t>
+      </w:r>
+      <w:r>
+        <w:t xml:space="preserve">&amp;</w:t>
+      </w:r>
+      <w:r>
+        <w:t xml:space="preserve"> </w:t>
+      </w:r>
+      <w:r>
+        <w:rPr>
+          <w:rStyle w:val="VerbatimChar"/>
+        </w:rPr>
+        <w:t xml:space="preserve">[2,4,6]</w:t>
+      </w:r>
+      <w:r>
+        <w:t xml:space="preserve"> </w:t>
+      </w:r>
+      <w:r>
+        <w:t xml:space="preserve">= 5 comparisons). Total</w:t>
+      </w:r>
+      <w:r>
+        <w:t xml:space="preserve"> </w:t>
+      </w:r>
+      <w:r>
+        <w:t xml:space="preserve">is Θ(n log n).</w:t>
+      </w:r>
+    </w:p>
+    <w:bookmarkEnd w:id="21"/>
+    <w:bookmarkStart w:id="22" w:name="X7aa2dc117e6434f73f8464a39cc20eddc7e7d2a"/>
+    <w:p>
+      <w:pPr>
+        <w:pStyle w:val="Heading3"/>
+      </w:pPr>
+      <w:r>
+        <w:t xml:space="preserve">Counting inversions in O(n log n) (GATE + FAANG)</w:t>
+      </w:r>
+    </w:p>
+    <w:p>
+      <w:pPr>
+        <w:pStyle w:val="FirstParagraph"/>
+      </w:pPr>
+      <w:r>
+        <w:t xml:space="preserve">An</w:t>
+      </w:r>
+      <w:r>
+        <w:t xml:space="preserve"> </w:t>
+      </w:r>
+      <w:r>
+        <w:rPr>
+          <w:b/>
+          <w:bCs/>
+        </w:rPr>
+        <w:t xml:space="preserve">inversion</w:t>
+      </w:r>
+      <w:r>
+        <w:t xml:space="preserve"> </w:t>
+      </w:r>
+      <w:r>
+        <w:t xml:space="preserve">is a pair</w:t>
+      </w:r>
+      <w:r>
+        <w:t xml:space="preserve"> </w:t>
+      </w:r>
+      <w:r>
+        <w:rPr>
+          <w:rStyle w:val="VerbatimChar"/>
+        </w:rPr>
+        <w:t xml:space="preserve">(i&lt;j)</w:t>
+      </w:r>
+      <w:r>
+        <w:t xml:space="preserve"> </w:t>
+      </w:r>
+      <w:r>
+        <w:t xml:space="preserve">with</w:t>
+      </w:r>
+      <w:r>
+        <w:t xml:space="preserve"> </w:t>
+      </w:r>
+      <w:r>
+        <w:rPr>
+          <w:rStyle w:val="VerbatimChar"/>
+        </w:rPr>
+        <w:t xml:space="preserve">a[i] &gt; a[j]</w:t>
+      </w:r>
+      <w:r>
+        <w:t xml:space="preserve"> </w:t>
+      </w:r>
+      <w:r>
+        <w:t xml:space="preserve">(a measure of</w:t>
+      </w:r>
+      <w:r>
+        <w:t xml:space="preserve"> </w:t>
+      </w:r>
+      <w:r>
+        <w:t xml:space="preserve">“unsortedness”</w:t>
+      </w:r>
+      <w:r>
+        <w:t xml:space="preserve">). Brute force counts them in O(n²); merge sort does it in</w:t>
+      </w:r>
+      <w:r>
+        <w:t xml:space="preserve"> </w:t>
+      </w:r>
+      <w:r>
+        <w:rPr>
+          <w:b/>
+          <w:bCs/>
+        </w:rPr>
+        <w:t xml:space="preserve">O(n log</w:t>
+      </w:r>
+      <w:r>
+        <w:rPr>
+          <w:b/>
+          <w:bCs/>
+        </w:rPr>
+        <w:t xml:space="preserve"> </w:t>
+      </w:r>
+      <w:r>
+        <w:rPr>
+          <w:b/>
+          <w:bCs/>
+        </w:rPr>
+        <w:t xml:space="preserve">n)</w:t>
+      </w:r>
+      <w:r>
+        <w:t xml:space="preserve"> </w:t>
+      </w:r>
+      <w:r>
+        <w:t xml:space="preserve">with one extra line.</w:t>
+      </w:r>
+    </w:p>
+    <w:p>
+      <w:pPr>
+        <w:pStyle w:val="BodyText"/>
+      </w:pPr>
+      <w:r>
+        <w:rPr>
+          <w:b/>
+          <w:bCs/>
+        </w:rPr>
+        <w:t xml:space="preserve">Key insight:</w:t>
+      </w:r>
+      <w:r>
+        <w:t xml:space="preserve"> </w:t>
+      </w:r>
+      <w:r>
+        <w:t xml:space="preserve">during the merge, when you take an element from the</w:t>
+      </w:r>
+      <w:r>
+        <w:t xml:space="preserve"> </w:t>
+      </w:r>
+      <w:r>
+        <w:rPr>
+          <w:b/>
+          <w:bCs/>
+        </w:rPr>
+        <w:t xml:space="preserve">right</w:t>
+      </w:r>
+      <w:r>
+        <w:t xml:space="preserve"> </w:t>
+      </w:r>
+      <w:r>
+        <w:t xml:space="preserve">half (because it’s smaller), it forms an inversion with</w:t>
+      </w:r>
+      <w:r>
+        <w:t xml:space="preserve"> </w:t>
+      </w:r>
+      <w:r>
+        <w:rPr>
+          <w:b/>
+          <w:bCs/>
+        </w:rPr>
+        <w:t xml:space="preserve">every element still</w:t>
+      </w:r>
+      <w:r>
+        <w:rPr>
+          <w:b/>
+          <w:bCs/>
+        </w:rPr>
+        <w:t xml:space="preserve"> </w:t>
+      </w:r>
+      <w:r>
+        <w:rPr>
+          <w:b/>
+          <w:bCs/>
+        </w:rPr>
+        <w:t xml:space="preserve">remaining in the left</w:t>
+      </w:r>
+      <w:r>
+        <w:t xml:space="preserve"> </w:t>
+      </w:r>
+      <w:r>
+        <w:t xml:space="preserve">half — so add</w:t>
+      </w:r>
+      <w:r>
+        <w:t xml:space="preserve"> </w:t>
+      </w:r>
+      <w:r>
+        <w:rPr>
+          <w:rStyle w:val="VerbatimChar"/>
+        </w:rPr>
+        <w:t xml:space="preserve">(remaining left count)</w:t>
+      </w:r>
+      <w:r>
+        <w:t xml:space="preserve">.</w:t>
+      </w:r>
+    </w:p>
+    <w:p>
+      <w:pPr>
+        <w:pStyle w:val="SourceCode"/>
+      </w:pPr>
+      <w:r>
+        <w:rPr>
+          <w:rStyle w:val="VerbatimChar"/>
+        </w:rPr>
+        <w:t xml:space="preserve"># Count inversions (augmented merge)         O(n log n)</w:t>
+      </w:r>
+      <w:r>
+        <w:br/>
+      </w:r>
+      <w:r>
+        <w:rPr>
+          <w:rStyle w:val="VerbatimChar"/>
+        </w:rPr>
+        <w:t xml:space="preserve">during merge of L and R:</w:t>
+      </w:r>
+      <w:r>
+        <w:br/>
+      </w:r>
+      <w:r>
+        <w:rPr>
+          <w:rStyle w:val="VerbatimChar"/>
+        </w:rPr>
+        <w:t xml:space="preserve">    if L[i] &lt;= R[j]: take L[i]; i++</w:t>
+      </w:r>
+      <w:r>
+        <w:br/>
+      </w:r>
+      <w:r>
+        <w:rPr>
+          <w:rStyle w:val="VerbatimChar"/>
+        </w:rPr>
+        <w:t xml:space="preserve">    else: take R[j]; j++; inversions += (len(L) - i)   # R[j] &lt; all remaining L</w:t>
+      </w:r>
+    </w:p>
+    <w:p>
+      <w:pPr>
+        <w:pStyle w:val="FirstParagraph"/>
+      </w:pPr>
+      <w:r>
+        <w:rPr>
+          <w:b/>
+          <w:bCs/>
+        </w:rPr>
+        <w:t xml:space="preserve">Worked example.</w:t>
+      </w:r>
+      <w:r>
+        <w:t xml:space="preserve"> </w:t>
+      </w:r>
+      <w:r>
+        <w:rPr>
+          <w:rStyle w:val="VerbatimChar"/>
+        </w:rPr>
+        <w:t xml:space="preserve">[2,4,1,3,5]</w:t>
+      </w:r>
+      <w:r>
+        <w:t xml:space="preserve"> </w:t>
+      </w:r>
+      <w:r>
+        <w:t xml:space="preserve">→ inversions are</w:t>
+      </w:r>
+      <w:r>
+        <w:t xml:space="preserve"> </w:t>
+      </w:r>
+      <w:r>
+        <w:rPr>
+          <w:rStyle w:val="VerbatimChar"/>
+        </w:rPr>
+        <w:t xml:space="preserve">(2,1),(4,1),(4,3)</w:t>
+      </w:r>
+      <w:r>
+        <w:t xml:space="preserve"> </w:t>
+      </w:r>
+      <w:r>
+        <w:t xml:space="preserve">=</w:t>
+      </w:r>
+      <w:r>
+        <w:t xml:space="preserve"> </w:t>
+      </w:r>
+      <w:r>
+        <w:rPr>
+          <w:b/>
+          <w:bCs/>
+        </w:rPr>
+        <w:t xml:space="preserve">3</w:t>
+      </w:r>
+      <w:r>
+        <w:t xml:space="preserve">.</w:t>
+      </w:r>
+      <w:r>
+        <w:t xml:space="preserve"> </w:t>
+      </w:r>
+      <w:r>
+        <w:t xml:space="preserve">Max inversions =</w:t>
+      </w:r>
+      <w:r>
+        <w:t xml:space="preserve"> </w:t>
+      </w:r>
+      <w:r>
+        <w:rPr>
+          <w:rStyle w:val="VerbatimChar"/>
+        </w:rPr>
+        <w:t xml:space="preserve">n(n−1)/2</w:t>
+      </w:r>
+      <w:r>
+        <w:t xml:space="preserve"> </w:t>
+      </w:r>
+      <w:r>
+        <w:t xml:space="preserve">(reverse-sorted); min = 0 (sorted). (Ties to LC 315</w:t>
+      </w:r>
+      <w:r>
+        <w:t xml:space="preserve"> </w:t>
+      </w:r>
+      <w:r>
+        <w:t xml:space="preserve">Count of Smaller Numbers After Self, LC 493 Reverse Pairs.)</w:t>
+      </w:r>
+    </w:p>
+    <w:bookmarkEnd w:id="22"/>
+    <w:bookmarkStart w:id="23" w:name="mcqs-1"/>
+    <w:p>
+      <w:pPr>
+        <w:pStyle w:val="Heading3"/>
+      </w:pPr>
+      <w:r>
+        <w:t xml:space="preserve">MCQs</w:t>
+      </w:r>
+    </w:p>
+    <w:p>
+      <w:pPr>
+        <w:pStyle w:val="Compact"/>
+        <w:numPr>
+          <w:ilvl w:val="0"/>
+          <w:numId w:val="1007"/>
+        </w:numPr>
+      </w:pPr>
+      <w:r>
+        <w:t xml:space="preserve">Merge sort time/space/stable? →</w:t>
+      </w:r>
+      <w:r>
+        <w:t xml:space="preserve"> </w:t>
+      </w:r>
+      <w:r>
+        <w:rPr>
+          <w:b/>
+          <w:bCs/>
+        </w:rPr>
+        <w:t xml:space="preserve">O(n log n) / O(n) / stable</w:t>
+      </w:r>
+      <w:r>
+        <w:t xml:space="preserve">.</w:t>
+      </w:r>
+    </w:p>
+    <w:p>
+      <w:pPr>
+        <w:pStyle w:val="Compact"/>
+        <w:numPr>
+          <w:ilvl w:val="0"/>
+          <w:numId w:val="1007"/>
+        </w:numPr>
+      </w:pPr>
+      <w:r>
+        <w:t xml:space="preserve">Count inversions efficiently? →</w:t>
+      </w:r>
+      <w:r>
+        <w:t xml:space="preserve"> </w:t>
+      </w:r>
+      <w:r>
+        <w:rPr>
+          <w:b/>
+          <w:bCs/>
+        </w:rPr>
+        <w:t xml:space="preserve">merge sort, O(n log n)</w:t>
+      </w:r>
+      <w:r>
+        <w:t xml:space="preserve">.</w:t>
+      </w:r>
+    </w:p>
+    <w:p>
+      <w:pPr>
+        <w:pStyle w:val="Compact"/>
+        <w:numPr>
+          <w:ilvl w:val="0"/>
+          <w:numId w:val="1007"/>
+        </w:numPr>
+      </w:pPr>
+      <w:r>
+        <w:t xml:space="preserve">Max inversions in an array of n? →</w:t>
+      </w:r>
+      <w:r>
+        <w:t xml:space="preserve"> </w:t>
+      </w:r>
+      <w:r>
+        <w:rPr>
+          <w:b/>
+          <w:bCs/>
+        </w:rPr>
+        <w:t xml:space="preserve">n(n−1)/2</w:t>
+      </w:r>
+      <w:r>
+        <w:t xml:space="preserve"> </w:t>
+      </w:r>
+      <w:r>
+        <w:t xml:space="preserve">(reverse-sorted).</w:t>
+      </w:r>
+    </w:p>
+    <w:bookmarkEnd w:id="23"/>
+    <w:bookmarkStart w:id="24" w:name="problems"/>
+    <w:p>
+      <w:pPr>
+        <w:pStyle w:val="Heading3"/>
+      </w:pPr>
+      <w:r>
+        <w:t xml:space="preserve">Problems</w:t>
+      </w:r>
+    </w:p>
+    <w:p>
+      <w:pPr>
+        <w:pStyle w:val="Compact"/>
+        <w:numPr>
+          <w:ilvl w:val="0"/>
+          <w:numId w:val="1008"/>
+        </w:numPr>
+      </w:pPr>
+      <w:r>
         <w:t xml:space="preserve">Sort an Array (912); Sort List (148); Count of Smaller Numbers After Self (315);</w:t>
       </w:r>
       <w:r>
@@ -2186,9 +2871,9 @@
         </w:pict>
       </w:r>
     </w:p>
-    <w:bookmarkEnd w:id="23"/>
     <w:bookmarkEnd w:id="24"/>
-    <w:bookmarkStart w:id="34" w:name="quicksort-quickselect-selection"/>
+    <w:bookmarkEnd w:id="25"/>
+    <w:bookmarkStart w:id="35" w:name="quicksort-quickselect-selection"/>
     <w:p>
       <w:pPr>
         <w:pStyle w:val="Heading2"/>
@@ -2197,7 +2882,7 @@
         <w:t xml:space="preserve">12.3 Quicksort, Quickselect &amp; Selection</w:t>
       </w:r>
     </w:p>
-    <w:bookmarkStart w:id="28" w:name="quicksort"/>
+    <w:bookmarkStart w:id="29" w:name="quicksort"/>
     <w:p>
       <w:pPr>
         <w:pStyle w:val="Heading3"/>
@@ -2258,18 +2943,18 @@
           <wp:inline>
             <wp:extent cx="5334000" cy="2667000"/>
             <wp:effectExtent b="0" l="0" r="0" t="0"/>
-            <wp:docPr descr="Quicksort: choose a pivot, partition around it, then recurse on the two sides." title="" id="26" name="Picture"/>
+            <wp:docPr descr="Quicksort: choose a pivot, partition around it, then recurse on the two sides." title="" id="27" name="Picture"/>
             <a:graphic>
               <a:graphicData uri="http://schemas.openxmlformats.org/drawingml/2006/picture">
                 <pic:pic>
                   <pic:nvPicPr>
-                    <pic:cNvPr descr="images/96_quicksort.png" id="27" name="Picture"/>
+                    <pic:cNvPr descr="images/96_quicksort.png" id="28" name="Picture"/>
                     <pic:cNvPicPr>
                       <a:picLocks noChangeArrowheads="1" noChangeAspect="1"/>
                     </pic:cNvPicPr>
                   </pic:nvPicPr>
                   <pic:blipFill>
-                    <a:blip r:embed="rId25"/>
+                    <a:blip r:embed="rId26"/>
                     <a:stretch>
                       <a:fillRect/>
                     </a:stretch>
@@ -2365,7 +3050,7 @@
         <w:pStyle w:val="Compact"/>
         <w:numPr>
           <w:ilvl w:val="0"/>
-          <w:numId w:val="1007"/>
+          <w:numId w:val="1009"/>
         </w:numPr>
       </w:pPr>
       <w:r>
@@ -2440,7 +3125,7 @@
         <w:pStyle w:val="Compact"/>
         <w:numPr>
           <w:ilvl w:val="0"/>
-          <w:numId w:val="1007"/>
+          <w:numId w:val="1009"/>
         </w:numPr>
       </w:pPr>
       <w:r>
@@ -2484,7 +3169,7 @@
         <w:pStyle w:val="Compact"/>
         <w:numPr>
           <w:ilvl w:val="0"/>
-          <w:numId w:val="1007"/>
+          <w:numId w:val="1009"/>
         </w:numPr>
       </w:pPr>
       <w:r>
@@ -2540,7 +3225,7 @@
         <w:pStyle w:val="Compact"/>
         <w:numPr>
           <w:ilvl w:val="0"/>
-          <w:numId w:val="1008"/>
+          <w:numId w:val="1010"/>
         </w:numPr>
       </w:pPr>
       <w:r>
@@ -2608,7 +3293,7 @@
         <w:pStyle w:val="Compact"/>
         <w:numPr>
           <w:ilvl w:val="0"/>
-          <w:numId w:val="1008"/>
+          <w:numId w:val="1010"/>
         </w:numPr>
       </w:pPr>
       <w:r>
@@ -2672,8 +3357,8 @@
         <w:t xml:space="preserve">.</w:t>
       </w:r>
     </w:p>
-    <w:bookmarkEnd w:id="28"/>
-    <w:bookmarkStart w:id="29" w:name="X17a1532676a8d56eab5f56d629e80947308742b"/>
+    <w:bookmarkEnd w:id="29"/>
+    <w:bookmarkStart w:id="30" w:name="X17a1532676a8d56eab5f56d629e80947308742b"/>
     <w:p>
       <w:pPr>
         <w:pStyle w:val="Heading3"/>
@@ -3019,8 +3704,8 @@
         <w:t xml:space="preserve">(Module 2, LC 75).</w:t>
       </w:r>
     </w:p>
-    <w:bookmarkEnd w:id="29"/>
-    <w:bookmarkStart w:id="30" w:name="quickselect-k-th-smallest-in-on-average"/>
+    <w:bookmarkEnd w:id="30"/>
+    <w:bookmarkStart w:id="31" w:name="quickselect-k-th-smallest-in-on-average"/>
     <w:p>
       <w:pPr>
         <w:pStyle w:val="Heading3"/>
@@ -3100,8 +3785,8 @@
         <w:t xml:space="preserve">    else: recurse right</w:t>
       </w:r>
     </w:p>
-    <w:bookmarkEnd w:id="30"/>
-    <w:bookmarkStart w:id="31" w:name="Xc6acd3b07de1a8f78eb5be90187597ec07ed1ac"/>
+    <w:bookmarkEnd w:id="31"/>
+    <w:bookmarkStart w:id="32" w:name="Xc6acd3b07de1a8f78eb5be90187597ec07ed1ac"/>
     <w:p>
       <w:pPr>
         <w:pStyle w:val="Heading3"/>
@@ -3303,8 +3988,8 @@
         </w:tc>
       </w:tr>
     </w:tbl>
-    <w:bookmarkEnd w:id="31"/>
-    <w:bookmarkStart w:id="32" w:name="Xca883405d0d7753dc3d05065444df3d9e2b3752"/>
+    <w:bookmarkEnd w:id="32"/>
+    <w:bookmarkStart w:id="33" w:name="Xca883405d0d7753dc3d05065444df3d9e2b3752"/>
     <w:p>
       <w:pPr>
         <w:pStyle w:val="Heading3"/>
@@ -3415,8 +4100,8 @@
         <w:t xml:space="preserve">randomised quickselect is preferred in practice.</w:t>
       </w:r>
     </w:p>
-    <w:bookmarkEnd w:id="32"/>
-    <w:bookmarkStart w:id="33" w:name="mcqs-2"/>
+    <w:bookmarkEnd w:id="33"/>
+    <w:bookmarkStart w:id="34" w:name="mcqs-2"/>
     <w:p>
       <w:pPr>
         <w:pStyle w:val="Heading3"/>
@@ -3430,7 +4115,7 @@
         <w:pStyle w:val="Compact"/>
         <w:numPr>
           <w:ilvl w:val="0"/>
-          <w:numId w:val="1009"/>
+          <w:numId w:val="1011"/>
         </w:numPr>
       </w:pPr>
       <w:r>
@@ -3458,7 +4143,7 @@
         <w:pStyle w:val="Compact"/>
         <w:numPr>
           <w:ilvl w:val="0"/>
-          <w:numId w:val="1009"/>
+          <w:numId w:val="1011"/>
         </w:numPr>
       </w:pPr>
       <w:r>
@@ -3486,7 +4171,7 @@
         <w:pStyle w:val="Compact"/>
         <w:numPr>
           <w:ilvl w:val="0"/>
-          <w:numId w:val="1009"/>
+          <w:numId w:val="1011"/>
         </w:numPr>
       </w:pPr>
       <w:r>
@@ -3511,7 +4196,7 @@
         <w:pStyle w:val="Compact"/>
         <w:numPr>
           <w:ilvl w:val="0"/>
-          <w:numId w:val="1009"/>
+          <w:numId w:val="1011"/>
         </w:numPr>
       </w:pPr>
       <w:r>
@@ -3549,9 +4234,9 @@
         </w:pict>
       </w:r>
     </w:p>
-    <w:bookmarkEnd w:id="33"/>
     <w:bookmarkEnd w:id="34"/>
-    <w:bookmarkStart w:id="44" w:name="X9d14a4c64986c4bc9207b908309b4061cb55062"/>
+    <w:bookmarkEnd w:id="35"/>
+    <w:bookmarkStart w:id="45" w:name="X9d14a4c64986c4bc9207b908309b4061cb55062"/>
     <w:p>
       <w:pPr>
         <w:pStyle w:val="Heading2"/>
@@ -3560,7 +4245,7 @@
         <w:t xml:space="preserve">12.4 Binary Search — ONE template to rule them all</w:t>
       </w:r>
     </w:p>
-    <w:bookmarkStart w:id="38" w:name="the-core"/>
+    <w:bookmarkStart w:id="39" w:name="the-core"/>
     <w:p>
       <w:pPr>
         <w:pStyle w:val="Heading3"/>
@@ -3618,18 +4303,18 @@
           <wp:inline>
             <wp:extent cx="5334000" cy="2438072"/>
             <wp:effectExtent b="0" l="0" r="0" t="0"/>
-            <wp:docPr descr="Binary search: lo/mid/hi narrow the range by half each step; O(log n)." title="" id="36" name="Picture"/>
+            <wp:docPr descr="Binary search: lo/mid/hi narrow the range by half each step; O(log n)." title="" id="37" name="Picture"/>
             <a:graphic>
               <a:graphicData uri="http://schemas.openxmlformats.org/drawingml/2006/picture">
                 <pic:pic>
                   <pic:nvPicPr>
-                    <pic:cNvPr descr="images/97_binary_search.png" id="37" name="Picture"/>
+                    <pic:cNvPr descr="images/97_binary_search.png" id="38" name="Picture"/>
                     <pic:cNvPicPr>
                       <a:picLocks noChangeArrowheads="1" noChangeAspect="1"/>
                     </pic:cNvPicPr>
                   </pic:nvPicPr>
                   <pic:blipFill>
-                    <a:blip r:embed="rId35"/>
+                    <a:blip r:embed="rId36"/>
                     <a:stretch>
                       <a:fillRect/>
                     </a:stretch>
@@ -3767,8 +4452,8 @@
         <w:t xml:space="preserve">below) and derive every variant from it.</w:t>
       </w:r>
     </w:p>
-    <w:bookmarkEnd w:id="38"/>
-    <w:bookmarkStart w:id="39" w:name="Xadaae2dc0e811ee8d808138f3fbf41801abaa51"/>
+    <w:bookmarkEnd w:id="39"/>
+    <w:bookmarkStart w:id="40" w:name="Xadaae2dc0e811ee8d808138f3fbf41801abaa51"/>
     <w:p>
       <w:pPr>
         <w:pStyle w:val="Heading3"/>
@@ -3893,621 +4578,6 @@
       </w:r>
       <w:r>
         <w:t xml:space="preserve">style:</w:t>
-      </w:r>
-    </w:p>
-    <w:p>
-      <w:pPr>
-        <w:pStyle w:val="Compact"/>
-        <w:numPr>
-          <w:ilvl w:val="0"/>
-          <w:numId w:val="1010"/>
-        </w:numPr>
-      </w:pPr>
-      <w:r>
-        <w:rPr>
-          <w:b/>
-          <w:bCs/>
-        </w:rPr>
-        <w:t xml:space="preserve">upper_bound</w:t>
-      </w:r>
-      <w:r>
-        <w:t xml:space="preserve"> </w:t>
-      </w:r>
-      <w:r>
-        <w:t xml:space="preserve">(first</w:t>
-      </w:r>
-      <w:r>
-        <w:t xml:space="preserve"> </w:t>
-      </w:r>
-      <w:r>
-        <w:rPr>
-          <w:rStyle w:val="VerbatimChar"/>
-        </w:rPr>
-        <w:t xml:space="preserve">i</w:t>
-      </w:r>
-      <w:r>
-        <w:t xml:space="preserve"> </w:t>
-      </w:r>
-      <w:r>
-        <w:t xml:space="preserve">with</w:t>
-      </w:r>
-      <w:r>
-        <w:t xml:space="preserve"> </w:t>
-      </w:r>
-      <w:r>
-        <w:rPr>
-          <w:rStyle w:val="VerbatimChar"/>
-        </w:rPr>
-        <w:t xml:space="preserve">a[i] &gt; target</w:t>
-      </w:r>
-      <w:r>
-        <w:t xml:space="preserve">): change</w:t>
-      </w:r>
-      <w:r>
-        <w:t xml:space="preserve"> </w:t>
-      </w:r>
-      <w:r>
-        <w:rPr>
-          <w:rStyle w:val="VerbatimChar"/>
-        </w:rPr>
-        <w:t xml:space="preserve">&lt;</w:t>
-      </w:r>
-      <w:r>
-        <w:t xml:space="preserve"> </w:t>
-      </w:r>
-      <w:r>
-        <w:t xml:space="preserve">to</w:t>
-      </w:r>
-      <w:r>
-        <w:t xml:space="preserve"> </w:t>
-      </w:r>
-      <w:r>
-        <w:rPr>
-          <w:rStyle w:val="VerbatimChar"/>
-        </w:rPr>
-        <w:t xml:space="preserve">&lt;=</w:t>
-      </w:r>
-      <w:r>
-        <w:t xml:space="preserve">.</w:t>
-      </w:r>
-    </w:p>
-    <w:p>
-      <w:pPr>
-        <w:pStyle w:val="Compact"/>
-        <w:numPr>
-          <w:ilvl w:val="0"/>
-          <w:numId w:val="1010"/>
-        </w:numPr>
-      </w:pPr>
-      <w:r>
-        <w:rPr>
-          <w:b/>
-          <w:bCs/>
-        </w:rPr>
-        <w:t xml:space="preserve">first occurrence</w:t>
-      </w:r>
-      <w:r>
-        <w:t xml:space="preserve"> </w:t>
-      </w:r>
-      <w:r>
-        <w:t xml:space="preserve">=</w:t>
-      </w:r>
-      <w:r>
-        <w:t xml:space="preserve"> </w:t>
-      </w:r>
-      <w:r>
-        <w:rPr>
-          <w:rStyle w:val="VerbatimChar"/>
-        </w:rPr>
-        <w:t xml:space="preserve">lower_bound</w:t>
-      </w:r>
-      <w:r>
-        <w:t xml:space="preserve">;</w:t>
-      </w:r>
-      <w:r>
-        <w:t xml:space="preserve"> </w:t>
-      </w:r>
-      <w:r>
-        <w:rPr>
-          <w:b/>
-          <w:bCs/>
-        </w:rPr>
-        <w:t xml:space="preserve">last occurrence</w:t>
-      </w:r>
-      <w:r>
-        <w:t xml:space="preserve"> </w:t>
-      </w:r>
-      <w:r>
-        <w:t xml:space="preserve">=</w:t>
-      </w:r>
-      <w:r>
-        <w:t xml:space="preserve"> </w:t>
-      </w:r>
-      <w:r>
-        <w:rPr>
-          <w:rStyle w:val="VerbatimChar"/>
-        </w:rPr>
-        <w:t xml:space="preserve">upper_bound − 1</w:t>
-      </w:r>
-      <w:r>
-        <w:t xml:space="preserve">.</w:t>
-      </w:r>
-    </w:p>
-    <w:p>
-      <w:pPr>
-        <w:pStyle w:val="Compact"/>
-        <w:numPr>
-          <w:ilvl w:val="0"/>
-          <w:numId w:val="1010"/>
-        </w:numPr>
-      </w:pPr>
-      <w:r>
-        <w:rPr>
-          <w:b/>
-          <w:bCs/>
-        </w:rPr>
-        <w:t xml:space="preserve">count of target</w:t>
-      </w:r>
-      <w:r>
-        <w:t xml:space="preserve"> </w:t>
-      </w:r>
-      <w:r>
-        <w:t xml:space="preserve">=</w:t>
-      </w:r>
-      <w:r>
-        <w:t xml:space="preserve"> </w:t>
-      </w:r>
-      <w:r>
-        <w:rPr>
-          <w:rStyle w:val="VerbatimChar"/>
-        </w:rPr>
-        <w:t xml:space="preserve">upper_bound − lower_bound</w:t>
-      </w:r>
-      <w:r>
-        <w:t xml:space="preserve">.</w:t>
-      </w:r>
-    </w:p>
-    <w:p>
-      <w:pPr>
-        <w:pStyle w:val="FirstParagraph"/>
-      </w:pPr>
-      <w:r>
-        <w:t xml:space="preserve">The</w:t>
-      </w:r>
-      <w:r>
-        <w:t xml:space="preserve"> </w:t>
-      </w:r>
-      <w:r>
-        <w:rPr>
-          <w:b/>
-          <w:bCs/>
-        </w:rPr>
-        <w:t xml:space="preserve">exact-match</w:t>
-      </w:r>
-      <w:r>
-        <w:t xml:space="preserve"> </w:t>
-      </w:r>
-      <w:r>
-        <w:t xml:space="preserve">template (</w:t>
-      </w:r>
-      <w:r>
-        <w:rPr>
-          <w:rStyle w:val="VerbatimChar"/>
-        </w:rPr>
-        <w:t xml:space="preserve">lo &lt;= hi</w:t>
-      </w:r>
-      <w:r>
-        <w:t xml:space="preserve">,</w:t>
-      </w:r>
-      <w:r>
-        <w:t xml:space="preserve"> </w:t>
-      </w:r>
-      <w:r>
-        <w:rPr>
-          <w:rStyle w:val="VerbatimChar"/>
-        </w:rPr>
-        <w:t xml:space="preserve">return mid</w:t>
-      </w:r>
-      <w:r>
-        <w:t xml:space="preserve">) is fine for</w:t>
-      </w:r>
-      <w:r>
-        <w:t xml:space="preserve"> </w:t>
-      </w:r>
-      <w:r>
-        <w:t xml:space="preserve">“does it</w:t>
-      </w:r>
-      <w:r>
-        <w:t xml:space="preserve"> </w:t>
-      </w:r>
-      <w:r>
-        <w:t xml:space="preserve">exist?”</w:t>
-      </w:r>
-      <w:r>
-        <w:t xml:space="preserve">, but for</w:t>
-      </w:r>
-      <w:r>
-        <w:t xml:space="preserve"> </w:t>
-      </w:r>
-      <w:r>
-        <w:rPr>
-          <w:i/>
-          <w:iCs/>
-        </w:rPr>
-        <w:t xml:space="preserve">boundaries/duplicates</w:t>
-      </w:r>
-      <w:r>
-        <w:t xml:space="preserve">, always use the half-open one above so</w:t>
-      </w:r>
-      <w:r>
-        <w:t xml:space="preserve"> </w:t>
-      </w:r>
-      <w:r>
-        <w:t xml:space="preserve">you never fight off-by-one again.</w:t>
-      </w:r>
-    </w:p>
-    <w:bookmarkEnd w:id="39"/>
-    <w:bookmarkStart w:id="40" w:name="comparison-count-gate"/>
-    <w:p>
-      <w:pPr>
-        <w:pStyle w:val="Heading3"/>
-      </w:pPr>
-      <w:r>
-        <w:t xml:space="preserve">Comparison count (GATE)</w:t>
-      </w:r>
-    </w:p>
-    <w:p>
-      <w:pPr>
-        <w:pStyle w:val="FirstParagraph"/>
-      </w:pPr>
-      <w:r>
-        <w:t xml:space="preserve">Worst-case comparisons =</w:t>
-      </w:r>
-      <w:r>
-        <w:t xml:space="preserve"> </w:t>
-      </w:r>
-      <w:r>
-        <w:rPr>
-          <w:rStyle w:val="VerbatimChar"/>
-        </w:rPr>
-        <w:t xml:space="preserve">⌊log₂ n⌋ + 1</w:t>
-      </w:r>
-      <w:r>
-        <w:t xml:space="preserve"> </w:t>
-      </w:r>
-      <w:r>
-        <w:t xml:space="preserve">(=</w:t>
-      </w:r>
-      <w:r>
-        <w:t xml:space="preserve"> </w:t>
-      </w:r>
-      <w:r>
-        <w:rPr>
-          <w:rStyle w:val="VerbatimChar"/>
-        </w:rPr>
-        <w:t xml:space="preserve">⌈log₂(n+1)⌉</w:t>
-      </w:r>
-      <w:r>
-        <w:t xml:space="preserve">). Examples:</w:t>
-      </w:r>
-      <w:r>
-        <w:t xml:space="preserve"> </w:t>
-      </w:r>
-      <w:r>
-        <w:rPr>
-          <w:rStyle w:val="VerbatimChar"/>
-        </w:rPr>
-        <w:t xml:space="preserve">n=100</w:t>
-      </w:r>
-      <w:r>
-        <w:t xml:space="preserve"> </w:t>
-      </w:r>
-      <w:r>
-        <w:t xml:space="preserve">→</w:t>
-      </w:r>
-      <w:r>
-        <w:t xml:space="preserve"> </w:t>
-      </w:r>
-      <w:r>
-        <w:rPr>
-          <w:rStyle w:val="VerbatimChar"/>
-        </w:rPr>
-        <w:t xml:space="preserve">⌊6.64⌋+1 = 7</w:t>
-      </w:r>
-      <w:r>
-        <w:t xml:space="preserve">;</w:t>
-      </w:r>
-      <w:r>
-        <w:t xml:space="preserve"> </w:t>
-      </w:r>
-      <w:r>
-        <w:rPr>
-          <w:rStyle w:val="VerbatimChar"/>
-        </w:rPr>
-        <w:t xml:space="preserve">n=1000</w:t>
-      </w:r>
-      <w:r>
-        <w:t xml:space="preserve"> </w:t>
-      </w:r>
-      <w:r>
-        <w:t xml:space="preserve">→</w:t>
-      </w:r>
-      <w:r>
-        <w:t xml:space="preserve"> </w:t>
-      </w:r>
-      <w:r>
-        <w:rPr>
-          <w:rStyle w:val="VerbatimChar"/>
-        </w:rPr>
-        <w:t xml:space="preserve">9+1 = 10</w:t>
-      </w:r>
-      <w:r>
-        <w:t xml:space="preserve">; a million → ~20.</w:t>
-      </w:r>
-    </w:p>
-    <w:bookmarkEnd w:id="40"/>
-    <w:bookmarkStart w:id="41" w:name="the-variants-you-must-know"/>
-    <w:p>
-      <w:pPr>
-        <w:pStyle w:val="Heading3"/>
-      </w:pPr>
-      <w:r>
-        <w:t xml:space="preserve">The variants you MUST know</w:t>
-      </w:r>
-    </w:p>
-    <w:p>
-      <w:pPr>
-        <w:pStyle w:val="Compact"/>
-        <w:numPr>
-          <w:ilvl w:val="0"/>
-          <w:numId w:val="1011"/>
-        </w:numPr>
-      </w:pPr>
-      <w:r>
-        <w:rPr>
-          <w:b/>
-          <w:bCs/>
-        </w:rPr>
-        <w:t xml:space="preserve">Search in a rotated sorted array (LC 33):</w:t>
-      </w:r>
-      <w:r>
-        <w:t xml:space="preserve"> </w:t>
-      </w:r>
-      <w:r>
-        <w:t xml:space="preserve">one half is always sorted; decide</w:t>
-      </w:r>
-      <w:r>
-        <w:t xml:space="preserve"> </w:t>
-      </w:r>
-      <w:r>
-        <w:t xml:space="preserve">which half holds the target.</w:t>
-      </w:r>
-      <w:r>
-        <w:t xml:space="preserve"> </w:t>
-      </w:r>
-      <w:r>
-        <w:rPr>
-          <w:b/>
-          <w:bCs/>
-        </w:rPr>
-        <w:t xml:space="preserve">With duplicates (LC 81):</w:t>
-      </w:r>
-      <w:r>
-        <w:t xml:space="preserve"> </w:t>
-      </w:r>
-      <w:r>
-        <w:t xml:space="preserve">when</w:t>
-      </w:r>
-      <w:r>
-        <w:t xml:space="preserve"> </w:t>
-      </w:r>
-      <w:r>
-        <w:rPr>
-          <w:rStyle w:val="VerbatimChar"/>
-        </w:rPr>
-        <w:t xml:space="preserve">a[lo]==a[mid] ==a[hi]</w:t>
-      </w:r>
-      <w:r>
-        <w:t xml:space="preserve"> </w:t>
-      </w:r>
-      <w:r>
-        <w:t xml:space="preserve">you can’t tell which half is sorted → advance</w:t>
-      </w:r>
-      <w:r>
-        <w:t xml:space="preserve"> </w:t>
-      </w:r>
-      <w:r>
-        <w:rPr>
-          <w:rStyle w:val="VerbatimChar"/>
-        </w:rPr>
-        <w:t xml:space="preserve">lo++ / hi--</w:t>
-      </w:r>
-      <w:r>
-        <w:t xml:space="preserve"> </w:t>
-      </w:r>
-      <w:r>
-        <w:t xml:space="preserve">(worst case</w:t>
-      </w:r>
-      <w:r>
-        <w:t xml:space="preserve"> </w:t>
-      </w:r>
-      <w:r>
-        <w:rPr>
-          <w:b/>
-          <w:bCs/>
-        </w:rPr>
-        <w:t xml:space="preserve">O(n)</w:t>
-      </w:r>
-      <w:r>
-        <w:t xml:space="preserve">).</w:t>
-      </w:r>
-    </w:p>
-    <w:p>
-      <w:pPr>
-        <w:pStyle w:val="Compact"/>
-        <w:numPr>
-          <w:ilvl w:val="0"/>
-          <w:numId w:val="1011"/>
-        </w:numPr>
-      </w:pPr>
-      <w:r>
-        <w:rPr>
-          <w:b/>
-          <w:bCs/>
-        </w:rPr>
-        <w:t xml:space="preserve">Find Minimum in rotated array (LC 153);</w:t>
-      </w:r>
-      <w:r>
-        <w:t xml:space="preserve"> </w:t>
-      </w:r>
-      <w:r>
-        <w:t xml:space="preserve">duplicate variant</w:t>
-      </w:r>
-      <w:r>
-        <w:t xml:space="preserve"> </w:t>
-      </w:r>
-      <w:r>
-        <w:rPr>
-          <w:b/>
-          <w:bCs/>
-        </w:rPr>
-        <w:t xml:space="preserve">LC 154</w:t>
-      </w:r>
-      <w:r>
-        <w:t xml:space="preserve">.</w:t>
-      </w:r>
-    </w:p>
-    <w:p>
-      <w:pPr>
-        <w:pStyle w:val="Compact"/>
-        <w:numPr>
-          <w:ilvl w:val="0"/>
-          <w:numId w:val="1011"/>
-        </w:numPr>
-      </w:pPr>
-      <w:r>
-        <w:rPr>
-          <w:b/>
-          <w:bCs/>
-        </w:rPr>
-        <w:t xml:space="preserve">Find Peak Element (LC 162):</w:t>
-      </w:r>
-      <w:r>
-        <w:t xml:space="preserve"> </w:t>
-      </w:r>
-      <w:r>
-        <w:t xml:space="preserve">works on an</w:t>
-      </w:r>
-      <w:r>
-        <w:t xml:space="preserve"> </w:t>
-      </w:r>
-      <w:r>
-        <w:rPr>
-          <w:b/>
-          <w:bCs/>
-        </w:rPr>
-        <w:t xml:space="preserve">unsorted</w:t>
-      </w:r>
-      <w:r>
-        <w:t xml:space="preserve"> </w:t>
-      </w:r>
-      <w:r>
-        <w:t xml:space="preserve">array! Compare</w:t>
-      </w:r>
-      <w:r>
-        <w:t xml:space="preserve"> </w:t>
-      </w:r>
-      <w:r>
-        <w:rPr>
-          <w:rStyle w:val="VerbatimChar"/>
-        </w:rPr>
-        <w:t xml:space="preserve">a[mid]</w:t>
-      </w:r>
-      <w:r>
-        <w:t xml:space="preserve"> </w:t>
-      </w:r>
-      <w:r>
-        <w:t xml:space="preserve">vs</w:t>
-      </w:r>
-      <w:r>
-        <w:t xml:space="preserve"> </w:t>
-      </w:r>
-      <w:r>
-        <w:rPr>
-          <w:rStyle w:val="VerbatimChar"/>
-        </w:rPr>
-        <w:t xml:space="preserve">a[mid+1]</w:t>
-      </w:r>
-      <w:r>
-        <w:t xml:space="preserve">; a peak must exist on the</w:t>
-      </w:r>
-      <w:r>
-        <w:t xml:space="preserve"> </w:t>
-      </w:r>
-      <w:r>
-        <w:rPr>
-          <w:b/>
-          <w:bCs/>
-        </w:rPr>
-        <w:t xml:space="preserve">uphill</w:t>
-      </w:r>
-      <w:r>
-        <w:t xml:space="preserve"> </w:t>
-      </w:r>
-      <w:r>
-        <w:t xml:space="preserve">side → binary search it in</w:t>
-      </w:r>
-      <w:r>
-        <w:t xml:space="preserve"> </w:t>
-      </w:r>
-      <w:r>
-        <w:t xml:space="preserve">O(log n).</w:t>
-      </w:r>
-    </w:p>
-    <w:p>
-      <w:pPr>
-        <w:pStyle w:val="BlockText"/>
-      </w:pPr>
-      <w:r>
-        <w:rPr>
-          <w:b/>
-          <w:bCs/>
-        </w:rPr>
-        <w:t xml:space="preserve">Memory hook:</w:t>
-      </w:r>
-      <w:r>
-        <w:t xml:space="preserve"> </w:t>
-      </w:r>
-      <w:r>
-        <w:t xml:space="preserve">the</w:t>
-      </w:r>
-      <w:r>
-        <w:t xml:space="preserve"> </w:t>
-      </w:r>
-      <w:r>
-        <w:t xml:space="preserve">“guess 1–100, higher/lower”</w:t>
-      </w:r>
-      <w:r>
-        <w:t xml:space="preserve"> </w:t>
-      </w:r>
-      <w:r>
-        <w:t xml:space="preserve">game — each guess halves the</w:t>
-      </w:r>
-      <w:r>
-        <w:t xml:space="preserve"> </w:t>
-      </w:r>
-      <w:r>
-        <w:t xml:space="preserve">possibilities.</w:t>
-      </w:r>
-    </w:p>
-    <w:bookmarkEnd w:id="41"/>
-    <w:bookmarkStart w:id="42" w:name="mcqs-3"/>
-    <w:p>
-      <w:pPr>
-        <w:pStyle w:val="Heading3"/>
-      </w:pPr>
-      <w:r>
-        <w:t xml:space="preserve">MCQs</w:t>
       </w:r>
     </w:p>
     <w:p>
@@ -4519,17 +4589,68 @@
         </w:numPr>
       </w:pPr>
       <w:r>
-        <w:t xml:space="preserve">Binary search worst-case comparisons for n=1000? →</w:t>
-      </w:r>
-      <w:r>
-        <w:t xml:space="preserve"> </w:t>
-      </w:r>
-      <w:r>
-        <w:rPr>
-          <w:b/>
-          <w:bCs/>
-        </w:rPr>
-        <w:t xml:space="preserve">10</w:t>
+        <w:rPr>
+          <w:b/>
+          <w:bCs/>
+        </w:rPr>
+        <w:t xml:space="preserve">upper_bound</w:t>
+      </w:r>
+      <w:r>
+        <w:t xml:space="preserve"> </w:t>
+      </w:r>
+      <w:r>
+        <w:t xml:space="preserve">(first</w:t>
+      </w:r>
+      <w:r>
+        <w:t xml:space="preserve"> </w:t>
+      </w:r>
+      <w:r>
+        <w:rPr>
+          <w:rStyle w:val="VerbatimChar"/>
+        </w:rPr>
+        <w:t xml:space="preserve">i</w:t>
+      </w:r>
+      <w:r>
+        <w:t xml:space="preserve"> </w:t>
+      </w:r>
+      <w:r>
+        <w:t xml:space="preserve">with</w:t>
+      </w:r>
+      <w:r>
+        <w:t xml:space="preserve"> </w:t>
+      </w:r>
+      <w:r>
+        <w:rPr>
+          <w:rStyle w:val="VerbatimChar"/>
+        </w:rPr>
+        <w:t xml:space="preserve">a[i] &gt; target</w:t>
+      </w:r>
+      <w:r>
+        <w:t xml:space="preserve">): change</w:t>
+      </w:r>
+      <w:r>
+        <w:t xml:space="preserve"> </w:t>
+      </w:r>
+      <w:r>
+        <w:rPr>
+          <w:rStyle w:val="VerbatimChar"/>
+        </w:rPr>
+        <w:t xml:space="preserve">&lt;</w:t>
+      </w:r>
+      <w:r>
+        <w:t xml:space="preserve"> </w:t>
+      </w:r>
+      <w:r>
+        <w:t xml:space="preserve">to</w:t>
+      </w:r>
+      <w:r>
+        <w:t xml:space="preserve"> </w:t>
+      </w:r>
+      <w:r>
+        <w:rPr>
+          <w:rStyle w:val="VerbatimChar"/>
+        </w:rPr>
+        <w:t xml:space="preserve">&lt;=</w:t>
       </w:r>
       <w:r>
         <w:t xml:space="preserve">.</w:t>
@@ -4545,57 +4666,56 @@
       </w:pPr>
       <w:r>
         <w:rPr>
+          <w:b/>
+          <w:bCs/>
+        </w:rPr>
+        <w:t xml:space="preserve">first occurrence</w:t>
+      </w:r>
+      <w:r>
+        <w:t xml:space="preserve"> </w:t>
+      </w:r>
+      <w:r>
+        <w:t xml:space="preserve">=</w:t>
+      </w:r>
+      <w:r>
+        <w:t xml:space="preserve"> </w:t>
+      </w:r>
+      <w:r>
+        <w:rPr>
           <w:rStyle w:val="VerbatimChar"/>
         </w:rPr>
         <w:t xml:space="preserve">lower_bound</w:t>
       </w:r>
       <w:r>
-        <w:t xml:space="preserve"> </w:t>
-      </w:r>
-      <w:r>
-        <w:t xml:space="preserve">vs</w:t>
-      </w:r>
-      <w:r>
-        <w:t xml:space="preserve"> </w:t>
-      </w:r>
-      <w:r>
-        <w:rPr>
-          <w:rStyle w:val="VerbatimChar"/>
-        </w:rPr>
-        <w:t xml:space="preserve">upper_bound</w:t>
-      </w:r>
-      <w:r>
-        <w:t xml:space="preserve">? →</w:t>
-      </w:r>
-      <w:r>
-        <w:t xml:space="preserve"> </w:t>
-      </w:r>
-      <w:r>
-        <w:rPr>
-          <w:rStyle w:val="VerbatimChar"/>
-        </w:rPr>
-        <w:t xml:space="preserve">&lt;</w:t>
-      </w:r>
-      <w:r>
-        <w:t xml:space="preserve"> </w:t>
-      </w:r>
-      <w:r>
-        <w:t xml:space="preserve">vs</w:t>
-      </w:r>
-      <w:r>
-        <w:t xml:space="preserve"> </w:t>
-      </w:r>
-      <w:r>
-        <w:rPr>
-          <w:rStyle w:val="VerbatimChar"/>
-        </w:rPr>
-        <w:t xml:space="preserve">&lt;=</w:t>
-      </w:r>
-      <w:r>
-        <w:t xml:space="preserve"> </w:t>
-      </w:r>
-      <w:r>
-        <w:t xml:space="preserve">in the same template.</w:t>
+        <w:t xml:space="preserve">;</w:t>
+      </w:r>
+      <w:r>
+        <w:t xml:space="preserve"> </w:t>
+      </w:r>
+      <w:r>
+        <w:rPr>
+          <w:b/>
+          <w:bCs/>
+        </w:rPr>
+        <w:t xml:space="preserve">last occurrence</w:t>
+      </w:r>
+      <w:r>
+        <w:t xml:space="preserve"> </w:t>
+      </w:r>
+      <w:r>
+        <w:t xml:space="preserve">=</w:t>
+      </w:r>
+      <w:r>
+        <w:t xml:space="preserve"> </w:t>
+      </w:r>
+      <w:r>
+        <w:rPr>
+          <w:rStyle w:val="VerbatimChar"/>
+        </w:rPr>
+        <w:t xml:space="preserve">upper_bound − 1</w:t>
+      </w:r>
+      <w:r>
+        <w:t xml:space="preserve">.</w:t>
       </w:r>
     </w:p>
     <w:p>
@@ -4607,61 +4727,217 @@
         </w:numPr>
       </w:pPr>
       <w:r>
-        <w:t xml:space="preserve">Rotated array with duplicates worst case? →</w:t>
-      </w:r>
-      <w:r>
-        <w:t xml:space="preserve"> </w:t>
-      </w:r>
-      <w:r>
-        <w:rPr>
-          <w:b/>
-          <w:bCs/>
-        </w:rPr>
-        <w:t xml:space="preserve">O(n)</w:t>
-      </w:r>
-      <w:r>
-        <w:t xml:space="preserve"> </w:t>
-      </w:r>
-      <w:r>
-        <w:t xml:space="preserve">(ambiguous halves).</w:t>
-      </w:r>
-    </w:p>
-    <w:p>
-      <w:pPr>
-        <w:pStyle w:val="Compact"/>
-        <w:numPr>
-          <w:ilvl w:val="0"/>
-          <w:numId w:val="1012"/>
-        </w:numPr>
-      </w:pPr>
-      <w:r>
-        <w:t xml:space="preserve">Why does Find Peak work unsorted? → a peak always lies on the</w:t>
-      </w:r>
-      <w:r>
-        <w:t xml:space="preserve"> </w:t>
-      </w:r>
-      <w:r>
-        <w:rPr>
-          <w:b/>
-          <w:bCs/>
-        </w:rPr>
-        <w:t xml:space="preserve">uphill</w:t>
-      </w:r>
-      <w:r>
-        <w:t xml:space="preserve"> </w:t>
-      </w:r>
-      <w:r>
-        <w:t xml:space="preserve">half.</w:t>
-      </w:r>
-    </w:p>
-    <w:bookmarkEnd w:id="42"/>
-    <w:bookmarkStart w:id="43" w:name="problems-1"/>
+        <w:rPr>
+          <w:b/>
+          <w:bCs/>
+        </w:rPr>
+        <w:t xml:space="preserve">count of target</w:t>
+      </w:r>
+      <w:r>
+        <w:t xml:space="preserve"> </w:t>
+      </w:r>
+      <w:r>
+        <w:t xml:space="preserve">=</w:t>
+      </w:r>
+      <w:r>
+        <w:t xml:space="preserve"> </w:t>
+      </w:r>
+      <w:r>
+        <w:rPr>
+          <w:rStyle w:val="VerbatimChar"/>
+        </w:rPr>
+        <w:t xml:space="preserve">upper_bound − lower_bound</w:t>
+      </w:r>
+      <w:r>
+        <w:t xml:space="preserve">.</w:t>
+      </w:r>
+    </w:p>
+    <w:p>
+      <w:pPr>
+        <w:pStyle w:val="FirstParagraph"/>
+      </w:pPr>
+      <w:r>
+        <w:t xml:space="preserve">The</w:t>
+      </w:r>
+      <w:r>
+        <w:t xml:space="preserve"> </w:t>
+      </w:r>
+      <w:r>
+        <w:rPr>
+          <w:b/>
+          <w:bCs/>
+        </w:rPr>
+        <w:t xml:space="preserve">exact-match</w:t>
+      </w:r>
+      <w:r>
+        <w:t xml:space="preserve"> </w:t>
+      </w:r>
+      <w:r>
+        <w:t xml:space="preserve">template (</w:t>
+      </w:r>
+      <w:r>
+        <w:rPr>
+          <w:rStyle w:val="VerbatimChar"/>
+        </w:rPr>
+        <w:t xml:space="preserve">lo &lt;= hi</w:t>
+      </w:r>
+      <w:r>
+        <w:t xml:space="preserve">,</w:t>
+      </w:r>
+      <w:r>
+        <w:t xml:space="preserve"> </w:t>
+      </w:r>
+      <w:r>
+        <w:rPr>
+          <w:rStyle w:val="VerbatimChar"/>
+        </w:rPr>
+        <w:t xml:space="preserve">return mid</w:t>
+      </w:r>
+      <w:r>
+        <w:t xml:space="preserve">) is fine for</w:t>
+      </w:r>
+      <w:r>
+        <w:t xml:space="preserve"> </w:t>
+      </w:r>
+      <w:r>
+        <w:t xml:space="preserve">“does it</w:t>
+      </w:r>
+      <w:r>
+        <w:t xml:space="preserve"> </w:t>
+      </w:r>
+      <w:r>
+        <w:t xml:space="preserve">exist?”</w:t>
+      </w:r>
+      <w:r>
+        <w:t xml:space="preserve">, but for</w:t>
+      </w:r>
+      <w:r>
+        <w:t xml:space="preserve"> </w:t>
+      </w:r>
+      <w:r>
+        <w:rPr>
+          <w:i/>
+          <w:iCs/>
+        </w:rPr>
+        <w:t xml:space="preserve">boundaries/duplicates</w:t>
+      </w:r>
+      <w:r>
+        <w:t xml:space="preserve">, always use the half-open one above so</w:t>
+      </w:r>
+      <w:r>
+        <w:t xml:space="preserve"> </w:t>
+      </w:r>
+      <w:r>
+        <w:t xml:space="preserve">you never fight off-by-one again.</w:t>
+      </w:r>
+    </w:p>
+    <w:bookmarkEnd w:id="40"/>
+    <w:bookmarkStart w:id="41" w:name="comparison-count-gate"/>
     <w:p>
       <w:pPr>
         <w:pStyle w:val="Heading3"/>
       </w:pPr>
       <w:r>
-        <w:t xml:space="preserve">Problems</w:t>
+        <w:t xml:space="preserve">Comparison count (GATE)</w:t>
+      </w:r>
+    </w:p>
+    <w:p>
+      <w:pPr>
+        <w:pStyle w:val="FirstParagraph"/>
+      </w:pPr>
+      <w:r>
+        <w:t xml:space="preserve">Worst-case comparisons =</w:t>
+      </w:r>
+      <w:r>
+        <w:t xml:space="preserve"> </w:t>
+      </w:r>
+      <w:r>
+        <w:rPr>
+          <w:rStyle w:val="VerbatimChar"/>
+        </w:rPr>
+        <w:t xml:space="preserve">⌊log₂ n⌋ + 1</w:t>
+      </w:r>
+      <w:r>
+        <w:t xml:space="preserve"> </w:t>
+      </w:r>
+      <w:r>
+        <w:t xml:space="preserve">(=</w:t>
+      </w:r>
+      <w:r>
+        <w:t xml:space="preserve"> </w:t>
+      </w:r>
+      <w:r>
+        <w:rPr>
+          <w:rStyle w:val="VerbatimChar"/>
+        </w:rPr>
+        <w:t xml:space="preserve">⌈log₂(n+1)⌉</w:t>
+      </w:r>
+      <w:r>
+        <w:t xml:space="preserve">). Examples:</w:t>
+      </w:r>
+      <w:r>
+        <w:t xml:space="preserve"> </w:t>
+      </w:r>
+      <w:r>
+        <w:rPr>
+          <w:rStyle w:val="VerbatimChar"/>
+        </w:rPr>
+        <w:t xml:space="preserve">n=100</w:t>
+      </w:r>
+      <w:r>
+        <w:t xml:space="preserve"> </w:t>
+      </w:r>
+      <w:r>
+        <w:t xml:space="preserve">→</w:t>
+      </w:r>
+      <w:r>
+        <w:t xml:space="preserve"> </w:t>
+      </w:r>
+      <w:r>
+        <w:rPr>
+          <w:rStyle w:val="VerbatimChar"/>
+        </w:rPr>
+        <w:t xml:space="preserve">⌊6.64⌋+1 = 7</w:t>
+      </w:r>
+      <w:r>
+        <w:t xml:space="preserve">;</w:t>
+      </w:r>
+      <w:r>
+        <w:t xml:space="preserve"> </w:t>
+      </w:r>
+      <w:r>
+        <w:rPr>
+          <w:rStyle w:val="VerbatimChar"/>
+        </w:rPr>
+        <w:t xml:space="preserve">n=1000</w:t>
+      </w:r>
+      <w:r>
+        <w:t xml:space="preserve"> </w:t>
+      </w:r>
+      <w:r>
+        <w:t xml:space="preserve">→</w:t>
+      </w:r>
+      <w:r>
+        <w:t xml:space="preserve"> </w:t>
+      </w:r>
+      <w:r>
+        <w:rPr>
+          <w:rStyle w:val="VerbatimChar"/>
+        </w:rPr>
+        <w:t xml:space="preserve">9+1 = 10</w:t>
+      </w:r>
+      <w:r>
+        <w:t xml:space="preserve">; a million → ~20.</w:t>
+      </w:r>
+    </w:p>
+    <w:bookmarkEnd w:id="41"/>
+    <w:bookmarkStart w:id="42" w:name="the-variants-you-must-know"/>
+    <w:p>
+      <w:pPr>
+        <w:pStyle w:val="Heading3"/>
+      </w:pPr>
+      <w:r>
+        <w:t xml:space="preserve">The variants you MUST know</w:t>
       </w:r>
     </w:p>
     <w:p>
@@ -4673,6 +4949,415 @@
         </w:numPr>
       </w:pPr>
       <w:r>
+        <w:rPr>
+          <w:b/>
+          <w:bCs/>
+        </w:rPr>
+        <w:t xml:space="preserve">Search in a rotated sorted array (LC 33):</w:t>
+      </w:r>
+      <w:r>
+        <w:t xml:space="preserve"> </w:t>
+      </w:r>
+      <w:r>
+        <w:t xml:space="preserve">one half is always sorted; decide</w:t>
+      </w:r>
+      <w:r>
+        <w:t xml:space="preserve"> </w:t>
+      </w:r>
+      <w:r>
+        <w:t xml:space="preserve">which half holds the target.</w:t>
+      </w:r>
+      <w:r>
+        <w:t xml:space="preserve"> </w:t>
+      </w:r>
+      <w:r>
+        <w:rPr>
+          <w:b/>
+          <w:bCs/>
+        </w:rPr>
+        <w:t xml:space="preserve">With duplicates (LC 81):</w:t>
+      </w:r>
+      <w:r>
+        <w:t xml:space="preserve"> </w:t>
+      </w:r>
+      <w:r>
+        <w:t xml:space="preserve">when</w:t>
+      </w:r>
+      <w:r>
+        <w:t xml:space="preserve"> </w:t>
+      </w:r>
+      <w:r>
+        <w:rPr>
+          <w:rStyle w:val="VerbatimChar"/>
+        </w:rPr>
+        <w:t xml:space="preserve">a[lo]==a[mid] ==a[hi]</w:t>
+      </w:r>
+      <w:r>
+        <w:t xml:space="preserve"> </w:t>
+      </w:r>
+      <w:r>
+        <w:t xml:space="preserve">you can’t tell which half is sorted → advance</w:t>
+      </w:r>
+      <w:r>
+        <w:t xml:space="preserve"> </w:t>
+      </w:r>
+      <w:r>
+        <w:rPr>
+          <w:rStyle w:val="VerbatimChar"/>
+        </w:rPr>
+        <w:t xml:space="preserve">lo++ / hi--</w:t>
+      </w:r>
+      <w:r>
+        <w:t xml:space="preserve"> </w:t>
+      </w:r>
+      <w:r>
+        <w:t xml:space="preserve">(worst case</w:t>
+      </w:r>
+      <w:r>
+        <w:t xml:space="preserve"> </w:t>
+      </w:r>
+      <w:r>
+        <w:rPr>
+          <w:b/>
+          <w:bCs/>
+        </w:rPr>
+        <w:t xml:space="preserve">O(n)</w:t>
+      </w:r>
+      <w:r>
+        <w:t xml:space="preserve">).</w:t>
+      </w:r>
+    </w:p>
+    <w:p>
+      <w:pPr>
+        <w:pStyle w:val="Compact"/>
+        <w:numPr>
+          <w:ilvl w:val="0"/>
+          <w:numId w:val="1013"/>
+        </w:numPr>
+      </w:pPr>
+      <w:r>
+        <w:rPr>
+          <w:b/>
+          <w:bCs/>
+        </w:rPr>
+        <w:t xml:space="preserve">Find Minimum in rotated array (LC 153);</w:t>
+      </w:r>
+      <w:r>
+        <w:t xml:space="preserve"> </w:t>
+      </w:r>
+      <w:r>
+        <w:t xml:space="preserve">duplicate variant</w:t>
+      </w:r>
+      <w:r>
+        <w:t xml:space="preserve"> </w:t>
+      </w:r>
+      <w:r>
+        <w:rPr>
+          <w:b/>
+          <w:bCs/>
+        </w:rPr>
+        <w:t xml:space="preserve">LC 154</w:t>
+      </w:r>
+      <w:r>
+        <w:t xml:space="preserve">.</w:t>
+      </w:r>
+    </w:p>
+    <w:p>
+      <w:pPr>
+        <w:pStyle w:val="Compact"/>
+        <w:numPr>
+          <w:ilvl w:val="0"/>
+          <w:numId w:val="1013"/>
+        </w:numPr>
+      </w:pPr>
+      <w:r>
+        <w:rPr>
+          <w:b/>
+          <w:bCs/>
+        </w:rPr>
+        <w:t xml:space="preserve">Find Peak Element (LC 162):</w:t>
+      </w:r>
+      <w:r>
+        <w:t xml:space="preserve"> </w:t>
+      </w:r>
+      <w:r>
+        <w:t xml:space="preserve">works on an</w:t>
+      </w:r>
+      <w:r>
+        <w:t xml:space="preserve"> </w:t>
+      </w:r>
+      <w:r>
+        <w:rPr>
+          <w:b/>
+          <w:bCs/>
+        </w:rPr>
+        <w:t xml:space="preserve">unsorted</w:t>
+      </w:r>
+      <w:r>
+        <w:t xml:space="preserve"> </w:t>
+      </w:r>
+      <w:r>
+        <w:t xml:space="preserve">array! Compare</w:t>
+      </w:r>
+      <w:r>
+        <w:t xml:space="preserve"> </w:t>
+      </w:r>
+      <w:r>
+        <w:rPr>
+          <w:rStyle w:val="VerbatimChar"/>
+        </w:rPr>
+        <w:t xml:space="preserve">a[mid]</w:t>
+      </w:r>
+      <w:r>
+        <w:t xml:space="preserve"> </w:t>
+      </w:r>
+      <w:r>
+        <w:t xml:space="preserve">vs</w:t>
+      </w:r>
+      <w:r>
+        <w:t xml:space="preserve"> </w:t>
+      </w:r>
+      <w:r>
+        <w:rPr>
+          <w:rStyle w:val="VerbatimChar"/>
+        </w:rPr>
+        <w:t xml:space="preserve">a[mid+1]</w:t>
+      </w:r>
+      <w:r>
+        <w:t xml:space="preserve">; a peak must exist on the</w:t>
+      </w:r>
+      <w:r>
+        <w:t xml:space="preserve"> </w:t>
+      </w:r>
+      <w:r>
+        <w:rPr>
+          <w:b/>
+          <w:bCs/>
+        </w:rPr>
+        <w:t xml:space="preserve">uphill</w:t>
+      </w:r>
+      <w:r>
+        <w:t xml:space="preserve"> </w:t>
+      </w:r>
+      <w:r>
+        <w:t xml:space="preserve">side → binary search it in</w:t>
+      </w:r>
+      <w:r>
+        <w:t xml:space="preserve"> </w:t>
+      </w:r>
+      <w:r>
+        <w:t xml:space="preserve">O(log n).</w:t>
+      </w:r>
+    </w:p>
+    <w:p>
+      <w:pPr>
+        <w:pStyle w:val="BlockText"/>
+      </w:pPr>
+      <w:r>
+        <w:rPr>
+          <w:b/>
+          <w:bCs/>
+        </w:rPr>
+        <w:t xml:space="preserve">Memory hook:</w:t>
+      </w:r>
+      <w:r>
+        <w:t xml:space="preserve"> </w:t>
+      </w:r>
+      <w:r>
+        <w:t xml:space="preserve">the</w:t>
+      </w:r>
+      <w:r>
+        <w:t xml:space="preserve"> </w:t>
+      </w:r>
+      <w:r>
+        <w:t xml:space="preserve">“guess 1–100, higher/lower”</w:t>
+      </w:r>
+      <w:r>
+        <w:t xml:space="preserve"> </w:t>
+      </w:r>
+      <w:r>
+        <w:t xml:space="preserve">game — each guess halves the</w:t>
+      </w:r>
+      <w:r>
+        <w:t xml:space="preserve"> </w:t>
+      </w:r>
+      <w:r>
+        <w:t xml:space="preserve">possibilities.</w:t>
+      </w:r>
+    </w:p>
+    <w:bookmarkEnd w:id="42"/>
+    <w:bookmarkStart w:id="43" w:name="mcqs-3"/>
+    <w:p>
+      <w:pPr>
+        <w:pStyle w:val="Heading3"/>
+      </w:pPr>
+      <w:r>
+        <w:t xml:space="preserve">MCQs</w:t>
+      </w:r>
+    </w:p>
+    <w:p>
+      <w:pPr>
+        <w:pStyle w:val="Compact"/>
+        <w:numPr>
+          <w:ilvl w:val="0"/>
+          <w:numId w:val="1014"/>
+        </w:numPr>
+      </w:pPr>
+      <w:r>
+        <w:t xml:space="preserve">Binary search worst-case comparisons for n=1000? →</w:t>
+      </w:r>
+      <w:r>
+        <w:t xml:space="preserve"> </w:t>
+      </w:r>
+      <w:r>
+        <w:rPr>
+          <w:b/>
+          <w:bCs/>
+        </w:rPr>
+        <w:t xml:space="preserve">10</w:t>
+      </w:r>
+      <w:r>
+        <w:t xml:space="preserve">.</w:t>
+      </w:r>
+    </w:p>
+    <w:p>
+      <w:pPr>
+        <w:pStyle w:val="Compact"/>
+        <w:numPr>
+          <w:ilvl w:val="0"/>
+          <w:numId w:val="1014"/>
+        </w:numPr>
+      </w:pPr>
+      <w:r>
+        <w:rPr>
+          <w:rStyle w:val="VerbatimChar"/>
+        </w:rPr>
+        <w:t xml:space="preserve">lower_bound</w:t>
+      </w:r>
+      <w:r>
+        <w:t xml:space="preserve"> </w:t>
+      </w:r>
+      <w:r>
+        <w:t xml:space="preserve">vs</w:t>
+      </w:r>
+      <w:r>
+        <w:t xml:space="preserve"> </w:t>
+      </w:r>
+      <w:r>
+        <w:rPr>
+          <w:rStyle w:val="VerbatimChar"/>
+        </w:rPr>
+        <w:t xml:space="preserve">upper_bound</w:t>
+      </w:r>
+      <w:r>
+        <w:t xml:space="preserve">? →</w:t>
+      </w:r>
+      <w:r>
+        <w:t xml:space="preserve"> </w:t>
+      </w:r>
+      <w:r>
+        <w:rPr>
+          <w:rStyle w:val="VerbatimChar"/>
+        </w:rPr>
+        <w:t xml:space="preserve">&lt;</w:t>
+      </w:r>
+      <w:r>
+        <w:t xml:space="preserve"> </w:t>
+      </w:r>
+      <w:r>
+        <w:t xml:space="preserve">vs</w:t>
+      </w:r>
+      <w:r>
+        <w:t xml:space="preserve"> </w:t>
+      </w:r>
+      <w:r>
+        <w:rPr>
+          <w:rStyle w:val="VerbatimChar"/>
+        </w:rPr>
+        <w:t xml:space="preserve">&lt;=</w:t>
+      </w:r>
+      <w:r>
+        <w:t xml:space="preserve"> </w:t>
+      </w:r>
+      <w:r>
+        <w:t xml:space="preserve">in the same template.</w:t>
+      </w:r>
+    </w:p>
+    <w:p>
+      <w:pPr>
+        <w:pStyle w:val="Compact"/>
+        <w:numPr>
+          <w:ilvl w:val="0"/>
+          <w:numId w:val="1014"/>
+        </w:numPr>
+      </w:pPr>
+      <w:r>
+        <w:t xml:space="preserve">Rotated array with duplicates worst case? →</w:t>
+      </w:r>
+      <w:r>
+        <w:t xml:space="preserve"> </w:t>
+      </w:r>
+      <w:r>
+        <w:rPr>
+          <w:b/>
+          <w:bCs/>
+        </w:rPr>
+        <w:t xml:space="preserve">O(n)</w:t>
+      </w:r>
+      <w:r>
+        <w:t xml:space="preserve"> </w:t>
+      </w:r>
+      <w:r>
+        <w:t xml:space="preserve">(ambiguous halves).</w:t>
+      </w:r>
+    </w:p>
+    <w:p>
+      <w:pPr>
+        <w:pStyle w:val="Compact"/>
+        <w:numPr>
+          <w:ilvl w:val="0"/>
+          <w:numId w:val="1014"/>
+        </w:numPr>
+      </w:pPr>
+      <w:r>
+        <w:t xml:space="preserve">Why does Find Peak work unsorted? → a peak always lies on the</w:t>
+      </w:r>
+      <w:r>
+        <w:t xml:space="preserve"> </w:t>
+      </w:r>
+      <w:r>
+        <w:rPr>
+          <w:b/>
+          <w:bCs/>
+        </w:rPr>
+        <w:t xml:space="preserve">uphill</w:t>
+      </w:r>
+      <w:r>
+        <w:t xml:space="preserve"> </w:t>
+      </w:r>
+      <w:r>
+        <w:t xml:space="preserve">half.</w:t>
+      </w:r>
+    </w:p>
+    <w:bookmarkEnd w:id="43"/>
+    <w:bookmarkStart w:id="44" w:name="problems-1"/>
+    <w:p>
+      <w:pPr>
+        <w:pStyle w:val="Heading3"/>
+      </w:pPr>
+      <w:r>
+        <w:t xml:space="preserve">Problems</w:t>
+      </w:r>
+    </w:p>
+    <w:p>
+      <w:pPr>
+        <w:pStyle w:val="Compact"/>
+        <w:numPr>
+          <w:ilvl w:val="0"/>
+          <w:numId w:val="1015"/>
+        </w:numPr>
+      </w:pPr>
+      <w:r>
         <w:t xml:space="preserve">Binary Search (704); Search Insert Position (35); First/Last Position (34);</w:t>
       </w:r>
       <w:r>
@@ -4707,9 +5392,9 @@
         </w:pict>
       </w:r>
     </w:p>
-    <w:bookmarkEnd w:id="43"/>
     <w:bookmarkEnd w:id="44"/>
-    <w:bookmarkStart w:id="50" w:name="Xd5f70d5d41f4f41f3e18aaded220cd687551a1f"/>
+    <w:bookmarkEnd w:id="45"/>
+    <w:bookmarkStart w:id="52" w:name="Xd5f70d5d41f4f41f3e18aaded220cd687551a1f"/>
     <w:p>
       <w:pPr>
         <w:pStyle w:val="Heading2"/>
@@ -4718,7 +5403,7 @@
         <w:t xml:space="preserve">12.5 Binary Search on the Answer (the FAANG power-move)</w:t>
       </w:r>
     </w:p>
-    <w:bookmarkStart w:id="48" w:name="the-idea-1"/>
+    <w:bookmarkStart w:id="49" w:name="the-idea-1"/>
     <w:p>
       <w:pPr>
         <w:pStyle w:val="Heading3"/>
@@ -4828,18 +5513,18 @@
           <wp:inline>
             <wp:extent cx="5334000" cy="2438072"/>
             <wp:effectExtent b="0" l="0" r="0" t="0"/>
-            <wp:docPr descr="Binary search on the answer: a monotonic FFFF…TTTT predicate — binary-search the first TRUE." title="" id="46" name="Picture"/>
+            <wp:docPr descr="Binary search on the answer: a monotonic FFFF…TTTT predicate — binary-search the first TRUE." title="" id="47" name="Picture"/>
             <a:graphic>
               <a:graphicData uri="http://schemas.openxmlformats.org/drawingml/2006/picture">
                 <pic:pic>
                   <pic:nvPicPr>
-                    <pic:cNvPr descr="images/98_bsearch_answer.png" id="47" name="Picture"/>
+                    <pic:cNvPr descr="images/98_bsearch_answer.png" id="48" name="Picture"/>
                     <pic:cNvPicPr>
                       <a:picLocks noChangeArrowheads="1" noChangeAspect="1"/>
                     </pic:cNvPicPr>
                   </pic:nvPicPr>
                   <pic:blipFill>
-                    <a:blip r:embed="rId45"/>
+                    <a:blip r:embed="rId46"/>
                     <a:stretch>
                       <a:fillRect/>
                     </a:stretch>
@@ -5064,378 +5749,326 @@
         <w:t xml:space="preserve">.</w:t>
       </w:r>
     </w:p>
-    <w:p>
-      <w:pPr>
-        <w:pStyle w:val="Compact"/>
-        <w:numPr>
-          <w:ilvl w:val="0"/>
-          <w:numId w:val="1014"/>
-        </w:numPr>
-      </w:pPr>
-      <w:r>
-        <w:rPr>
-          <w:b/>
-          <w:bCs/>
-        </w:rPr>
-        <w:t xml:space="preserve">Recognise it:</w:t>
-      </w:r>
-      <w:r>
-        <w:t xml:space="preserve"> </w:t>
-      </w:r>
-      <w:r>
-        <w:t xml:space="preserve">“minimise the maximum…”</w:t>
-      </w:r>
-      <w:r>
-        <w:t xml:space="preserve">,</w:t>
-      </w:r>
-      <w:r>
-        <w:t xml:space="preserve"> </w:t>
-      </w:r>
-      <w:r>
-        <w:t xml:space="preserve">“maximise the minimum…”</w:t>
-      </w:r>
-      <w:r>
-        <w:t xml:space="preserve">,</w:t>
-      </w:r>
-      <w:r>
-        <w:t xml:space="preserve"> </w:t>
-      </w:r>
-      <w:r>
-        <w:t xml:space="preserve">“smallest</w:t>
-      </w:r>
-      <w:r>
-        <w:t xml:space="preserve"> </w:t>
-      </w:r>
-      <w:r>
-        <w:t xml:space="preserve">capacity/speed/size such that …”</w:t>
+    <w:bookmarkEnd w:id="49"/>
+    <w:bookmarkStart w:id="50" w:name="worked-trace-koko-eating-bananas-lc-875"/>
+    <w:p>
+      <w:pPr>
+        <w:pStyle w:val="Heading3"/>
+      </w:pPr>
+      <w:r>
+        <w:t xml:space="preserve">Worked trace — Koko Eating Bananas (LC 875)</w:t>
+      </w:r>
+    </w:p>
+    <w:p>
+      <w:pPr>
+        <w:pStyle w:val="FirstParagraph"/>
+      </w:pPr>
+      <w:r>
+        <w:t xml:space="preserve">Piles</w:t>
+      </w:r>
+      <w:r>
+        <w:t xml:space="preserve"> </w:t>
+      </w:r>
+      <w:r>
+        <w:rPr>
+          <w:rStyle w:val="VerbatimChar"/>
+        </w:rPr>
+        <w:t xml:space="preserve">[3, 6, 7, 11]</w:t>
+      </w:r>
+      <w:r>
+        <w:t xml:space="preserve">, must finish in</w:t>
+      </w:r>
+      <w:r>
+        <w:t xml:space="preserve"> </w:t>
+      </w:r>
+      <w:r>
+        <w:rPr>
+          <w:rStyle w:val="VerbatimChar"/>
+        </w:rPr>
+        <w:t xml:space="preserve">H = 8</w:t>
+      </w:r>
+      <w:r>
+        <w:t xml:space="preserve"> </w:t>
+      </w:r>
+      <w:r>
+        <w:t xml:space="preserve">hours. Eating speed</w:t>
+      </w:r>
+      <w:r>
+        <w:t xml:space="preserve"> </w:t>
+      </w:r>
+      <w:r>
+        <w:rPr>
+          <w:rStyle w:val="VerbatimChar"/>
+        </w:rPr>
+        <w:t xml:space="preserve">k</w:t>
+      </w:r>
+      <w:r>
+        <w:t xml:space="preserve"> </w:t>
+      </w:r>
+      <w:r>
+        <w:t xml:space="preserve">bananas/hr;</w:t>
+      </w:r>
+      <w:r>
+        <w:t xml:space="preserve"> </w:t>
+      </w:r>
+      <w:r>
+        <w:t xml:space="preserve">each pile takes</w:t>
+      </w:r>
+      <w:r>
+        <w:t xml:space="preserve"> </w:t>
+      </w:r>
+      <w:r>
+        <w:rPr>
+          <w:rStyle w:val="VerbatimChar"/>
+        </w:rPr>
+        <w:t xml:space="preserve">ceil(pile/k)</w:t>
+      </w:r>
+      <w:r>
+        <w:t xml:space="preserve"> </w:t>
+      </w:r>
+      <w:r>
+        <w:t xml:space="preserve">hours. Find the</w:t>
+      </w:r>
+      <w:r>
+        <w:t xml:space="preserve"> </w:t>
+      </w:r>
+      <w:r>
+        <w:rPr>
+          <w:b/>
+          <w:bCs/>
+        </w:rPr>
+        <w:t xml:space="preserve">smallest</w:t>
+      </w:r>
+      <w:r>
+        <w:t xml:space="preserve"> </w:t>
+      </w:r>
+      <w:r>
+        <w:rPr>
+          <w:rStyle w:val="VerbatimChar"/>
+        </w:rPr>
+        <w:t xml:space="preserve">k</w:t>
+      </w:r>
+      <w:r>
+        <w:t xml:space="preserve"> </w:t>
+      </w:r>
+      <w:r>
+        <w:t xml:space="preserve">that finishes in</w:t>
+      </w:r>
+      <w:r>
+        <w:t xml:space="preserve"> </w:t>
+      </w:r>
+      <w:r>
+        <w:t xml:space="preserve">time.</w:t>
+      </w:r>
+      <w:r>
+        <w:t xml:space="preserve"> </w:t>
+      </w:r>
+      <w:r>
+        <w:rPr>
+          <w:rStyle w:val="VerbatimChar"/>
+        </w:rPr>
+        <w:t xml:space="preserve">feasible(k)</w:t>
+      </w:r>
+      <w:r>
+        <w:t xml:space="preserve"> </w:t>
+      </w:r>
+      <w:r>
+        <w:t xml:space="preserve">=</w:t>
+      </w:r>
+      <w:r>
+        <w:t xml:space="preserve"> </w:t>
+      </w:r>
+      <w:r>
+        <w:t xml:space="preserve">“total hours ≤ 8”</w:t>
+      </w:r>
+      <w:r>
+        <w:t xml:space="preserve"> </w:t>
+      </w:r>
+      <w:r>
+        <w:t xml:space="preserve">is</w:t>
+      </w:r>
+      <w:r>
+        <w:t xml:space="preserve"> </w:t>
+      </w:r>
+      <w:r>
+        <w:rPr>
+          <w:b/>
+          <w:bCs/>
+        </w:rPr>
+        <w:t xml:space="preserve">monotonic</w:t>
+      </w:r>
+      <w:r>
+        <w:t xml:space="preserve">: faster eating never</w:t>
+      </w:r>
+      <w:r>
+        <w:t xml:space="preserve"> </w:t>
+      </w:r>
+      <w:r>
+        <w:t xml:space="preserve">hurts (F…F T…T).</w:t>
+      </w:r>
+    </w:p>
+    <w:p>
+      <w:pPr>
+        <w:pStyle w:val="BodyText"/>
+      </w:pPr>
+      <w:r>
+        <w:t xml:space="preserve">Search space</w:t>
+      </w:r>
+      <w:r>
+        <w:t xml:space="preserve"> </w:t>
+      </w:r>
+      <w:r>
+        <w:rPr>
+          <w:rStyle w:val="VerbatimChar"/>
+        </w:rPr>
+        <w:t xml:space="preserve">k ∈ [1, max pile] = [1, 11]</w:t>
+      </w:r>
+      <w:r>
+        <w:t xml:space="preserve">. Run the</w:t>
+      </w:r>
+      <w:r>
+        <w:t xml:space="preserve"> </w:t>
+      </w:r>
+      <w:r>
+        <w:rPr>
+          <w:b/>
+          <w:bCs/>
+        </w:rPr>
+        <w:t xml:space="preserve">minimise</w:t>
+      </w:r>
+      <w:r>
+        <w:t xml:space="preserve"> </w:t>
+      </w:r>
+      <w:r>
+        <w:t xml:space="preserve">template:</w:t>
+      </w:r>
+    </w:p>
+    <w:p>
+      <w:pPr>
+        <w:pStyle w:val="SourceCode"/>
+      </w:pPr>
+      <w:r>
+        <w:rPr>
+          <w:rStyle w:val="VerbatimChar"/>
+        </w:rPr>
+        <w:t xml:space="preserve">lo, hi = 1, 11</w:t>
+      </w:r>
+      <w:r>
+        <w:br/>
+      </w:r>
+      <w:r>
+        <w:rPr>
+          <w:rStyle w:val="VerbatimChar"/>
+        </w:rPr>
+        <w:t xml:space="preserve">mid=6 : hours = ceil(3/6)+ceil(6/6)+ceil(7/6)+ceil(11/6) = 1+1+2+2 = 6 &lt;= 8  ok  -&gt; hi=6</w:t>
+      </w:r>
+      <w:r>
+        <w:br/>
+      </w:r>
+      <w:r>
+        <w:rPr>
+          <w:rStyle w:val="VerbatimChar"/>
+        </w:rPr>
+        <w:t xml:space="preserve">mid=3 : hours = 1+2+3+4                                     = 10 &gt; 8  too slow -&gt; lo=4</w:t>
+      </w:r>
+      <w:r>
+        <w:br/>
+      </w:r>
+      <w:r>
+        <w:rPr>
+          <w:rStyle w:val="VerbatimChar"/>
+        </w:rPr>
+        <w:t xml:space="preserve">mid=5 : hours = 1+2+2+3                                     = 8  &lt;= 8  ok       -&gt; hi=5</w:t>
+      </w:r>
+      <w:r>
+        <w:br/>
+      </w:r>
+      <w:r>
+        <w:rPr>
+          <w:rStyle w:val="VerbatimChar"/>
+        </w:rPr>
+        <w:t xml:space="preserve">mid=4 : hours = 1+2+2+3                                     = 8  &lt;= 8  ok       -&gt; hi=4</w:t>
+      </w:r>
+      <w:r>
+        <w:br/>
+      </w:r>
+      <w:r>
+        <w:rPr>
+          <w:rStyle w:val="VerbatimChar"/>
+        </w:rPr>
+        <w:t xml:space="preserve">lo == hi == 4  -&gt; answer k = 4</w:t>
+      </w:r>
+    </w:p>
+    <w:p>
+      <w:pPr>
+        <w:pStyle w:val="FirstParagraph"/>
+      </w:pPr>
+      <w:r>
+        <w:t xml:space="preserve">Check the boundary:</w:t>
+      </w:r>
+      <w:r>
+        <w:t xml:space="preserve"> </w:t>
+      </w:r>
+      <w:r>
+        <w:rPr>
+          <w:rStyle w:val="VerbatimChar"/>
+        </w:rPr>
+        <w:t xml:space="preserve">k=4</w:t>
+      </w:r>
+      <w:r>
+        <w:t xml:space="preserve"> </w:t>
+      </w:r>
+      <w:r>
+        <w:t xml:space="preserve">gives 8 hours (feasible),</w:t>
+      </w:r>
+      <w:r>
+        <w:t xml:space="preserve"> </w:t>
+      </w:r>
+      <w:r>
+        <w:rPr>
+          <w:rStyle w:val="VerbatimChar"/>
+        </w:rPr>
+        <w:t xml:space="preserve">k=3</w:t>
+      </w:r>
+      <w:r>
+        <w:t xml:space="preserve"> </w:t>
+      </w:r>
+      <w:r>
+        <w:t xml:space="preserve">gives 10 (infeasible) —</w:t>
+      </w:r>
+      <w:r>
+        <w:t xml:space="preserve"> </w:t>
+      </w:r>
+      <w:r>
+        <w:t xml:space="preserve">so</w:t>
+      </w:r>
+      <w:r>
+        <w:t xml:space="preserve"> </w:t>
+      </w:r>
+      <w:r>
+        <w:rPr>
+          <w:b/>
+          <w:bCs/>
+        </w:rPr>
+        <w:t xml:space="preserve">4</w:t>
+      </w:r>
+      <w:r>
+        <w:t xml:space="preserve"> </w:t>
+      </w:r>
+      <w:r>
+        <w:t xml:space="preserve">is exactly the first TRUE. Cost =</w:t>
+      </w:r>
+      <w:r>
+        <w:t xml:space="preserve"> </w:t>
+      </w:r>
+      <w:r>
+        <w:rPr>
+          <w:rStyle w:val="VerbatimChar"/>
+        </w:rPr>
+        <w:t xml:space="preserve">O(n · log(max pile))</w:t>
       </w:r>
       <w:r>
         <w:t xml:space="preserve">.</w:t>
-      </w:r>
-    </w:p>
-    <w:p>
-      <w:pPr>
-        <w:pStyle w:val="Compact"/>
-        <w:numPr>
-          <w:ilvl w:val="0"/>
-          <w:numId w:val="1014"/>
-        </w:numPr>
-      </w:pPr>
-      <w:r>
-        <w:rPr>
-          <w:b/>
-          <w:bCs/>
-        </w:rPr>
-        <w:t xml:space="preserve">Classics:</w:t>
-      </w:r>
-      <w:r>
-        <w:t xml:space="preserve"> </w:t>
-      </w:r>
-      <w:r>
-        <w:t xml:space="preserve">Koko Eating Bananas (875), Capacity to Ship in D Days (1011),</w:t>
-      </w:r>
-      <w:r>
-        <w:t xml:space="preserve"> </w:t>
-      </w:r>
-      <w:r>
-        <w:t xml:space="preserve">Split Array Largest Sum (410), Min Days to Make Bouquets (1482), Kth Smallest in</w:t>
-      </w:r>
-      <w:r>
-        <w:t xml:space="preserve"> </w:t>
-      </w:r>
-      <w:r>
-        <w:t xml:space="preserve">a Sorted Matrix (378), Aggressive Cows / Magnetic Force (1552 —</w:t>
-      </w:r>
-      <w:r>
-        <w:t xml:space="preserve"> </w:t>
-      </w:r>
-      <w:r>
-        <w:rPr>
-          <w:i/>
-          <w:iCs/>
-        </w:rPr>
-        <w:t xml:space="preserve">maximise the</w:t>
-      </w:r>
-      <w:r>
-        <w:rPr>
-          <w:i/>
-          <w:iCs/>
-        </w:rPr>
-        <w:t xml:space="preserve"> </w:t>
-      </w:r>
-      <w:r>
-        <w:rPr>
-          <w:i/>
-          <w:iCs/>
-        </w:rPr>
-        <w:t xml:space="preserve">minimum</w:t>
-      </w:r>
-      <w:r>
-        <w:t xml:space="preserve">).</w:t>
-      </w:r>
-    </w:p>
-    <w:bookmarkEnd w:id="48"/>
-    <w:bookmarkStart w:id="49" w:name="mcqs-4"/>
-    <w:p>
-      <w:pPr>
-        <w:pStyle w:val="Heading3"/>
-      </w:pPr>
-      <w:r>
-        <w:t xml:space="preserve">MCQs</w:t>
-      </w:r>
-    </w:p>
-    <w:p>
-      <w:pPr>
-        <w:pStyle w:val="Compact"/>
-        <w:numPr>
-          <w:ilvl w:val="0"/>
-          <w:numId w:val="1015"/>
-        </w:numPr>
-      </w:pPr>
-      <w:r>
-        <w:t xml:space="preserve">Precondition for BS-on-answer? → the feasibility test is</w:t>
-      </w:r>
-      <w:r>
-        <w:t xml:space="preserve"> </w:t>
-      </w:r>
-      <w:r>
-        <w:rPr>
-          <w:b/>
-          <w:bCs/>
-        </w:rPr>
-        <w:t xml:space="preserve">monotonic</w:t>
-      </w:r>
-      <w:r>
-        <w:t xml:space="preserve">.</w:t>
-      </w:r>
-    </w:p>
-    <w:p>
-      <w:pPr>
-        <w:pStyle w:val="Compact"/>
-        <w:numPr>
-          <w:ilvl w:val="0"/>
-          <w:numId w:val="1015"/>
-        </w:numPr>
-      </w:pPr>
-      <w:r>
-        <w:t xml:space="preserve">Maximise-variant midpoint? →</w:t>
-      </w:r>
-      <w:r>
-        <w:t xml:space="preserve"> </w:t>
-      </w:r>
-      <w:r>
-        <w:rPr>
-          <w:b/>
-          <w:bCs/>
-        </w:rPr>
-        <w:t xml:space="preserve">ceiling</w:t>
-      </w:r>
-      <w:r>
-        <w:t xml:space="preserve"> </w:t>
-      </w:r>
-      <w:r>
-        <w:rPr>
-          <w:rStyle w:val="VerbatimChar"/>
-        </w:rPr>
-        <w:t xml:space="preserve">lo+(hi−lo+1)/2</w:t>
-      </w:r>
-      <w:r>
-        <w:t xml:space="preserve"> </w:t>
-      </w:r>
-      <w:r>
-        <w:t xml:space="preserve">(avoids infinite</w:t>
-      </w:r>
-      <w:r>
-        <w:t xml:space="preserve"> </w:t>
-      </w:r>
-      <w:r>
-        <w:t xml:space="preserve">loop).</w:t>
-      </w:r>
-    </w:p>
-    <w:p>
-      <w:pPr>
-        <w:pStyle w:val="Compact"/>
-        <w:numPr>
-          <w:ilvl w:val="0"/>
-          <w:numId w:val="1015"/>
-        </w:numPr>
-      </w:pPr>
-      <w:r>
-        <w:t xml:space="preserve">Koko/ship search over? → the</w:t>
-      </w:r>
-      <w:r>
-        <w:t xml:space="preserve"> </w:t>
-      </w:r>
-      <w:r>
-        <w:rPr>
-          <w:b/>
-          <w:bCs/>
-        </w:rPr>
-        <w:t xml:space="preserve">answer space</w:t>
-      </w:r>
-      <w:r>
-        <w:t xml:space="preserve"> </w:t>
-      </w:r>
-      <w:r>
-        <w:t xml:space="preserve">(speed/capacity), not an array.</w:t>
-      </w:r>
-    </w:p>
-    <w:p>
-      <w:r>
-        <w:pict>
-          <v:rect style="width:0;height:1.5pt" o:hralign="center" o:hrstd="t" o:hr="t"/>
-        </w:pict>
-      </w:r>
-    </w:p>
-    <w:bookmarkEnd w:id="49"/>
-    <w:bookmarkEnd w:id="50"/>
-    <w:bookmarkStart w:id="57" w:name="more-classic-dc-algorithms"/>
-    <w:p>
-      <w:pPr>
-        <w:pStyle w:val="Heading2"/>
-      </w:pPr>
-      <w:r>
-        <w:t xml:space="preserve">12.6 More Classic D&amp;C Algorithms</w:t>
-      </w:r>
-    </w:p>
-    <w:bookmarkStart w:id="51" w:name="fast-binary-exponentiation-olog-n"/>
-    <w:p>
-      <w:pPr>
-        <w:pStyle w:val="Heading3"/>
-      </w:pPr>
-      <w:r>
-        <w:t xml:space="preserve">Fast (binary) exponentiation — O(log n)</w:t>
-      </w:r>
-    </w:p>
-    <w:p>
-      <w:pPr>
-        <w:pStyle w:val="FirstParagraph"/>
-      </w:pPr>
-      <w:r>
-        <w:t xml:space="preserve">Compute</w:t>
-      </w:r>
-      <w:r>
-        <w:t xml:space="preserve"> </w:t>
-      </w:r>
-      <w:r>
-        <w:rPr>
-          <w:rStyle w:val="VerbatimChar"/>
-        </w:rPr>
-        <w:t xml:space="preserve">aⁿ</w:t>
-      </w:r>
-      <w:r>
-        <w:t xml:space="preserve"> </w:t>
-      </w:r>
-      <w:r>
-        <w:t xml:space="preserve">by squaring:</w:t>
-      </w:r>
-      <w:r>
-        <w:t xml:space="preserve"> </w:t>
-      </w:r>
-      <w:r>
-        <w:rPr>
-          <w:rStyle w:val="VerbatimChar"/>
-        </w:rPr>
-        <w:t xml:space="preserve">aⁿ = (a^(n/2))²</w:t>
-      </w:r>
-      <w:r>
-        <w:t xml:space="preserve"> </w:t>
-      </w:r>
-      <w:r>
-        <w:t xml:space="preserve">(× a once more if n is odd).</w:t>
-      </w:r>
-      <w:r>
-        <w:t xml:space="preserve"> </w:t>
-      </w:r>
-      <w:r>
-        <w:rPr>
-          <w:rStyle w:val="VerbatimChar"/>
-        </w:rPr>
-        <w:t xml:space="preserve">T(n)=T(n/2)+O(1)</w:t>
-      </w:r>
-      <w:r>
-        <w:t xml:space="preserve"> </w:t>
-      </w:r>
-      <w:r>
-        <w:t xml:space="preserve">=</w:t>
-      </w:r>
-      <w:r>
-        <w:t xml:space="preserve"> </w:t>
-      </w:r>
-      <w:r>
-        <w:rPr>
-          <w:b/>
-          <w:bCs/>
-        </w:rPr>
-        <w:t xml:space="preserve">O(log n)</w:t>
-      </w:r>
-      <w:r>
-        <w:t xml:space="preserve">.</w:t>
-      </w:r>
-    </w:p>
-    <w:p>
-      <w:pPr>
-        <w:pStyle w:val="SourceCode"/>
-      </w:pPr>
-      <w:r>
-        <w:rPr>
-          <w:rStyle w:val="VerbatimChar"/>
-        </w:rPr>
-        <w:t xml:space="preserve"># Fast power (iterative, bit-scanning)        O(log n)</w:t>
-      </w:r>
-      <w:r>
-        <w:br/>
-      </w:r>
-      <w:r>
-        <w:rPr>
-          <w:rStyle w:val="VerbatimChar"/>
-        </w:rPr>
-        <w:t xml:space="preserve">result = 1; base = a</w:t>
-      </w:r>
-      <w:r>
-        <w:br/>
-      </w:r>
-      <w:r>
-        <w:rPr>
-          <w:rStyle w:val="VerbatimChar"/>
-        </w:rPr>
-        <w:t xml:space="preserve">while n &gt; 0:</w:t>
-      </w:r>
-      <w:r>
-        <w:br/>
-      </w:r>
-      <w:r>
-        <w:rPr>
-          <w:rStyle w:val="VerbatimChar"/>
-        </w:rPr>
-        <w:t xml:space="preserve">    if n &amp; 1: result *= base       # for modular: result = result*base % m</w:t>
-      </w:r>
-      <w:r>
-        <w:br/>
-      </w:r>
-      <w:r>
-        <w:rPr>
-          <w:rStyle w:val="VerbatimChar"/>
-        </w:rPr>
-        <w:t xml:space="preserve">    base *= base                   # base = base*base % m</w:t>
-      </w:r>
-      <w:r>
-        <w:br/>
-      </w:r>
-      <w:r>
-        <w:rPr>
-          <w:rStyle w:val="VerbatimChar"/>
-        </w:rPr>
-        <w:t xml:space="preserve">    n &gt;&gt;= 1</w:t>
-      </w:r>
-      <w:r>
-        <w:br/>
-      </w:r>
-      <w:r>
-        <w:rPr>
-          <w:rStyle w:val="VerbatimChar"/>
-        </w:rPr>
-        <w:t xml:space="preserve">return result</w:t>
       </w:r>
     </w:p>
     <w:p>
@@ -5451,37 +6084,37 @@
           <w:b/>
           <w:bCs/>
         </w:rPr>
-        <w:t xml:space="preserve">Modular exponentiation</w:t>
-      </w:r>
-      <w:r>
-        <w:t xml:space="preserve"> </w:t>
-      </w:r>
-      <w:r>
-        <w:rPr>
-          <w:rStyle w:val="VerbatimChar"/>
-        </w:rPr>
-        <w:t xml:space="preserve">aⁿ mod m</w:t>
-      </w:r>
-      <w:r>
-        <w:t xml:space="preserve"> </w:t>
-      </w:r>
-      <w:r>
-        <w:t xml:space="preserve">(crypto, hashing, SEBI-IT) uses the same</w:t>
-      </w:r>
-      <w:r>
-        <w:t xml:space="preserve"> </w:t>
-      </w:r>
-      <w:r>
-        <w:t xml:space="preserve">loop with</w:t>
-      </w:r>
-      <w:r>
-        <w:t xml:space="preserve"> </w:t>
-      </w:r>
-      <w:r>
-        <w:rPr>
-          <w:rStyle w:val="VerbatimChar"/>
-        </w:rPr>
-        <w:t xml:space="preserve">% m</w:t>
+        <w:t xml:space="preserve">Recognise it:</w:t>
+      </w:r>
+      <w:r>
+        <w:t xml:space="preserve"> </w:t>
+      </w:r>
+      <w:r>
+        <w:t xml:space="preserve">“minimise the maximum…”</w:t>
+      </w:r>
+      <w:r>
+        <w:t xml:space="preserve">,</w:t>
+      </w:r>
+      <w:r>
+        <w:t xml:space="preserve"> </w:t>
+      </w:r>
+      <w:r>
+        <w:t xml:space="preserve">“maximise the minimum…”</w:t>
+      </w:r>
+      <w:r>
+        <w:t xml:space="preserve">,</w:t>
+      </w:r>
+      <w:r>
+        <w:t xml:space="preserve"> </w:t>
+      </w:r>
+      <w:r>
+        <w:t xml:space="preserve">“smallest</w:t>
+      </w:r>
+      <w:r>
+        <w:t xml:space="preserve"> </w:t>
+      </w:r>
+      <w:r>
+        <w:t xml:space="preserve">capacity/speed/size such that …”</w:t>
       </w:r>
       <w:r>
         <w:t xml:space="preserve">.</w:t>
@@ -5500,47 +6133,225 @@
           <w:b/>
           <w:bCs/>
         </w:rPr>
-        <w:t xml:space="preserve">Matrix exponentiation:</w:t>
-      </w:r>
-      <w:r>
-        <w:t xml:space="preserve"> </w:t>
-      </w:r>
-      <w:r>
-        <w:t xml:space="preserve">raise a transition matrix to the n-th power in O(log</w:t>
+        <w:t xml:space="preserve">Classics:</w:t>
+      </w:r>
+      <w:r>
+        <w:t xml:space="preserve"> </w:t>
+      </w:r>
+      <w:r>
+        <w:t xml:space="preserve">Koko Eating Bananas (875), Capacity to Ship in D Days (1011),</w:t>
+      </w:r>
+      <w:r>
+        <w:t xml:space="preserve"> </w:t>
+      </w:r>
+      <w:r>
+        <w:t xml:space="preserve">Split Array Largest Sum (410), Min Days to Make Bouquets (1482), Kth Smallest in</w:t>
+      </w:r>
+      <w:r>
+        <w:t xml:space="preserve"> </w:t>
+      </w:r>
+      <w:r>
+        <w:t xml:space="preserve">a Sorted Matrix (378), Aggressive Cows / Magnetic Force (1552 —</w:t>
+      </w:r>
+      <w:r>
+        <w:t xml:space="preserve"> </w:t>
+      </w:r>
+      <w:r>
+        <w:rPr>
+          <w:i/>
+          <w:iCs/>
+        </w:rPr>
+        <w:t xml:space="preserve">maximise the</w:t>
+      </w:r>
+      <w:r>
+        <w:rPr>
+          <w:i/>
+          <w:iCs/>
+        </w:rPr>
+        <w:t xml:space="preserve"> </w:t>
+      </w:r>
+      <w:r>
+        <w:rPr>
+          <w:i/>
+          <w:iCs/>
+        </w:rPr>
+        <w:t xml:space="preserve">minimum</w:t>
+      </w:r>
+      <w:r>
+        <w:t xml:space="preserve">).</w:t>
+      </w:r>
+    </w:p>
+    <w:bookmarkEnd w:id="50"/>
+    <w:bookmarkStart w:id="51" w:name="mcqs-4"/>
+    <w:p>
+      <w:pPr>
+        <w:pStyle w:val="Heading3"/>
+      </w:pPr>
+      <w:r>
+        <w:t xml:space="preserve">MCQs</w:t>
       </w:r>
     </w:p>
     <w:p>
       <w:pPr>
         <w:pStyle w:val="Compact"/>
         <w:numPr>
-          <w:ilvl w:val="1"/>
+          <w:ilvl w:val="0"/>
           <w:numId w:val="1017"/>
         </w:numPr>
       </w:pPr>
       <w:r>
-        <w:t xml:space="preserve">— e.g. Fibonacci via</w:t>
-      </w:r>
-      <w:r>
-        <w:t xml:space="preserve"> </w:t>
-      </w:r>
-      <w:r>
-        <w:rPr>
-          <w:rStyle w:val="VerbatimChar"/>
-        </w:rPr>
-        <w:t xml:space="preserve">[[1,1],[1,0]]ⁿ</w:t>
-      </w:r>
-      <w:r>
-        <w:t xml:space="preserve">. (LC 50 Pow(x,n); LC 372.)</w:t>
+        <w:t xml:space="preserve">Precondition for BS-on-answer? → the feasibility test is</w:t>
+      </w:r>
+      <w:r>
+        <w:t xml:space="preserve"> </w:t>
+      </w:r>
+      <w:r>
+        <w:rPr>
+          <w:b/>
+          <w:bCs/>
+        </w:rPr>
+        <w:t xml:space="preserve">monotonic</w:t>
+      </w:r>
+      <w:r>
+        <w:t xml:space="preserve">.</w:t>
+      </w:r>
+    </w:p>
+    <w:p>
+      <w:pPr>
+        <w:pStyle w:val="Compact"/>
+        <w:numPr>
+          <w:ilvl w:val="0"/>
+          <w:numId w:val="1017"/>
+        </w:numPr>
+      </w:pPr>
+      <w:r>
+        <w:t xml:space="preserve">Maximise-variant midpoint? →</w:t>
+      </w:r>
+      <w:r>
+        <w:t xml:space="preserve"> </w:t>
+      </w:r>
+      <w:r>
+        <w:rPr>
+          <w:b/>
+          <w:bCs/>
+        </w:rPr>
+        <w:t xml:space="preserve">ceiling</w:t>
+      </w:r>
+      <w:r>
+        <w:t xml:space="preserve"> </w:t>
+      </w:r>
+      <w:r>
+        <w:rPr>
+          <w:rStyle w:val="VerbatimChar"/>
+        </w:rPr>
+        <w:t xml:space="preserve">lo+(hi−lo+1)/2</w:t>
+      </w:r>
+      <w:r>
+        <w:t xml:space="preserve"> </w:t>
+      </w:r>
+      <w:r>
+        <w:t xml:space="preserve">(avoids infinite</w:t>
+      </w:r>
+      <w:r>
+        <w:t xml:space="preserve"> </w:t>
+      </w:r>
+      <w:r>
+        <w:t xml:space="preserve">loop).</w:t>
+      </w:r>
+    </w:p>
+    <w:p>
+      <w:pPr>
+        <w:pStyle w:val="Compact"/>
+        <w:numPr>
+          <w:ilvl w:val="0"/>
+          <w:numId w:val="1017"/>
+        </w:numPr>
+      </w:pPr>
+      <w:r>
+        <w:t xml:space="preserve">Koko/ship search over? → the</w:t>
+      </w:r>
+      <w:r>
+        <w:t xml:space="preserve"> </w:t>
+      </w:r>
+      <w:r>
+        <w:rPr>
+          <w:b/>
+          <w:bCs/>
+        </w:rPr>
+        <w:t xml:space="preserve">answer space</w:t>
+      </w:r>
+      <w:r>
+        <w:t xml:space="preserve"> </w:t>
+      </w:r>
+      <w:r>
+        <w:t xml:space="preserve">(speed/capacity), not an array.</w:t>
+      </w:r>
+    </w:p>
+    <w:p>
+      <w:pPr>
+        <w:pStyle w:val="Compact"/>
+        <w:numPr>
+          <w:ilvl w:val="0"/>
+          <w:numId w:val="1017"/>
+        </w:numPr>
+      </w:pPr>
+      <w:r>
+        <w:t xml:space="preserve">Koko</w:t>
+      </w:r>
+      <w:r>
+        <w:t xml:space="preserve"> </w:t>
+      </w:r>
+      <w:r>
+        <w:rPr>
+          <w:rStyle w:val="VerbatimChar"/>
+        </w:rPr>
+        <w:t xml:space="preserve">[3,6,7,11]</w:t>
+      </w:r>
+      <w:r>
+        <w:t xml:space="preserve">, H=8 → min speed? →</w:t>
+      </w:r>
+      <w:r>
+        <w:t xml:space="preserve"> </w:t>
+      </w:r>
+      <w:r>
+        <w:rPr>
+          <w:b/>
+          <w:bCs/>
+        </w:rPr>
+        <w:t xml:space="preserve">4</w:t>
+      </w:r>
+      <w:r>
+        <w:t xml:space="preserve"> </w:t>
+      </w:r>
+      <w:r>
+        <w:t xml:space="preserve">(k=4 needs 8 hrs, k=3 needs 10).</w:t>
+      </w:r>
+    </w:p>
+    <w:p>
+      <w:r>
+        <w:pict>
+          <v:rect style="width:0;height:1.5pt" o:hralign="center" o:hrstd="t" o:hr="t"/>
+        </w:pict>
       </w:r>
     </w:p>
     <w:bookmarkEnd w:id="51"/>
-    <w:bookmarkStart w:id="52" w:name="closest-pair-of-points-2d"/>
+    <w:bookmarkEnd w:id="52"/>
+    <w:bookmarkStart w:id="59" w:name="more-classic-dc-algorithms"/>
+    <w:p>
+      <w:pPr>
+        <w:pStyle w:val="Heading2"/>
+      </w:pPr>
+      <w:r>
+        <w:t xml:space="preserve">12.6 More Classic D&amp;C Algorithms</w:t>
+      </w:r>
+    </w:p>
+    <w:bookmarkStart w:id="53" w:name="fast-binary-exponentiation-olog-n"/>
     <w:p>
       <w:pPr>
         <w:pStyle w:val="Heading3"/>
       </w:pPr>
       <w:r>
-        <w:t xml:space="preserve">Closest Pair of Points (2D)</w:t>
+        <w:t xml:space="preserve">Fast (binary) exponentiation — O(log n)</w:t>
       </w:r>
     </w:p>
     <w:p>
@@ -5548,214 +6359,46 @@
         <w:pStyle w:val="FirstParagraph"/>
       </w:pPr>
       <w:r>
-        <w:t xml:space="preserve">Sort by x; split; recursively find the closest pair in each half; then check a</w:t>
-      </w:r>
-      <w:r>
-        <w:t xml:space="preserve"> </w:t>
-      </w:r>
-      <w:r>
-        <w:t xml:space="preserve">thin</w:t>
-      </w:r>
-      <w:r>
-        <w:t xml:space="preserve"> </w:t>
-      </w:r>
-      <w:r>
-        <w:rPr>
-          <w:b/>
-          <w:bCs/>
-        </w:rPr>
-        <w:t xml:space="preserve">strip</w:t>
-      </w:r>
-      <w:r>
-        <w:t xml:space="preserve"> </w:t>
-      </w:r>
-      <w:r>
-        <w:t xml:space="preserve">around the dividing line — each point compares against</w:t>
-      </w:r>
-      <w:r>
-        <w:t xml:space="preserve"> </w:t>
-      </w:r>
-      <w:r>
-        <w:rPr>
-          <w:b/>
-          <w:bCs/>
-        </w:rPr>
-        <w:t xml:space="preserve">at most</w:t>
-      </w:r>
-      <w:r>
-        <w:rPr>
-          <w:b/>
-          <w:bCs/>
-        </w:rPr>
-        <w:t xml:space="preserve"> </w:t>
-      </w:r>
-      <w:r>
-        <w:rPr>
-          <w:b/>
-          <w:bCs/>
-        </w:rPr>
-        <w:t xml:space="preserve">~7</w:t>
-      </w:r>
-      <w:r>
-        <w:t xml:space="preserve"> </w:t>
-      </w:r>
-      <w:r>
-        <w:t xml:space="preserve">following points (a constant, by a packing argument).</w:t>
-      </w:r>
-      <w:r>
-        <w:t xml:space="preserve"> </w:t>
-      </w:r>
-      <w:r>
-        <w:rPr>
-          <w:b/>
-          <w:bCs/>
-        </w:rPr>
-        <w:t xml:space="preserve">O(n log n)</w:t>
-      </w:r>
-      <w:r>
-        <w:t xml:space="preserve"> </w:t>
-      </w:r>
-      <w:r>
-        <w:t xml:space="preserve">vs</w:t>
-      </w:r>
-      <w:r>
-        <w:t xml:space="preserve"> </w:t>
-      </w:r>
-      <w:r>
-        <w:t xml:space="preserve">brute-force O(n²).</w:t>
-      </w:r>
-    </w:p>
-    <w:bookmarkEnd w:id="52"/>
-    <w:bookmarkStart w:id="53" w:name="maximum-subarray-dc-view"/>
-    <w:p>
-      <w:pPr>
-        <w:pStyle w:val="Heading3"/>
-      </w:pPr>
-      <w:r>
-        <w:t xml:space="preserve">Maximum Subarray (D&amp;C view)</w:t>
-      </w:r>
-    </w:p>
-    <w:p>
-      <w:pPr>
-        <w:pStyle w:val="FirstParagraph"/>
-      </w:pPr>
-      <w:r>
-        <w:t xml:space="preserve">The max subarray lies in the</w:t>
-      </w:r>
-      <w:r>
-        <w:t xml:space="preserve"> </w:t>
-      </w:r>
-      <w:r>
-        <w:rPr>
-          <w:b/>
-          <w:bCs/>
-        </w:rPr>
-        <w:t xml:space="preserve">left</w:t>
-      </w:r>
-      <w:r>
-        <w:t xml:space="preserve"> </w:t>
-      </w:r>
-      <w:r>
-        <w:t xml:space="preserve">half, the</w:t>
-      </w:r>
-      <w:r>
-        <w:t xml:space="preserve"> </w:t>
-      </w:r>
-      <w:r>
-        <w:rPr>
-          <w:b/>
-          <w:bCs/>
-        </w:rPr>
-        <w:t xml:space="preserve">right</w:t>
-      </w:r>
-      <w:r>
-        <w:t xml:space="preserve"> </w:t>
-      </w:r>
-      <w:r>
-        <w:t xml:space="preserve">half, or</w:t>
-      </w:r>
-      <w:r>
-        <w:t xml:space="preserve"> </w:t>
-      </w:r>
-      <w:r>
-        <w:rPr>
-          <w:b/>
-          <w:bCs/>
-        </w:rPr>
-        <w:t xml:space="preserve">crosses the</w:t>
-      </w:r>
-      <w:r>
-        <w:rPr>
-          <w:b/>
-          <w:bCs/>
-        </w:rPr>
-        <w:t xml:space="preserve"> </w:t>
-      </w:r>
-      <w:r>
-        <w:rPr>
-          <w:b/>
-          <w:bCs/>
-        </w:rPr>
-        <w:t xml:space="preserve">middle</w:t>
-      </w:r>
-      <w:r>
-        <w:t xml:space="preserve">. The crossing case: scan</w:t>
-      </w:r>
-      <w:r>
-        <w:t xml:space="preserve"> </w:t>
-      </w:r>
-      <w:r>
-        <w:rPr>
-          <w:b/>
-          <w:bCs/>
-        </w:rPr>
-        <w:t xml:space="preserve">left from mid</w:t>
-      </w:r>
-      <w:r>
-        <w:t xml:space="preserve"> </w:t>
-      </w:r>
-      <w:r>
-        <w:t xml:space="preserve">for the best suffix sum, scan</w:t>
-      </w:r>
-      <w:r>
-        <w:t xml:space="preserve"> </w:t>
-      </w:r>
-      <w:r>
-        <w:rPr>
-          <w:b/>
-          <w:bCs/>
-        </w:rPr>
-        <w:t xml:space="preserve">right from mid+1</w:t>
-      </w:r>
-      <w:r>
-        <w:t xml:space="preserve"> </w:t>
-      </w:r>
-      <w:r>
-        <w:t xml:space="preserve">for the best prefix sum, add them.</w:t>
-      </w:r>
-      <w:r>
-        <w:t xml:space="preserve"> </w:t>
-      </w:r>
-      <w:r>
-        <w:rPr>
-          <w:rStyle w:val="VerbatimChar"/>
-        </w:rPr>
-        <w:t xml:space="preserve">answer = max(left, right, across)</w:t>
-      </w:r>
-      <w:r>
-        <w:t xml:space="preserve"> </w:t>
-      </w:r>
-      <w:r>
-        <w:t xml:space="preserve">→</w:t>
-      </w:r>
-      <w:r>
-        <w:t xml:space="preserve"> </w:t>
-      </w:r>
-      <w:r>
-        <w:rPr>
-          <w:rStyle w:val="VerbatimChar"/>
-        </w:rPr>
-        <w:t xml:space="preserve">T(n)=2T(n/2)+O(n)</w:t>
+        <w:t xml:space="preserve">Compute</w:t>
+      </w:r>
+      <w:r>
+        <w:t xml:space="preserve"> </w:t>
+      </w:r>
+      <w:r>
+        <w:rPr>
+          <w:rStyle w:val="VerbatimChar"/>
+        </w:rPr>
+        <w:t xml:space="preserve">aⁿ</w:t>
+      </w:r>
+      <w:r>
+        <w:t xml:space="preserve"> </w:t>
+      </w:r>
+      <w:r>
+        <w:t xml:space="preserve">by squaring:</w:t>
+      </w:r>
+      <w:r>
+        <w:t xml:space="preserve"> </w:t>
+      </w:r>
+      <w:r>
+        <w:rPr>
+          <w:rStyle w:val="VerbatimChar"/>
+        </w:rPr>
+        <w:t xml:space="preserve">aⁿ = (a^(n/2))²</w:t>
+      </w:r>
+      <w:r>
+        <w:t xml:space="preserve"> </w:t>
+      </w:r>
+      <w:r>
+        <w:t xml:space="preserve">(× a once more if n is odd).</w:t>
+      </w:r>
+      <w:r>
+        <w:t xml:space="preserve"> </w:t>
+      </w:r>
+      <w:r>
+        <w:rPr>
+          <w:rStyle w:val="VerbatimChar"/>
+        </w:rPr>
+        <w:t xml:space="preserve">T(n)=T(n/2)+O(1)</w:t>
       </w:r>
       <w:r>
         <w:t xml:space="preserve"> </w:t>
@@ -5771,128 +6414,75 @@
           <w:b/>
           <w:bCs/>
         </w:rPr>
-        <w:t xml:space="preserve">O(n log n)</w:t>
-      </w:r>
-      <w:r>
-        <w:t xml:space="preserve">. (Kadane does it in O(n) — Module</w:t>
-      </w:r>
-      <w:r>
-        <w:t xml:space="preserve"> </w:t>
-      </w:r>
-      <w:r>
-        <w:t xml:space="preserve">2 — but this is the instructive D&amp;C version.)</w:t>
-      </w:r>
-    </w:p>
-    <w:bookmarkEnd w:id="53"/>
-    <w:bookmarkStart w:id="54" w:name="ternary-search-unimodal-functions"/>
-    <w:p>
-      <w:pPr>
-        <w:pStyle w:val="Heading3"/>
-      </w:pPr>
-      <w:r>
-        <w:t xml:space="preserve">Ternary Search (unimodal functions)</w:t>
-      </w:r>
-    </w:p>
-    <w:p>
-      <w:pPr>
-        <w:pStyle w:val="FirstParagraph"/>
-      </w:pPr>
-      <w:r>
-        <w:t xml:space="preserve">When a function</w:t>
-      </w:r>
-      <w:r>
-        <w:t xml:space="preserve"> </w:t>
-      </w:r>
-      <w:r>
-        <w:rPr>
-          <w:b/>
-          <w:bCs/>
-        </w:rPr>
-        <w:t xml:space="preserve">strictly increases then decreases</w:t>
-      </w:r>
-      <w:r>
-        <w:t xml:space="preserve"> </w:t>
-      </w:r>
-      <w:r>
-        <w:t xml:space="preserve">(unimodal), binary search</w:t>
-      </w:r>
-      <w:r>
-        <w:t xml:space="preserve"> </w:t>
-      </w:r>
-      <w:r>
-        <w:t xml:space="preserve">doesn’t apply but</w:t>
-      </w:r>
-      <w:r>
-        <w:t xml:space="preserve"> </w:t>
-      </w:r>
-      <w:r>
-        <w:rPr>
-          <w:b/>
-          <w:bCs/>
-        </w:rPr>
-        <w:t xml:space="preserve">ternary search</w:t>
-      </w:r>
-      <w:r>
-        <w:t xml:space="preserve"> </w:t>
-      </w:r>
-      <w:r>
-        <w:t xml:space="preserve">does: probe at the two trisection points</w:t>
-      </w:r>
-      <w:r>
-        <w:t xml:space="preserve"> </w:t>
-      </w:r>
-      <w:r>
-        <w:rPr>
-          <w:rStyle w:val="VerbatimChar"/>
-        </w:rPr>
-        <w:t xml:space="preserve">m1=lo+(hi−lo)/3</w:t>
-      </w:r>
-      <w:r>
-        <w:t xml:space="preserve">,</w:t>
-      </w:r>
-      <w:r>
-        <w:t xml:space="preserve"> </w:t>
-      </w:r>
-      <w:r>
-        <w:rPr>
-          <w:rStyle w:val="VerbatimChar"/>
-        </w:rPr>
-        <w:t xml:space="preserve">m2=hi−(hi−lo)/3</w:t>
-      </w:r>
-      <w:r>
-        <w:t xml:space="preserve">; discard the third that can’t hold the</w:t>
-      </w:r>
-      <w:r>
-        <w:t xml:space="preserve"> </w:t>
-      </w:r>
-      <w:r>
-        <w:t xml:space="preserve">extremum.</w:t>
-      </w:r>
-      <w:r>
-        <w:t xml:space="preserve"> </w:t>
-      </w:r>
-      <w:r>
-        <w:rPr>
-          <w:b/>
-          <w:bCs/>
-        </w:rPr>
         <w:t xml:space="preserve">O(log n)</w:t>
       </w:r>
       <w:r>
-        <w:t xml:space="preserve"> </w:t>
-      </w:r>
-      <w:r>
-        <w:t xml:space="preserve">probes. (Continuous analogue: golden-section search.)</w:t>
-      </w:r>
-    </w:p>
-    <w:bookmarkEnd w:id="54"/>
-    <w:bookmarkStart w:id="55" w:name="X6c1b48a14dfc5ed3e8ccad71a59351585da9c71"/>
-    <w:p>
-      <w:pPr>
-        <w:pStyle w:val="Heading3"/>
-      </w:pPr>
-      <w:r>
-        <w:t xml:space="preserve">Karatsuba / Strassen / FFT (fast multiplication)</w:t>
+        <w:t xml:space="preserve">.</w:t>
+      </w:r>
+    </w:p>
+    <w:p>
+      <w:pPr>
+        <w:pStyle w:val="SourceCode"/>
+      </w:pPr>
+      <w:r>
+        <w:rPr>
+          <w:rStyle w:val="VerbatimChar"/>
+        </w:rPr>
+        <w:t xml:space="preserve"># Fast power (iterative, bit-scanning)        O(log n)</w:t>
+      </w:r>
+      <w:r>
+        <w:br/>
+      </w:r>
+      <w:r>
+        <w:rPr>
+          <w:rStyle w:val="VerbatimChar"/>
+        </w:rPr>
+        <w:t xml:space="preserve">result = 1; base = a</w:t>
+      </w:r>
+      <w:r>
+        <w:br/>
+      </w:r>
+      <w:r>
+        <w:rPr>
+          <w:rStyle w:val="VerbatimChar"/>
+        </w:rPr>
+        <w:t xml:space="preserve">while n &gt; 0:</w:t>
+      </w:r>
+      <w:r>
+        <w:br/>
+      </w:r>
+      <w:r>
+        <w:rPr>
+          <w:rStyle w:val="VerbatimChar"/>
+        </w:rPr>
+        <w:t xml:space="preserve">    if n &amp; 1: result *= base       # for modular: result = result*base % m</w:t>
+      </w:r>
+      <w:r>
+        <w:br/>
+      </w:r>
+      <w:r>
+        <w:rPr>
+          <w:rStyle w:val="VerbatimChar"/>
+        </w:rPr>
+        <w:t xml:space="preserve">    base *= base                   # base = base*base % m</w:t>
+      </w:r>
+      <w:r>
+        <w:br/>
+      </w:r>
+      <w:r>
+        <w:rPr>
+          <w:rStyle w:val="VerbatimChar"/>
+        </w:rPr>
+        <w:t xml:space="preserve">    n &gt;&gt;= 1</w:t>
+      </w:r>
+      <w:r>
+        <w:br/>
+      </w:r>
+      <w:r>
+        <w:rPr>
+          <w:rStyle w:val="VerbatimChar"/>
+        </w:rPr>
+        <w:t xml:space="preserve">return result</w:t>
       </w:r>
     </w:p>
     <w:p>
@@ -5908,60 +6498,37 @@
           <w:b/>
           <w:bCs/>
         </w:rPr>
-        <w:t xml:space="preserve">Karatsuba:</w:t>
-      </w:r>
-      <w:r>
-        <w:t xml:space="preserve"> </w:t>
-      </w:r>
-      <w:r>
-        <w:t xml:space="preserve">multiply n-digit numbers with</w:t>
-      </w:r>
-      <w:r>
-        <w:t xml:space="preserve"> </w:t>
-      </w:r>
-      <w:r>
-        <w:rPr>
-          <w:b/>
-          <w:bCs/>
-        </w:rPr>
-        <w:t xml:space="preserve">3</w:t>
-      </w:r>
-      <w:r>
-        <w:t xml:space="preserve"> </w:t>
-      </w:r>
-      <w:r>
-        <w:t xml:space="preserve">half-size multiplications</w:t>
-      </w:r>
-      <w:r>
-        <w:t xml:space="preserve"> </w:t>
-      </w:r>
-      <w:r>
-        <w:t xml:space="preserve">instead of 4 →</w:t>
-      </w:r>
-      <w:r>
-        <w:t xml:space="preserve"> </w:t>
-      </w:r>
-      <w:r>
-        <w:rPr>
-          <w:rStyle w:val="VerbatimChar"/>
-        </w:rPr>
-        <w:t xml:space="preserve">T(n)=3T(n/2)+O(n)</w:t>
-      </w:r>
-      <w:r>
-        <w:t xml:space="preserve"> </w:t>
-      </w:r>
-      <w:r>
-        <w:t xml:space="preserve">=</w:t>
-      </w:r>
-      <w:r>
-        <w:t xml:space="preserve"> </w:t>
-      </w:r>
-      <w:r>
-        <w:rPr>
-          <w:b/>
-          <w:bCs/>
-        </w:rPr>
-        <w:t xml:space="preserve">O(n^1.585)</w:t>
+        <w:t xml:space="preserve">Modular exponentiation</w:t>
+      </w:r>
+      <w:r>
+        <w:t xml:space="preserve"> </w:t>
+      </w:r>
+      <w:r>
+        <w:rPr>
+          <w:rStyle w:val="VerbatimChar"/>
+        </w:rPr>
+        <w:t xml:space="preserve">aⁿ mod m</w:t>
+      </w:r>
+      <w:r>
+        <w:t xml:space="preserve"> </w:t>
+      </w:r>
+      <w:r>
+        <w:t xml:space="preserve">(crypto, hashing, SEBI-IT) uses the same</w:t>
+      </w:r>
+      <w:r>
+        <w:t xml:space="preserve"> </w:t>
+      </w:r>
+      <w:r>
+        <w:t xml:space="preserve">loop with</w:t>
+      </w:r>
+      <w:r>
+        <w:t xml:space="preserve"> </w:t>
+      </w:r>
+      <w:r>
+        <w:rPr>
+          <w:rStyle w:val="VerbatimChar"/>
+        </w:rPr>
+        <w:t xml:space="preserve">% m</w:t>
       </w:r>
       <w:r>
         <w:t xml:space="preserve">.</w:t>
@@ -5980,129 +6547,373 @@
           <w:b/>
           <w:bCs/>
         </w:rPr>
-        <w:t xml:space="preserve">Strassen:</w:t>
-      </w:r>
-      <w:r>
-        <w:t xml:space="preserve"> </w:t>
-      </w:r>
-      <w:r>
-        <w:t xml:space="preserve">7 instead of 8 recursive matrix multiplications →</w:t>
-      </w:r>
-      <w:r>
-        <w:t xml:space="preserve"> </w:t>
-      </w:r>
-      <w:r>
-        <w:rPr>
-          <w:b/>
-          <w:bCs/>
-        </w:rPr>
-        <w:t xml:space="preserve">O(n^2.807)</w:t>
-      </w:r>
-      <w:r>
-        <w:t xml:space="preserve">.</w:t>
+        <w:t xml:space="preserve">Matrix exponentiation:</w:t>
+      </w:r>
+      <w:r>
+        <w:t xml:space="preserve"> </w:t>
+      </w:r>
+      <w:r>
+        <w:t xml:space="preserve">raise a transition matrix to the n-th power in O(log</w:t>
       </w:r>
     </w:p>
     <w:p>
       <w:pPr>
         <w:pStyle w:val="Compact"/>
         <w:numPr>
-          <w:ilvl w:val="0"/>
-          <w:numId w:val="1018"/>
-        </w:numPr>
-      </w:pPr>
-      <w:r>
-        <w:rPr>
-          <w:b/>
-          <w:bCs/>
-        </w:rPr>
-        <w:t xml:space="preserve">FFT:</w:t>
-      </w:r>
-      <w:r>
-        <w:t xml:space="preserve"> </w:t>
-      </w:r>
-      <w:r>
-        <w:t xml:space="preserve">evaluate a polynomial at the n complex roots of unity by splitting into</w:t>
-      </w:r>
-      <w:r>
-        <w:t xml:space="preserve"> </w:t>
-      </w:r>
-      <w:r>
-        <w:t xml:space="preserve">even/odd-indexed terms (</w:t>
-      </w:r>
-      <w:r>
-        <w:rPr>
-          <w:rStyle w:val="VerbatimChar"/>
-        </w:rPr>
-        <w:t xml:space="preserve">P(x)=Pₑ(x²)+x·Pₒ(x²)</w:t>
-      </w:r>
-      <w:r>
-        <w:t xml:space="preserve">), recursing, combining →</w:t>
-      </w:r>
-      <w:r>
-        <w:t xml:space="preserve"> </w:t>
-      </w:r>
-      <w:r>
-        <w:rPr>
-          <w:rStyle w:val="VerbatimChar"/>
-        </w:rPr>
-        <w:t xml:space="preserve">T(n)=2T(n/2)+O(n)</w:t>
-      </w:r>
-      <w:r>
-        <w:t xml:space="preserve"> </w:t>
-      </w:r>
-      <w:r>
-        <w:t xml:space="preserve">=</w:t>
-      </w:r>
-      <w:r>
-        <w:t xml:space="preserve"> </w:t>
-      </w:r>
-      <w:r>
-        <w:rPr>
-          <w:b/>
-          <w:bCs/>
-        </w:rPr>
-        <w:t xml:space="preserve">O(n log n)</w:t>
-      </w:r>
-      <w:r>
-        <w:t xml:space="preserve">. Used for fast polynomial/bignum</w:t>
-      </w:r>
-      <w:r>
-        <w:t xml:space="preserve"> </w:t>
-      </w:r>
-      <w:r>
-        <w:t xml:space="preserve">multiplication and convolution.</w:t>
-      </w:r>
-      <w:r>
-        <w:t xml:space="preserve"> </w:t>
-      </w:r>
-      <w:r>
-        <w:rPr>
-          <w:i/>
-          <w:iCs/>
-        </w:rPr>
-        <w:t xml:space="preserve">(ICPC/advanced; optional for SEBI.)</w:t>
-      </w:r>
-    </w:p>
-    <w:bookmarkEnd w:id="55"/>
-    <w:bookmarkStart w:id="56" w:name="mcqs-5"/>
-    <w:p>
-      <w:pPr>
-        <w:pStyle w:val="Heading3"/>
-      </w:pPr>
-      <w:r>
-        <w:t xml:space="preserve">MCQs</w:t>
-      </w:r>
-    </w:p>
-    <w:p>
-      <w:pPr>
-        <w:pStyle w:val="Compact"/>
-        <w:numPr>
-          <w:ilvl w:val="0"/>
+          <w:ilvl w:val="1"/>
           <w:numId w:val="1019"/>
         </w:numPr>
       </w:pPr>
       <w:r>
-        <w:t xml:space="preserve">Fast exponentiation time? →</w:t>
+        <w:t xml:space="preserve">— e.g. Fibonacci via</w:t>
+      </w:r>
+      <w:r>
+        <w:t xml:space="preserve"> </w:t>
+      </w:r>
+      <w:r>
+        <w:rPr>
+          <w:rStyle w:val="VerbatimChar"/>
+        </w:rPr>
+        <w:t xml:space="preserve">[[1,1],[1,0]]ⁿ</w:t>
+      </w:r>
+      <w:r>
+        <w:t xml:space="preserve">. (LC 50 Pow(x,n); LC 372.)</w:t>
+      </w:r>
+    </w:p>
+    <w:bookmarkEnd w:id="53"/>
+    <w:bookmarkStart w:id="54" w:name="closest-pair-of-points-2d"/>
+    <w:p>
+      <w:pPr>
+        <w:pStyle w:val="Heading3"/>
+      </w:pPr>
+      <w:r>
+        <w:t xml:space="preserve">Closest Pair of Points (2D)</w:t>
+      </w:r>
+    </w:p>
+    <w:p>
+      <w:pPr>
+        <w:pStyle w:val="FirstParagraph"/>
+      </w:pPr>
+      <w:r>
+        <w:t xml:space="preserve">Sort by x; split; recursively find the closest pair in each half; then check a</w:t>
+      </w:r>
+      <w:r>
+        <w:t xml:space="preserve"> </w:t>
+      </w:r>
+      <w:r>
+        <w:t xml:space="preserve">thin</w:t>
+      </w:r>
+      <w:r>
+        <w:t xml:space="preserve"> </w:t>
+      </w:r>
+      <w:r>
+        <w:rPr>
+          <w:b/>
+          <w:bCs/>
+        </w:rPr>
+        <w:t xml:space="preserve">strip</w:t>
+      </w:r>
+      <w:r>
+        <w:t xml:space="preserve"> </w:t>
+      </w:r>
+      <w:r>
+        <w:t xml:space="preserve">around the dividing line — each point compares against</w:t>
+      </w:r>
+      <w:r>
+        <w:t xml:space="preserve"> </w:t>
+      </w:r>
+      <w:r>
+        <w:rPr>
+          <w:b/>
+          <w:bCs/>
+        </w:rPr>
+        <w:t xml:space="preserve">at most</w:t>
+      </w:r>
+      <w:r>
+        <w:rPr>
+          <w:b/>
+          <w:bCs/>
+        </w:rPr>
+        <w:t xml:space="preserve"> </w:t>
+      </w:r>
+      <w:r>
+        <w:rPr>
+          <w:b/>
+          <w:bCs/>
+        </w:rPr>
+        <w:t xml:space="preserve">~7</w:t>
+      </w:r>
+      <w:r>
+        <w:t xml:space="preserve"> </w:t>
+      </w:r>
+      <w:r>
+        <w:t xml:space="preserve">following points (a constant, by a packing argument).</w:t>
+      </w:r>
+      <w:r>
+        <w:t xml:space="preserve"> </w:t>
+      </w:r>
+      <w:r>
+        <w:rPr>
+          <w:b/>
+          <w:bCs/>
+        </w:rPr>
+        <w:t xml:space="preserve">O(n log n)</w:t>
+      </w:r>
+      <w:r>
+        <w:t xml:space="preserve"> </w:t>
+      </w:r>
+      <w:r>
+        <w:t xml:space="preserve">vs</w:t>
+      </w:r>
+      <w:r>
+        <w:t xml:space="preserve"> </w:t>
+      </w:r>
+      <w:r>
+        <w:t xml:space="preserve">brute-force O(n²).</w:t>
+      </w:r>
+    </w:p>
+    <w:bookmarkEnd w:id="54"/>
+    <w:bookmarkStart w:id="55" w:name="maximum-subarray-dc-view"/>
+    <w:p>
+      <w:pPr>
+        <w:pStyle w:val="Heading3"/>
+      </w:pPr>
+      <w:r>
+        <w:t xml:space="preserve">Maximum Subarray (D&amp;C view)</w:t>
+      </w:r>
+    </w:p>
+    <w:p>
+      <w:pPr>
+        <w:pStyle w:val="FirstParagraph"/>
+      </w:pPr>
+      <w:r>
+        <w:t xml:space="preserve">The max subarray lies in the</w:t>
+      </w:r>
+      <w:r>
+        <w:t xml:space="preserve"> </w:t>
+      </w:r>
+      <w:r>
+        <w:rPr>
+          <w:b/>
+          <w:bCs/>
+        </w:rPr>
+        <w:t xml:space="preserve">left</w:t>
+      </w:r>
+      <w:r>
+        <w:t xml:space="preserve"> </w:t>
+      </w:r>
+      <w:r>
+        <w:t xml:space="preserve">half, the</w:t>
+      </w:r>
+      <w:r>
+        <w:t xml:space="preserve"> </w:t>
+      </w:r>
+      <w:r>
+        <w:rPr>
+          <w:b/>
+          <w:bCs/>
+        </w:rPr>
+        <w:t xml:space="preserve">right</w:t>
+      </w:r>
+      <w:r>
+        <w:t xml:space="preserve"> </w:t>
+      </w:r>
+      <w:r>
+        <w:t xml:space="preserve">half, or</w:t>
+      </w:r>
+      <w:r>
+        <w:t xml:space="preserve"> </w:t>
+      </w:r>
+      <w:r>
+        <w:rPr>
+          <w:b/>
+          <w:bCs/>
+        </w:rPr>
+        <w:t xml:space="preserve">crosses the</w:t>
+      </w:r>
+      <w:r>
+        <w:rPr>
+          <w:b/>
+          <w:bCs/>
+        </w:rPr>
+        <w:t xml:space="preserve"> </w:t>
+      </w:r>
+      <w:r>
+        <w:rPr>
+          <w:b/>
+          <w:bCs/>
+        </w:rPr>
+        <w:t xml:space="preserve">middle</w:t>
+      </w:r>
+      <w:r>
+        <w:t xml:space="preserve">. The crossing case: scan</w:t>
+      </w:r>
+      <w:r>
+        <w:t xml:space="preserve"> </w:t>
+      </w:r>
+      <w:r>
+        <w:rPr>
+          <w:b/>
+          <w:bCs/>
+        </w:rPr>
+        <w:t xml:space="preserve">left from mid</w:t>
+      </w:r>
+      <w:r>
+        <w:t xml:space="preserve"> </w:t>
+      </w:r>
+      <w:r>
+        <w:t xml:space="preserve">for the best suffix sum, scan</w:t>
+      </w:r>
+      <w:r>
+        <w:t xml:space="preserve"> </w:t>
+      </w:r>
+      <w:r>
+        <w:rPr>
+          <w:b/>
+          <w:bCs/>
+        </w:rPr>
+        <w:t xml:space="preserve">right from mid+1</w:t>
+      </w:r>
+      <w:r>
+        <w:t xml:space="preserve"> </w:t>
+      </w:r>
+      <w:r>
+        <w:t xml:space="preserve">for the best prefix sum, add them.</w:t>
+      </w:r>
+      <w:r>
+        <w:t xml:space="preserve"> </w:t>
+      </w:r>
+      <w:r>
+        <w:rPr>
+          <w:rStyle w:val="VerbatimChar"/>
+        </w:rPr>
+        <w:t xml:space="preserve">answer = max(left, right, across)</w:t>
+      </w:r>
+      <w:r>
+        <w:t xml:space="preserve"> </w:t>
+      </w:r>
+      <w:r>
+        <w:t xml:space="preserve">→</w:t>
+      </w:r>
+      <w:r>
+        <w:t xml:space="preserve"> </w:t>
+      </w:r>
+      <w:r>
+        <w:rPr>
+          <w:rStyle w:val="VerbatimChar"/>
+        </w:rPr>
+        <w:t xml:space="preserve">T(n)=2T(n/2)+O(n)</w:t>
+      </w:r>
+      <w:r>
+        <w:t xml:space="preserve"> </w:t>
+      </w:r>
+      <w:r>
+        <w:t xml:space="preserve">=</w:t>
+      </w:r>
+      <w:r>
+        <w:t xml:space="preserve"> </w:t>
+      </w:r>
+      <w:r>
+        <w:rPr>
+          <w:b/>
+          <w:bCs/>
+        </w:rPr>
+        <w:t xml:space="preserve">O(n log n)</w:t>
+      </w:r>
+      <w:r>
+        <w:t xml:space="preserve">. (Kadane does it in O(n) — Module</w:t>
+      </w:r>
+      <w:r>
+        <w:t xml:space="preserve"> </w:t>
+      </w:r>
+      <w:r>
+        <w:t xml:space="preserve">2 — but this is the instructive D&amp;C version.)</w:t>
+      </w:r>
+    </w:p>
+    <w:bookmarkEnd w:id="55"/>
+    <w:bookmarkStart w:id="56" w:name="ternary-search-unimodal-functions"/>
+    <w:p>
+      <w:pPr>
+        <w:pStyle w:val="Heading3"/>
+      </w:pPr>
+      <w:r>
+        <w:t xml:space="preserve">Ternary Search (unimodal functions)</w:t>
+      </w:r>
+    </w:p>
+    <w:p>
+      <w:pPr>
+        <w:pStyle w:val="FirstParagraph"/>
+      </w:pPr>
+      <w:r>
+        <w:t xml:space="preserve">When a function</w:t>
+      </w:r>
+      <w:r>
+        <w:t xml:space="preserve"> </w:t>
+      </w:r>
+      <w:r>
+        <w:rPr>
+          <w:b/>
+          <w:bCs/>
+        </w:rPr>
+        <w:t xml:space="preserve">strictly increases then decreases</w:t>
+      </w:r>
+      <w:r>
+        <w:t xml:space="preserve"> </w:t>
+      </w:r>
+      <w:r>
+        <w:t xml:space="preserve">(unimodal), binary search</w:t>
+      </w:r>
+      <w:r>
+        <w:t xml:space="preserve"> </w:t>
+      </w:r>
+      <w:r>
+        <w:t xml:space="preserve">doesn’t apply but</w:t>
+      </w:r>
+      <w:r>
+        <w:t xml:space="preserve"> </w:t>
+      </w:r>
+      <w:r>
+        <w:rPr>
+          <w:b/>
+          <w:bCs/>
+        </w:rPr>
+        <w:t xml:space="preserve">ternary search</w:t>
+      </w:r>
+      <w:r>
+        <w:t xml:space="preserve"> </w:t>
+      </w:r>
+      <w:r>
+        <w:t xml:space="preserve">does: probe at the two trisection points</w:t>
+      </w:r>
+      <w:r>
+        <w:t xml:space="preserve"> </w:t>
+      </w:r>
+      <w:r>
+        <w:rPr>
+          <w:rStyle w:val="VerbatimChar"/>
+        </w:rPr>
+        <w:t xml:space="preserve">m1=lo+(hi−lo)/3</w:t>
+      </w:r>
+      <w:r>
+        <w:t xml:space="preserve">,</w:t>
+      </w:r>
+      <w:r>
+        <w:t xml:space="preserve"> </w:t>
+      </w:r>
+      <w:r>
+        <w:rPr>
+          <w:rStyle w:val="VerbatimChar"/>
+        </w:rPr>
+        <w:t xml:space="preserve">m2=hi−(hi−lo)/3</w:t>
+      </w:r>
+      <w:r>
+        <w:t xml:space="preserve">; discard the third that can’t hold the</w:t>
+      </w:r>
+      <w:r>
+        <w:t xml:space="preserve"> </w:t>
+      </w:r>
+      <w:r>
+        <w:t xml:space="preserve">extremum.</w:t>
       </w:r>
       <w:r>
         <w:t xml:space="preserve"> </w:t>
@@ -6115,114 +6926,20 @@
         <w:t xml:space="preserve">O(log n)</w:t>
       </w:r>
       <w:r>
-        <w:t xml:space="preserve">.</w:t>
-      </w:r>
-    </w:p>
-    <w:p>
-      <w:pPr>
-        <w:pStyle w:val="Compact"/>
-        <w:numPr>
-          <w:ilvl w:val="0"/>
-          <w:numId w:val="1019"/>
-        </w:numPr>
-      </w:pPr>
-      <w:r>
-        <w:t xml:space="preserve">Closest pair strip checks how many neighbours per point? → a</w:t>
-      </w:r>
-      <w:r>
-        <w:t xml:space="preserve"> </w:t>
-      </w:r>
-      <w:r>
-        <w:rPr>
-          <w:b/>
-          <w:bCs/>
-        </w:rPr>
-        <w:t xml:space="preserve">constant (~7)</w:t>
-      </w:r>
-      <w:r>
-        <w:t xml:space="preserve">.</w:t>
-      </w:r>
-    </w:p>
-    <w:p>
-      <w:pPr>
-        <w:pStyle w:val="Compact"/>
-        <w:numPr>
-          <w:ilvl w:val="0"/>
-          <w:numId w:val="1019"/>
-        </w:numPr>
-      </w:pPr>
-      <w:r>
-        <w:t xml:space="preserve">Karatsuba / Strassen / FFT complexities? →</w:t>
-      </w:r>
-      <w:r>
-        <w:t xml:space="preserve"> </w:t>
-      </w:r>
-      <w:r>
-        <w:rPr>
-          <w:b/>
-          <w:bCs/>
-        </w:rPr>
-        <w:t xml:space="preserve">O(n^1.585) / O(n^2.807) / O(n log</w:t>
-      </w:r>
-      <w:r>
-        <w:rPr>
-          <w:b/>
-          <w:bCs/>
-        </w:rPr>
-        <w:t xml:space="preserve"> </w:t>
-      </w:r>
-      <w:r>
-        <w:rPr>
-          <w:b/>
-          <w:bCs/>
-        </w:rPr>
-        <w:t xml:space="preserve">n)</w:t>
-      </w:r>
-      <w:r>
-        <w:t xml:space="preserve">.</w:t>
-      </w:r>
-    </w:p>
-    <w:p>
-      <w:pPr>
-        <w:pStyle w:val="Compact"/>
-        <w:numPr>
-          <w:ilvl w:val="0"/>
-          <w:numId w:val="1019"/>
-        </w:numPr>
-      </w:pPr>
-      <w:r>
-        <w:t xml:space="preserve">Search a unimodal function’s max? →</w:t>
-      </w:r>
-      <w:r>
-        <w:t xml:space="preserve"> </w:t>
-      </w:r>
-      <w:r>
-        <w:rPr>
-          <w:b/>
-          <w:bCs/>
-        </w:rPr>
-        <w:t xml:space="preserve">ternary search</w:t>
-      </w:r>
-      <w:r>
-        <w:t xml:space="preserve">.</w:t>
-      </w:r>
-    </w:p>
-    <w:p>
-      <w:r>
-        <w:pict>
-          <v:rect style="width:0;height:1.5pt" o:hralign="center" o:hrstd="t" o:hr="t"/>
-        </w:pict>
+        <w:t xml:space="preserve"> </w:t>
+      </w:r>
+      <w:r>
+        <w:t xml:space="preserve">probes. (Continuous analogue: golden-section search.)</w:t>
       </w:r>
     </w:p>
     <w:bookmarkEnd w:id="56"/>
-    <w:bookmarkEnd w:id="57"/>
-    <w:bookmarkStart w:id="58" w:name="module-12-concept-review-one-page"/>
-    <w:p>
-      <w:pPr>
-        <w:pStyle w:val="Heading2"/>
-      </w:pPr>
-      <w:r>
-        <w:t xml:space="preserve">Module 12 — Concept Review (one page)</w:t>
+    <w:bookmarkStart w:id="57" w:name="X6c1b48a14dfc5ed3e8ccad71a59351585da9c71"/>
+    <w:p>
+      <w:pPr>
+        <w:pStyle w:val="Heading3"/>
+      </w:pPr>
+      <w:r>
+        <w:t xml:space="preserve">Karatsuba / Strassen / FFT (fast multiplication)</w:t>
       </w:r>
     </w:p>
     <w:p>
@@ -6238,68 +6955,63 @@
           <w:b/>
           <w:bCs/>
         </w:rPr>
-        <w:t xml:space="preserve">D&amp;C</w:t>
-      </w:r>
-      <w:r>
-        <w:t xml:space="preserve"> </w:t>
-      </w:r>
-      <w:r>
-        <w:t xml:space="preserve">= divide + conquer + combine; analyse with the</w:t>
-      </w:r>
-      <w:r>
-        <w:t xml:space="preserve"> </w:t>
-      </w:r>
-      <w:r>
-        <w:rPr>
-          <w:b/>
-          <w:bCs/>
-        </w:rPr>
-        <w:t xml:space="preserve">Master Theorem</w:t>
-      </w:r>
-      <w:r>
-        <w:t xml:space="preserve"> </w:t>
-      </w:r>
-      <w:r>
-        <w:t xml:space="preserve">(3</w:t>
-      </w:r>
-      <w:r>
-        <w:t xml:space="preserve"> </w:t>
-      </w:r>
-      <w:r>
-        <w:t xml:space="preserve">cases by comparing</w:t>
-      </w:r>
-      <w:r>
-        <w:t xml:space="preserve"> </w:t>
-      </w:r>
-      <w:r>
-        <w:rPr>
-          <w:rStyle w:val="VerbatimChar"/>
-        </w:rPr>
-        <w:t xml:space="preserve">f(n)</w:t>
-      </w:r>
-      <w:r>
-        <w:t xml:space="preserve"> </w:t>
-      </w:r>
-      <w:r>
-        <w:t xml:space="preserve">vs</w:t>
-      </w:r>
-      <w:r>
-        <w:t xml:space="preserve"> </w:t>
-      </w:r>
-      <w:r>
-        <w:rPr>
-          <w:rStyle w:val="VerbatimChar"/>
-        </w:rPr>
-        <w:t xml:space="preserve">n^(log_b a)</w:t>
-      </w:r>
-      <w:r>
-        <w:t xml:space="preserve">); uneven/subtract recurrences need</w:t>
-      </w:r>
-      <w:r>
-        <w:t xml:space="preserve"> </w:t>
-      </w:r>
-      <w:r>
-        <w:t xml:space="preserve">tree/substitution.</w:t>
+        <w:t xml:space="preserve">Karatsuba:</w:t>
+      </w:r>
+      <w:r>
+        <w:t xml:space="preserve"> </w:t>
+      </w:r>
+      <w:r>
+        <w:t xml:space="preserve">multiply n-digit numbers with</w:t>
+      </w:r>
+      <w:r>
+        <w:t xml:space="preserve"> </w:t>
+      </w:r>
+      <w:r>
+        <w:rPr>
+          <w:b/>
+          <w:bCs/>
+        </w:rPr>
+        <w:t xml:space="preserve">3</w:t>
+      </w:r>
+      <w:r>
+        <w:t xml:space="preserve"> </w:t>
+      </w:r>
+      <w:r>
+        <w:t xml:space="preserve">half-size multiplications</w:t>
+      </w:r>
+      <w:r>
+        <w:t xml:space="preserve"> </w:t>
+      </w:r>
+      <w:r>
+        <w:t xml:space="preserve">instead of 4 →</w:t>
+      </w:r>
+      <w:r>
+        <w:t xml:space="preserve"> </w:t>
+      </w:r>
+      <w:r>
+        <w:rPr>
+          <w:rStyle w:val="VerbatimChar"/>
+        </w:rPr>
+        <w:t xml:space="preserve">T(n)=3T(n/2)+O(n)</w:t>
+      </w:r>
+      <w:r>
+        <w:t xml:space="preserve"> </w:t>
+      </w:r>
+      <w:r>
+        <w:t xml:space="preserve">=</w:t>
+      </w:r>
+      <w:r>
+        <w:t xml:space="preserve"> </w:t>
+      </w:r>
+      <w:r>
+        <w:rPr>
+          <w:b/>
+          <w:bCs/>
+        </w:rPr>
+        <w:t xml:space="preserve">O(n^1.585)</w:t>
+      </w:r>
+      <w:r>
+        <w:t xml:space="preserve">.</w:t>
       </w:r>
     </w:p>
     <w:p>
@@ -6315,42 +7027,26 @@
           <w:b/>
           <w:bCs/>
         </w:rPr>
-        <w:t xml:space="preserve">Merge sort:</w:t>
-      </w:r>
-      <w:r>
-        <w:t xml:space="preserve"> </w:t>
-      </w:r>
-      <w:r>
-        <w:t xml:space="preserve">O(n log n) always,</w:t>
-      </w:r>
-      <w:r>
-        <w:t xml:space="preserve"> </w:t>
-      </w:r>
-      <w:r>
-        <w:rPr>
-          <w:b/>
-          <w:bCs/>
-        </w:rPr>
-        <w:t xml:space="preserve">stable</w:t>
-      </w:r>
-      <w:r>
-        <w:t xml:space="preserve">, O(n) space; counts</w:t>
-      </w:r>
-      <w:r>
-        <w:t xml:space="preserve"> </w:t>
-      </w:r>
-      <w:r>
-        <w:rPr>
-          <w:b/>
-          <w:bCs/>
-        </w:rPr>
-        <w:t xml:space="preserve">inversions</w:t>
-      </w:r>
-      <w:r>
-        <w:t xml:space="preserve"> </w:t>
-      </w:r>
-      <w:r>
-        <w:t xml:space="preserve">in O(n log n).</w:t>
+        <w:t xml:space="preserve">Strassen:</w:t>
+      </w:r>
+      <w:r>
+        <w:t xml:space="preserve"> </w:t>
+      </w:r>
+      <w:r>
+        <w:t xml:space="preserve">7 instead of 8 recursive matrix multiplications →</w:t>
+      </w:r>
+      <w:r>
+        <w:t xml:space="preserve"> </w:t>
+      </w:r>
+      <w:r>
+        <w:rPr>
+          <w:b/>
+          <w:bCs/>
+        </w:rPr>
+        <w:t xml:space="preserve">O(n^2.807)</w:t>
+      </w:r>
+      <w:r>
+        <w:t xml:space="preserve">.</w:t>
       </w:r>
     </w:p>
     <w:p>
@@ -6366,23 +7062,37 @@
           <w:b/>
           <w:bCs/>
         </w:rPr>
-        <w:t xml:space="preserve">Quicksort:</w:t>
-      </w:r>
-      <w:r>
-        <w:t xml:space="preserve"> </w:t>
-      </w:r>
-      <w:r>
-        <w:t xml:space="preserve">O(n log n) avg,</w:t>
-      </w:r>
-      <w:r>
-        <w:t xml:space="preserve"> </w:t>
-      </w:r>
-      <w:r>
-        <w:rPr>
-          <w:b/>
-          <w:bCs/>
-        </w:rPr>
-        <w:t xml:space="preserve">O(n²) worst</w:t>
+        <w:t xml:space="preserve">FFT:</w:t>
+      </w:r>
+      <w:r>
+        <w:t xml:space="preserve"> </w:t>
+      </w:r>
+      <w:r>
+        <w:t xml:space="preserve">evaluate a polynomial at the n complex roots of unity by splitting into</w:t>
+      </w:r>
+      <w:r>
+        <w:t xml:space="preserve"> </w:t>
+      </w:r>
+      <w:r>
+        <w:t xml:space="preserve">even/odd-indexed terms (</w:t>
+      </w:r>
+      <w:r>
+        <w:rPr>
+          <w:rStyle w:val="VerbatimChar"/>
+        </w:rPr>
+        <w:t xml:space="preserve">P(x)=Pₑ(x²)+x·Pₒ(x²)</w:t>
+      </w:r>
+      <w:r>
+        <w:t xml:space="preserve">), recursing, combining →</w:t>
+      </w:r>
+      <w:r>
+        <w:t xml:space="preserve"> </w:t>
+      </w:r>
+      <w:r>
+        <w:rPr>
+          <w:rStyle w:val="VerbatimChar"/>
+        </w:rPr>
+        <w:t xml:space="preserve">T(n)=2T(n/2)+O(n)</w:t>
       </w:r>
       <w:r>
         <w:t xml:space="preserve"> </w:t>
@@ -6395,254 +7105,39 @@
       </w:r>
       <w:r>
         <w:rPr>
-          <w:rStyle w:val="VerbatimChar"/>
-        </w:rPr>
-        <w:t xml:space="preserve">n(n−1)/2</w:t>
-      </w:r>
-      <w:r>
-        <w:t xml:space="preserve"> </w:t>
-      </w:r>
-      <w:r>
-        <w:t xml:space="preserve">comparisons (random</w:t>
-      </w:r>
-      <w:r>
-        <w:t xml:space="preserve"> </w:t>
-      </w:r>
-      <w:r>
-        <w:t xml:space="preserve">pivot fixes it); Lomuto vs Hoare differ in the recursion split.</w:t>
-      </w:r>
-    </w:p>
-    <w:p>
-      <w:pPr>
-        <w:pStyle w:val="Compact"/>
-        <w:numPr>
-          <w:ilvl w:val="0"/>
-          <w:numId w:val="1020"/>
-        </w:numPr>
-      </w:pPr>
-      <w:r>
-        <w:rPr>
-          <w:b/>
-          <w:bCs/>
-        </w:rPr>
-        <w:t xml:space="preserve">Quickselect:</w:t>
-      </w:r>
-      <w:r>
-        <w:t xml:space="preserve"> </w:t>
-      </w:r>
-      <w:r>
-        <w:t xml:space="preserve">k-th smallest O(n) avg;</w:t>
-      </w:r>
-      <w:r>
-        <w:t xml:space="preserve"> </w:t>
-      </w:r>
-      <w:r>
-        <w:rPr>
-          <w:b/>
-          <w:bCs/>
-        </w:rPr>
-        <w:t xml:space="preserve">vs heap</w:t>
-      </w:r>
-      <w:r>
-        <w:t xml:space="preserve"> </w:t>
-      </w:r>
-      <w:r>
-        <w:t xml:space="preserve">(O(n log k), streaming);</w:t>
-      </w:r>
-      <w:r>
-        <w:t xml:space="preserve"> </w:t>
-      </w:r>
-      <w:r>
-        <w:rPr>
-          <w:b/>
-          <w:bCs/>
-        </w:rPr>
-        <w:t xml:space="preserve">median-of-medians</w:t>
-      </w:r>
-      <w:r>
-        <w:t xml:space="preserve"> </w:t>
-      </w:r>
-      <w:r>
-        <w:t xml:space="preserve">= guaranteed O(n).</w:t>
-      </w:r>
-    </w:p>
-    <w:p>
-      <w:pPr>
-        <w:pStyle w:val="Compact"/>
-        <w:numPr>
-          <w:ilvl w:val="0"/>
-          <w:numId w:val="1020"/>
-        </w:numPr>
-      </w:pPr>
-      <w:r>
-        <w:rPr>
-          <w:b/>
-          <w:bCs/>
-        </w:rPr>
-        <w:t xml:space="preserve">Binary search:</w:t>
-      </w:r>
-      <w:r>
-        <w:t xml:space="preserve"> </w:t>
-      </w:r>
-      <w:r>
-        <w:t xml:space="preserve">learn ONE half-open</w:t>
-      </w:r>
-      <w:r>
-        <w:t xml:space="preserve"> </w:t>
-      </w:r>
-      <w:r>
-        <w:rPr>
-          <w:rStyle w:val="VerbatimChar"/>
-        </w:rPr>
-        <w:t xml:space="preserve">lower_bound</w:t>
-      </w:r>
-      <w:r>
-        <w:t xml:space="preserve"> </w:t>
-      </w:r>
-      <w:r>
-        <w:t xml:space="preserve">template;</w:t>
-      </w:r>
-      <w:r>
-        <w:t xml:space="preserve"> </w:t>
-      </w:r>
-      <w:r>
-        <w:rPr>
-          <w:rStyle w:val="VerbatimChar"/>
-        </w:rPr>
-        <w:t xml:space="preserve">upper_bound</w:t>
-      </w:r>
-      <w:r>
-        <w:t xml:space="preserve"> </w:t>
-      </w:r>
-      <w:r>
-        <w:t xml:space="preserve">=</w:t>
-      </w:r>
-      <w:r>
-        <w:t xml:space="preserve"> </w:t>
-      </w:r>
-      <w:r>
-        <w:rPr>
-          <w:rStyle w:val="VerbatimChar"/>
-        </w:rPr>
-        <w:t xml:space="preserve">&lt;=</w:t>
-      </w:r>
-      <w:r>
-        <w:t xml:space="preserve">; worst comparisons</w:t>
-      </w:r>
-      <w:r>
-        <w:t xml:space="preserve"> </w:t>
-      </w:r>
-      <w:r>
-        <w:rPr>
-          <w:rStyle w:val="VerbatimChar"/>
-        </w:rPr>
-        <w:t xml:space="preserve">⌊log₂n⌋+1</w:t>
-      </w:r>
-      <w:r>
-        <w:t xml:space="preserve">; know rotated (+dup), find-peak (unsorted).</w:t>
-      </w:r>
-    </w:p>
-    <w:p>
-      <w:pPr>
-        <w:pStyle w:val="Compact"/>
-        <w:numPr>
-          <w:ilvl w:val="0"/>
-          <w:numId w:val="1020"/>
-        </w:numPr>
-      </w:pPr>
-      <w:r>
-        <w:rPr>
-          <w:b/>
-          <w:bCs/>
-        </w:rPr>
-        <w:t xml:space="preserve">BS on the answer:</w:t>
-      </w:r>
-      <w:r>
-        <w:t xml:space="preserve"> </w:t>
-      </w:r>
-      <w:r>
-        <w:t xml:space="preserve">monotonic feasibility;</w:t>
-      </w:r>
-      <w:r>
-        <w:t xml:space="preserve"> </w:t>
-      </w:r>
-      <w:r>
-        <w:rPr>
-          <w:b/>
-          <w:bCs/>
-        </w:rPr>
-        <w:t xml:space="preserve">maximise</w:t>
-      </w:r>
-      <w:r>
-        <w:t xml:space="preserve"> </w:t>
-      </w:r>
-      <w:r>
-        <w:t xml:space="preserve">needs a</w:t>
-      </w:r>
-      <w:r>
-        <w:t xml:space="preserve"> </w:t>
-      </w:r>
-      <w:r>
-        <w:rPr>
-          <w:b/>
-          <w:bCs/>
-        </w:rPr>
-        <w:t xml:space="preserve">ceiling</w:t>
-      </w:r>
-      <w:r>
-        <w:rPr>
-          <w:b/>
-          <w:bCs/>
-        </w:rPr>
-        <w:t xml:space="preserve"> </w:t>
-      </w:r>
-      <w:r>
-        <w:rPr>
-          <w:b/>
-          <w:bCs/>
-        </w:rPr>
-        <w:t xml:space="preserve">mid</w:t>
-      </w:r>
-      <w:r>
-        <w:t xml:space="preserve">.</w:t>
-      </w:r>
-    </w:p>
-    <w:p>
-      <w:pPr>
-        <w:pStyle w:val="Compact"/>
-        <w:numPr>
-          <w:ilvl w:val="0"/>
-          <w:numId w:val="1020"/>
-        </w:numPr>
-      </w:pPr>
-      <w:r>
-        <w:rPr>
-          <w:b/>
-          <w:bCs/>
-        </w:rPr>
-        <w:t xml:space="preserve">Classics:</w:t>
-      </w:r>
-      <w:r>
-        <w:t xml:space="preserve"> </w:t>
-      </w:r>
-      <w:r>
-        <w:t xml:space="preserve">fast/modular/matrix exponentiation O(log n); closest pair O(n log</w:t>
-      </w:r>
-      <w:r>
-        <w:t xml:space="preserve"> </w:t>
-      </w:r>
-      <w:r>
-        <w:t xml:space="preserve">n); ternary search (unimodal); Karatsuba/Strassen/FFT.</w:t>
-      </w:r>
-    </w:p>
-    <w:bookmarkEnd w:id="58"/>
-    <w:bookmarkStart w:id="59" w:name="module-12-flash-cards"/>
-    <w:p>
-      <w:pPr>
-        <w:pStyle w:val="Heading2"/>
-      </w:pPr>
-      <w:r>
-        <w:t xml:space="preserve">Module 12 — Flash Cards</w:t>
+          <w:b/>
+          <w:bCs/>
+        </w:rPr>
+        <w:t xml:space="preserve">O(n log n)</w:t>
+      </w:r>
+      <w:r>
+        <w:t xml:space="preserve">. Used for fast polynomial/bignum</w:t>
+      </w:r>
+      <w:r>
+        <w:t xml:space="preserve"> </w:t>
+      </w:r>
+      <w:r>
+        <w:t xml:space="preserve">multiplication and convolution.</w:t>
+      </w:r>
+      <w:r>
+        <w:t xml:space="preserve"> </w:t>
+      </w:r>
+      <w:r>
+        <w:rPr>
+          <w:i/>
+          <w:iCs/>
+        </w:rPr>
+        <w:t xml:space="preserve">(ICPC/advanced; optional for SEBI.)</w:t>
+      </w:r>
+    </w:p>
+    <w:bookmarkEnd w:id="57"/>
+    <w:bookmarkStart w:id="58" w:name="mcqs-5"/>
+    <w:p>
+      <w:pPr>
+        <w:pStyle w:val="Heading3"/>
+      </w:pPr>
+      <w:r>
+        <w:t xml:space="preserve">MCQs</w:t>
       </w:r>
     </w:p>
     <w:p>
@@ -6654,29 +7149,20 @@
         </w:numPr>
       </w:pPr>
       <w:r>
-        <w:t xml:space="preserve">Q:</w:t>
-      </w:r>
-      <w:r>
-        <w:t xml:space="preserve"> </w:t>
-      </w:r>
-      <w:r>
-        <w:rPr>
-          <w:rStyle w:val="VerbatimChar"/>
-        </w:rPr>
-        <w:t xml:space="preserve">T(n)=2T(n/2)+n log n</w:t>
-      </w:r>
-      <w:r>
-        <w:t xml:space="preserve">?</w:t>
-      </w:r>
-      <w:r>
-        <w:t xml:space="preserve"> </w:t>
-      </w:r>
-      <w:r>
-        <w:rPr>
-          <w:b/>
-          <w:bCs/>
-        </w:rPr>
-        <w:t xml:space="preserve">A: Θ(n log² n) (basic MT fails).</w:t>
+        <w:t xml:space="preserve">Fast exponentiation time? →</w:t>
+      </w:r>
+      <w:r>
+        <w:t xml:space="preserve"> </w:t>
+      </w:r>
+      <w:r>
+        <w:rPr>
+          <w:b/>
+          <w:bCs/>
+        </w:rPr>
+        <w:t xml:space="preserve">O(log n)</w:t>
+      </w:r>
+      <w:r>
+        <w:t xml:space="preserve">.</w:t>
       </w:r>
     </w:p>
     <w:p>
@@ -6688,17 +7174,20 @@
         </w:numPr>
       </w:pPr>
       <w:r>
-        <w:t xml:space="preserve">Q: Merge sort &amp; inversions?</w:t>
-      </w:r>
-      <w:r>
-        <w:t xml:space="preserve"> </w:t>
-      </w:r>
-      <w:r>
-        <w:rPr>
-          <w:b/>
-          <w:bCs/>
-        </w:rPr>
-        <w:t xml:space="preserve">A: O(n log n); add remaining-left on right-take.</w:t>
+        <w:t xml:space="preserve">Closest pair strip checks how many neighbours per point? → a</w:t>
+      </w:r>
+      <w:r>
+        <w:t xml:space="preserve"> </w:t>
+      </w:r>
+      <w:r>
+        <w:rPr>
+          <w:b/>
+          <w:bCs/>
+        </w:rPr>
+        <w:t xml:space="preserve">constant (~7)</w:t>
+      </w:r>
+      <w:r>
+        <w:t xml:space="preserve">.</w:t>
       </w:r>
     </w:p>
     <w:p>
@@ -6710,17 +7199,34 @@
         </w:numPr>
       </w:pPr>
       <w:r>
-        <w:t xml:space="preserve">Q: Quicksort worst comparisons?</w:t>
-      </w:r>
-      <w:r>
-        <w:t xml:space="preserve"> </w:t>
-      </w:r>
-      <w:r>
-        <w:rPr>
-          <w:b/>
-          <w:bCs/>
-        </w:rPr>
-        <w:t xml:space="preserve">A: n(n−1)/2 (sorted + bad pivot).</w:t>
+        <w:t xml:space="preserve">Karatsuba / Strassen / FFT complexities? →</w:t>
+      </w:r>
+      <w:r>
+        <w:t xml:space="preserve"> </w:t>
+      </w:r>
+      <w:r>
+        <w:rPr>
+          <w:b/>
+          <w:bCs/>
+        </w:rPr>
+        <w:t xml:space="preserve">O(n^1.585) / O(n^2.807) / O(n log</w:t>
+      </w:r>
+      <w:r>
+        <w:rPr>
+          <w:b/>
+          <w:bCs/>
+        </w:rPr>
+        <w:t xml:space="preserve"> </w:t>
+      </w:r>
+      <w:r>
+        <w:rPr>
+          <w:b/>
+          <w:bCs/>
+        </w:rPr>
+        <w:t xml:space="preserve">n)</w:t>
+      </w:r>
+      <w:r>
+        <w:t xml:space="preserve">.</w:t>
       </w:r>
     </w:p>
     <w:p>
@@ -6732,173 +7238,38 @@
         </w:numPr>
       </w:pPr>
       <w:r>
-        <w:t xml:space="preserve">Q: k-th smallest, streaming?</w:t>
-      </w:r>
-      <w:r>
-        <w:t xml:space="preserve"> </w:t>
-      </w:r>
-      <w:r>
-        <w:rPr>
-          <w:b/>
-          <w:bCs/>
-        </w:rPr>
-        <w:t xml:space="preserve">A: size-k heap O(n log k); else quickselect.</w:t>
-      </w:r>
-    </w:p>
-    <w:p>
-      <w:pPr>
-        <w:pStyle w:val="Compact"/>
-        <w:numPr>
-          <w:ilvl w:val="0"/>
-          <w:numId w:val="1021"/>
-        </w:numPr>
-      </w:pPr>
-      <w:r>
-        <w:t xml:space="preserve">Q: Guaranteed O(n) select?</w:t>
-      </w:r>
-      <w:r>
-        <w:t xml:space="preserve"> </w:t>
-      </w:r>
-      <w:r>
-        <w:rPr>
-          <w:b/>
-          <w:bCs/>
-        </w:rPr>
-        <w:t xml:space="preserve">A: median-of-medians (BFPRT).</w:t>
-      </w:r>
-    </w:p>
-    <w:p>
-      <w:pPr>
-        <w:pStyle w:val="Compact"/>
-        <w:numPr>
-          <w:ilvl w:val="0"/>
-          <w:numId w:val="1021"/>
-        </w:numPr>
-      </w:pPr>
-      <w:r>
-        <w:t xml:space="preserve">Q: lower vs upper bound?</w:t>
-      </w:r>
-      <w:r>
-        <w:t xml:space="preserve"> </w:t>
-      </w:r>
-      <w:r>
-        <w:rPr>
-          <w:b/>
-          <w:bCs/>
-        </w:rPr>
-        <w:t xml:space="preserve">A:</w:t>
-      </w:r>
-      <w:r>
-        <w:rPr>
-          <w:b/>
-          <w:bCs/>
-        </w:rPr>
-        <w:t xml:space="preserve"> </w:t>
-      </w:r>
-      <w:r>
-        <w:rPr>
-          <w:rStyle w:val="VerbatimChar"/>
-          <w:b/>
-          <w:bCs/>
-        </w:rPr>
-        <w:t xml:space="preserve">&lt;</w:t>
-      </w:r>
-      <w:r>
-        <w:rPr>
-          <w:b/>
-          <w:bCs/>
-        </w:rPr>
-        <w:t xml:space="preserve"> </w:t>
-      </w:r>
-      <w:r>
-        <w:rPr>
-          <w:b/>
-          <w:bCs/>
-        </w:rPr>
-        <w:t xml:space="preserve">vs</w:t>
-      </w:r>
-      <w:r>
-        <w:rPr>
-          <w:b/>
-          <w:bCs/>
-        </w:rPr>
-        <w:t xml:space="preserve"> </w:t>
-      </w:r>
-      <w:r>
-        <w:rPr>
-          <w:rStyle w:val="VerbatimChar"/>
-          <w:b/>
-          <w:bCs/>
-        </w:rPr>
-        <w:t xml:space="preserve">&lt;=</w:t>
-      </w:r>
-      <w:r>
-        <w:rPr>
-          <w:b/>
-          <w:bCs/>
-        </w:rPr>
-        <w:t xml:space="preserve"> </w:t>
-      </w:r>
-      <w:r>
-        <w:rPr>
-          <w:b/>
-          <w:bCs/>
-        </w:rPr>
-        <w:t xml:space="preserve">in the same half-open template.</w:t>
-      </w:r>
-    </w:p>
-    <w:p>
-      <w:pPr>
-        <w:pStyle w:val="Compact"/>
-        <w:numPr>
-          <w:ilvl w:val="0"/>
-          <w:numId w:val="1021"/>
-        </w:numPr>
-      </w:pPr>
-      <w:r>
-        <w:t xml:space="preserve">Q: Maximise BS-on-answer pitfall?</w:t>
-      </w:r>
-      <w:r>
-        <w:t xml:space="preserve"> </w:t>
-      </w:r>
-      <w:r>
-        <w:rPr>
-          <w:b/>
-          <w:bCs/>
-        </w:rPr>
-        <w:t xml:space="preserve">A: use ceiling mid (else infinite loop).</w:t>
-      </w:r>
-    </w:p>
-    <w:p>
-      <w:pPr>
-        <w:pStyle w:val="Compact"/>
-        <w:numPr>
-          <w:ilvl w:val="0"/>
-          <w:numId w:val="1021"/>
-        </w:numPr>
-      </w:pPr>
-      <w:r>
-        <w:t xml:space="preserve">Q: Fast exponentiation?</w:t>
-      </w:r>
-      <w:r>
-        <w:t xml:space="preserve"> </w:t>
-      </w:r>
-      <w:r>
-        <w:rPr>
-          <w:b/>
-          <w:bCs/>
-        </w:rPr>
-        <w:t xml:space="preserve">A: square-and-multiply, O(log n).</w:t>
-      </w:r>
-    </w:p>
+        <w:t xml:space="preserve">Search a unimodal function’s max? →</w:t>
+      </w:r>
+      <w:r>
+        <w:t xml:space="preserve"> </w:t>
+      </w:r>
+      <w:r>
+        <w:rPr>
+          <w:b/>
+          <w:bCs/>
+        </w:rPr>
+        <w:t xml:space="preserve">ternary search</w:t>
+      </w:r>
+      <w:r>
+        <w:t xml:space="preserve">.</w:t>
+      </w:r>
+    </w:p>
+    <w:p>
+      <w:r>
+        <w:pict>
+          <v:rect style="width:0;height:1.5pt" o:hralign="center" o:hrstd="t" o:hr="t"/>
+        </w:pict>
+      </w:r>
+    </w:p>
+    <w:bookmarkEnd w:id="58"/>
     <w:bookmarkEnd w:id="59"/>
-    <w:bookmarkStart w:id="60" w:name="module-12-pattern-recognition"/>
+    <w:bookmarkStart w:id="60" w:name="module-12-concept-review-one-page"/>
     <w:p>
       <w:pPr>
         <w:pStyle w:val="Heading2"/>
       </w:pPr>
       <w:r>
-        <w:t xml:space="preserve">Module 12 — Pattern Recognition</w:t>
+        <w:t xml:space="preserve">Module 12 — Concept Review (one page)</w:t>
       </w:r>
     </w:p>
     <w:p>
@@ -6910,40 +7281,72 @@
         </w:numPr>
       </w:pPr>
       <w:r>
-        <w:t xml:space="preserve">“Sorted array, find/insert/boundary/count”</w:t>
-      </w:r>
-      <w:r>
-        <w:t xml:space="preserve"> </w:t>
-      </w:r>
-      <w:r>
-        <w:t xml:space="preserve">→</w:t>
-      </w:r>
-      <w:r>
-        <w:t xml:space="preserve"> </w:t>
-      </w:r>
-      <w:r>
-        <w:rPr>
-          <w:b/>
-          <w:bCs/>
-        </w:rPr>
-        <w:t xml:space="preserve">binary search (lower/upper</w:t>
-      </w:r>
-      <w:r>
-        <w:rPr>
-          <w:b/>
-          <w:bCs/>
-        </w:rPr>
-        <w:t xml:space="preserve"> </w:t>
-      </w:r>
-      <w:r>
-        <w:rPr>
-          <w:b/>
-          <w:bCs/>
-        </w:rPr>
-        <w:t xml:space="preserve">bound)</w:t>
-      </w:r>
-      <w:r>
-        <w:t xml:space="preserve">.</w:t>
+        <w:rPr>
+          <w:b/>
+          <w:bCs/>
+        </w:rPr>
+        <w:t xml:space="preserve">D&amp;C</w:t>
+      </w:r>
+      <w:r>
+        <w:t xml:space="preserve"> </w:t>
+      </w:r>
+      <w:r>
+        <w:t xml:space="preserve">= divide + conquer + combine; analyse with the</w:t>
+      </w:r>
+      <w:r>
+        <w:t xml:space="preserve"> </w:t>
+      </w:r>
+      <w:r>
+        <w:rPr>
+          <w:b/>
+          <w:bCs/>
+        </w:rPr>
+        <w:t xml:space="preserve">Master Theorem</w:t>
+      </w:r>
+      <w:r>
+        <w:t xml:space="preserve"> </w:t>
+      </w:r>
+      <w:r>
+        <w:t xml:space="preserve">(3</w:t>
+      </w:r>
+      <w:r>
+        <w:t xml:space="preserve"> </w:t>
+      </w:r>
+      <w:r>
+        <w:t xml:space="preserve">cases by comparing</w:t>
+      </w:r>
+      <w:r>
+        <w:t xml:space="preserve"> </w:t>
+      </w:r>
+      <w:r>
+        <w:rPr>
+          <w:rStyle w:val="VerbatimChar"/>
+        </w:rPr>
+        <w:t xml:space="preserve">f(n)</w:t>
+      </w:r>
+      <w:r>
+        <w:t xml:space="preserve"> </w:t>
+      </w:r>
+      <w:r>
+        <w:t xml:space="preserve">vs</w:t>
+      </w:r>
+      <w:r>
+        <w:t xml:space="preserve"> </w:t>
+      </w:r>
+      <w:r>
+        <w:rPr>
+          <w:rStyle w:val="VerbatimChar"/>
+        </w:rPr>
+        <w:t xml:space="preserve">n^(log_b a)</w:t>
+      </w:r>
+      <w:r>
+        <w:t xml:space="preserve">); uneven/subtract recurrences need</w:t>
+      </w:r>
+      <w:r>
+        <w:t xml:space="preserve"> </w:t>
+      </w:r>
+      <w:r>
+        <w:t xml:space="preserve">tree/substitution.</w:t>
       </w:r>
     </w:p>
     <w:p>
@@ -6955,26 +7358,46 @@
         </w:numPr>
       </w:pPr>
       <w:r>
-        <w:t xml:space="preserve">“Minimise max / maximise min / smallest X that works”</w:t>
-      </w:r>
-      <w:r>
-        <w:t xml:space="preserve"> </w:t>
-      </w:r>
-      <w:r>
-        <w:t xml:space="preserve">→</w:t>
-      </w:r>
-      <w:r>
-        <w:t xml:space="preserve"> </w:t>
-      </w:r>
-      <w:r>
-        <w:rPr>
-          <w:b/>
-          <w:bCs/>
-        </w:rPr>
-        <w:t xml:space="preserve">BS on the answer</w:t>
-      </w:r>
-      <w:r>
-        <w:t xml:space="preserve">.</w:t>
+        <w:rPr>
+          <w:b/>
+          <w:bCs/>
+        </w:rPr>
+        <w:t xml:space="preserve">Merge sort:</w:t>
+      </w:r>
+      <w:r>
+        <w:t xml:space="preserve"> </w:t>
+      </w:r>
+      <w:r>
+        <w:t xml:space="preserve">O(n log n) always,</w:t>
+      </w:r>
+      <w:r>
+        <w:t xml:space="preserve"> </w:t>
+      </w:r>
+      <w:r>
+        <w:rPr>
+          <w:b/>
+          <w:bCs/>
+        </w:rPr>
+        <w:t xml:space="preserve">stable</w:t>
+      </w:r>
+      <w:r>
+        <w:t xml:space="preserve">, O(n) space; counts</w:t>
+      </w:r>
+      <w:r>
+        <w:t xml:space="preserve"> </w:t>
+      </w:r>
+      <w:r>
+        <w:rPr>
+          <w:b/>
+          <w:bCs/>
+        </w:rPr>
+        <w:t xml:space="preserve">inversions</w:t>
+      </w:r>
+      <w:r>
+        <w:t xml:space="preserve"> </w:t>
+      </w:r>
+      <w:r>
+        <w:t xml:space="preserve">in O(n log n).</w:t>
       </w:r>
     </w:p>
     <w:p>
@@ -6986,35 +7409,54 @@
         </w:numPr>
       </w:pPr>
       <w:r>
-        <w:t xml:space="preserve">“k-th smallest/largest / median, no full sort”</w:t>
-      </w:r>
-      <w:r>
-        <w:t xml:space="preserve"> </w:t>
-      </w:r>
-      <w:r>
-        <w:t xml:space="preserve">→</w:t>
-      </w:r>
-      <w:r>
-        <w:t xml:space="preserve"> </w:t>
-      </w:r>
-      <w:r>
-        <w:rPr>
-          <w:b/>
-          <w:bCs/>
-        </w:rPr>
-        <w:t xml:space="preserve">quickselect</w:t>
-      </w:r>
-      <w:r>
-        <w:t xml:space="preserve"> </w:t>
-      </w:r>
-      <w:r>
-        <w:t xml:space="preserve">(streaming →</w:t>
-      </w:r>
-      <w:r>
-        <w:t xml:space="preserve"> </w:t>
-      </w:r>
-      <w:r>
-        <w:t xml:space="preserve">heap).</w:t>
+        <w:rPr>
+          <w:b/>
+          <w:bCs/>
+        </w:rPr>
+        <w:t xml:space="preserve">Quicksort:</w:t>
+      </w:r>
+      <w:r>
+        <w:t xml:space="preserve"> </w:t>
+      </w:r>
+      <w:r>
+        <w:t xml:space="preserve">O(n log n) avg,</w:t>
+      </w:r>
+      <w:r>
+        <w:t xml:space="preserve"> </w:t>
+      </w:r>
+      <w:r>
+        <w:rPr>
+          <w:b/>
+          <w:bCs/>
+        </w:rPr>
+        <w:t xml:space="preserve">O(n²) worst</w:t>
+      </w:r>
+      <w:r>
+        <w:t xml:space="preserve"> </w:t>
+      </w:r>
+      <w:r>
+        <w:t xml:space="preserve">=</w:t>
+      </w:r>
+      <w:r>
+        <w:t xml:space="preserve"> </w:t>
+      </w:r>
+      <w:r>
+        <w:rPr>
+          <w:rStyle w:val="VerbatimChar"/>
+        </w:rPr>
+        <w:t xml:space="preserve">n(n−1)/2</w:t>
+      </w:r>
+      <w:r>
+        <w:t xml:space="preserve"> </w:t>
+      </w:r>
+      <w:r>
+        <w:t xml:space="preserve">comparisons (random</w:t>
+      </w:r>
+      <w:r>
+        <w:t xml:space="preserve"> </w:t>
+      </w:r>
+      <w:r>
+        <w:t xml:space="preserve">pivot fixes it); Lomuto vs Hoare differ in the recursion split.</w:t>
       </w:r>
     </w:p>
     <w:p>
@@ -7026,26 +7468,49 @@
         </w:numPr>
       </w:pPr>
       <w:r>
-        <w:t xml:space="preserve">“Stable sort / linked list / external data / count inversions”</w:t>
-      </w:r>
-      <w:r>
-        <w:t xml:space="preserve"> </w:t>
-      </w:r>
-      <w:r>
-        <w:t xml:space="preserve">→</w:t>
-      </w:r>
-      <w:r>
-        <w:t xml:space="preserve"> </w:t>
-      </w:r>
-      <w:r>
-        <w:rPr>
-          <w:b/>
-          <w:bCs/>
-        </w:rPr>
-        <w:t xml:space="preserve">merge sort</w:t>
-      </w:r>
-      <w:r>
-        <w:t xml:space="preserve">.</w:t>
+        <w:rPr>
+          <w:b/>
+          <w:bCs/>
+        </w:rPr>
+        <w:t xml:space="preserve">Quickselect:</w:t>
+      </w:r>
+      <w:r>
+        <w:t xml:space="preserve"> </w:t>
+      </w:r>
+      <w:r>
+        <w:t xml:space="preserve">k-th smallest O(n) avg;</w:t>
+      </w:r>
+      <w:r>
+        <w:t xml:space="preserve"> </w:t>
+      </w:r>
+      <w:r>
+        <w:rPr>
+          <w:b/>
+          <w:bCs/>
+        </w:rPr>
+        <w:t xml:space="preserve">vs heap</w:t>
+      </w:r>
+      <w:r>
+        <w:t xml:space="preserve"> </w:t>
+      </w:r>
+      <w:r>
+        <w:t xml:space="preserve">(O(n log k), streaming);</w:t>
+      </w:r>
+      <w:r>
+        <w:t xml:space="preserve"> </w:t>
+      </w:r>
+      <w:r>
+        <w:rPr>
+          <w:b/>
+          <w:bCs/>
+        </w:rPr>
+        <w:t xml:space="preserve">median-of-medians</w:t>
+      </w:r>
+      <w:r>
+        <w:t xml:space="preserve"> </w:t>
+      </w:r>
+      <w:r>
+        <w:t xml:space="preserve">= guaranteed O(n).</w:t>
       </w:r>
     </w:p>
     <w:p>
@@ -7057,26 +7522,71 @@
         </w:numPr>
       </w:pPr>
       <w:r>
-        <w:t xml:space="preserve">“aⁿ or aⁿ mod m fast / fast Fibonacci”</w:t>
-      </w:r>
-      <w:r>
-        <w:t xml:space="preserve"> </w:t>
-      </w:r>
-      <w:r>
-        <w:t xml:space="preserve">→</w:t>
-      </w:r>
-      <w:r>
-        <w:t xml:space="preserve"> </w:t>
-      </w:r>
-      <w:r>
-        <w:rPr>
-          <w:b/>
-          <w:bCs/>
-        </w:rPr>
-        <w:t xml:space="preserve">binary / matrix exponentiation</w:t>
-      </w:r>
-      <w:r>
-        <w:t xml:space="preserve">.</w:t>
+        <w:rPr>
+          <w:b/>
+          <w:bCs/>
+        </w:rPr>
+        <w:t xml:space="preserve">Binary search:</w:t>
+      </w:r>
+      <w:r>
+        <w:t xml:space="preserve"> </w:t>
+      </w:r>
+      <w:r>
+        <w:t xml:space="preserve">learn ONE half-open</w:t>
+      </w:r>
+      <w:r>
+        <w:t xml:space="preserve"> </w:t>
+      </w:r>
+      <w:r>
+        <w:rPr>
+          <w:rStyle w:val="VerbatimChar"/>
+        </w:rPr>
+        <w:t xml:space="preserve">lower_bound</w:t>
+      </w:r>
+      <w:r>
+        <w:t xml:space="preserve"> </w:t>
+      </w:r>
+      <w:r>
+        <w:t xml:space="preserve">template;</w:t>
+      </w:r>
+      <w:r>
+        <w:t xml:space="preserve"> </w:t>
+      </w:r>
+      <w:r>
+        <w:rPr>
+          <w:rStyle w:val="VerbatimChar"/>
+        </w:rPr>
+        <w:t xml:space="preserve">upper_bound</w:t>
+      </w:r>
+      <w:r>
+        <w:t xml:space="preserve"> </w:t>
+      </w:r>
+      <w:r>
+        <w:t xml:space="preserve">=</w:t>
+      </w:r>
+      <w:r>
+        <w:t xml:space="preserve"> </w:t>
+      </w:r>
+      <w:r>
+        <w:rPr>
+          <w:rStyle w:val="VerbatimChar"/>
+        </w:rPr>
+        <w:t xml:space="preserve">&lt;=</w:t>
+      </w:r>
+      <w:r>
+        <w:t xml:space="preserve">; worst comparisons</w:t>
+      </w:r>
+      <w:r>
+        <w:t xml:space="preserve"> </w:t>
+      </w:r>
+      <w:r>
+        <w:rPr>
+          <w:rStyle w:val="VerbatimChar"/>
+        </w:rPr>
+        <w:t xml:space="preserve">⌊log₂n⌋+1</w:t>
+      </w:r>
+      <w:r>
+        <w:t xml:space="preserve">; know rotated (+dup), find-peak (unsorted).</w:t>
       </w:r>
     </w:p>
     <w:p>
@@ -7088,23 +7598,57 @@
         </w:numPr>
       </w:pPr>
       <w:r>
-        <w:t xml:space="preserve">“Max of a unimodal function”</w:t>
-      </w:r>
-      <w:r>
-        <w:t xml:space="preserve"> </w:t>
-      </w:r>
-      <w:r>
-        <w:t xml:space="preserve">→</w:t>
-      </w:r>
-      <w:r>
-        <w:t xml:space="preserve"> </w:t>
-      </w:r>
-      <w:r>
-        <w:rPr>
-          <w:b/>
-          <w:bCs/>
-        </w:rPr>
-        <w:t xml:space="preserve">ternary search</w:t>
+        <w:rPr>
+          <w:b/>
+          <w:bCs/>
+        </w:rPr>
+        <w:t xml:space="preserve">BS on the answer:</w:t>
+      </w:r>
+      <w:r>
+        <w:t xml:space="preserve"> </w:t>
+      </w:r>
+      <w:r>
+        <w:t xml:space="preserve">monotonic feasibility;</w:t>
+      </w:r>
+      <w:r>
+        <w:t xml:space="preserve"> </w:t>
+      </w:r>
+      <w:r>
+        <w:rPr>
+          <w:b/>
+          <w:bCs/>
+        </w:rPr>
+        <w:t xml:space="preserve">maximise</w:t>
+      </w:r>
+      <w:r>
+        <w:t xml:space="preserve"> </w:t>
+      </w:r>
+      <w:r>
+        <w:t xml:space="preserve">needs a</w:t>
+      </w:r>
+      <w:r>
+        <w:t xml:space="preserve"> </w:t>
+      </w:r>
+      <w:r>
+        <w:rPr>
+          <w:b/>
+          <w:bCs/>
+        </w:rPr>
+        <w:t xml:space="preserve">ceiling</w:t>
+      </w:r>
+      <w:r>
+        <w:rPr>
+          <w:b/>
+          <w:bCs/>
+        </w:rPr>
+        <w:t xml:space="preserve"> </w:t>
+      </w:r>
+      <w:r>
+        <w:rPr>
+          <w:b/>
+          <w:bCs/>
+        </w:rPr>
+        <w:t xml:space="preserve">mid</w:t>
       </w:r>
       <w:r>
         <w:t xml:space="preserve">.</w:t>
@@ -7119,50 +7663,33 @@
         </w:numPr>
       </w:pPr>
       <w:r>
-        <w:t xml:space="preserve">“Fast big-number / matrix / polynomial multiply”</w:t>
-      </w:r>
-      <w:r>
-        <w:t xml:space="preserve"> </w:t>
-      </w:r>
-      <w:r>
-        <w:t xml:space="preserve">→</w:t>
-      </w:r>
-      <w:r>
-        <w:t xml:space="preserve"> </w:t>
-      </w:r>
-      <w:r>
-        <w:rPr>
-          <w:b/>
-          <w:bCs/>
-        </w:rPr>
-        <w:t xml:space="preserve">Karatsuba / Strassen /</w:t>
-      </w:r>
-      <w:r>
-        <w:rPr>
-          <w:b/>
-          <w:bCs/>
-        </w:rPr>
-        <w:t xml:space="preserve"> </w:t>
-      </w:r>
-      <w:r>
-        <w:rPr>
-          <w:b/>
-          <w:bCs/>
-        </w:rPr>
-        <w:t xml:space="preserve">FFT</w:t>
-      </w:r>
-      <w:r>
-        <w:t xml:space="preserve">.</w:t>
+        <w:rPr>
+          <w:b/>
+          <w:bCs/>
+        </w:rPr>
+        <w:t xml:space="preserve">Classics:</w:t>
+      </w:r>
+      <w:r>
+        <w:t xml:space="preserve"> </w:t>
+      </w:r>
+      <w:r>
+        <w:t xml:space="preserve">fast/modular/matrix exponentiation O(log n); closest pair O(n log</w:t>
+      </w:r>
+      <w:r>
+        <w:t xml:space="preserve"> </w:t>
+      </w:r>
+      <w:r>
+        <w:t xml:space="preserve">n); ternary search (unimodal); Karatsuba/Strassen/FFT.</w:t>
       </w:r>
     </w:p>
     <w:bookmarkEnd w:id="60"/>
-    <w:bookmarkStart w:id="61" w:name="X12de49648348238601521c520b4265a176fb319"/>
+    <w:bookmarkStart w:id="61" w:name="module-12-flash-cards"/>
     <w:p>
       <w:pPr>
         <w:pStyle w:val="Heading2"/>
       </w:pPr>
       <w:r>
-        <w:t xml:space="preserve">Module 12 — Interview Questions (with follow-ups)</w:t>
+        <w:t xml:space="preserve">Module 12 — Flash Cards</w:t>
       </w:r>
     </w:p>
     <w:p>
@@ -7174,27 +7701,29 @@
         </w:numPr>
       </w:pPr>
       <w:r>
-        <w:rPr>
-          <w:i/>
-          <w:iCs/>
-        </w:rPr>
-        <w:t xml:space="preserve">Search in a rotated sorted array.</w:t>
-      </w:r>
-      <w:r>
-        <w:t xml:space="preserve"> </w:t>
-      </w:r>
-      <w:r>
-        <w:t xml:space="preserve">FU:</w:t>
-      </w:r>
-      <w:r>
-        <w:t xml:space="preserve"> </w:t>
-      </w:r>
-      <w:r>
-        <w:rPr>
-          <w:i/>
-          <w:iCs/>
-        </w:rPr>
-        <w:t xml:space="preserve">with duplicates (LC 81) — why O(n)?</w:t>
+        <w:t xml:space="preserve">Q:</w:t>
+      </w:r>
+      <w:r>
+        <w:t xml:space="preserve"> </w:t>
+      </w:r>
+      <w:r>
+        <w:rPr>
+          <w:rStyle w:val="VerbatimChar"/>
+        </w:rPr>
+        <w:t xml:space="preserve">T(n)=2T(n/2)+n log n</w:t>
+      </w:r>
+      <w:r>
+        <w:t xml:space="preserve">?</w:t>
+      </w:r>
+      <w:r>
+        <w:t xml:space="preserve"> </w:t>
+      </w:r>
+      <w:r>
+        <w:rPr>
+          <w:b/>
+          <w:bCs/>
+        </w:rPr>
+        <w:t xml:space="preserve">A: Θ(n log² n) (basic MT fails).</w:t>
       </w:r>
     </w:p>
     <w:p>
@@ -7206,27 +7735,17 @@
         </w:numPr>
       </w:pPr>
       <w:r>
-        <w:rPr>
-          <w:i/>
-          <w:iCs/>
-        </w:rPr>
-        <w:t xml:space="preserve">Kth largest element.</w:t>
-      </w:r>
-      <w:r>
-        <w:t xml:space="preserve"> </w:t>
-      </w:r>
-      <w:r>
-        <w:t xml:space="preserve">FU:</w:t>
-      </w:r>
-      <w:r>
-        <w:t xml:space="preserve"> </w:t>
-      </w:r>
-      <w:r>
-        <w:rPr>
-          <w:i/>
-          <w:iCs/>
-        </w:rPr>
-        <w:t xml:space="preserve">quickselect vs heap; streaming data?</w:t>
+        <w:t xml:space="preserve">Q: Merge sort &amp; inversions?</w:t>
+      </w:r>
+      <w:r>
+        <w:t xml:space="preserve"> </w:t>
+      </w:r>
+      <w:r>
+        <w:rPr>
+          <w:b/>
+          <w:bCs/>
+        </w:rPr>
+        <w:t xml:space="preserve">A: O(n log n); add remaining-left on right-take.</w:t>
       </w:r>
     </w:p>
     <w:p>
@@ -7238,41 +7757,17 @@
         </w:numPr>
       </w:pPr>
       <w:r>
-        <w:rPr>
-          <w:i/>
-          <w:iCs/>
-        </w:rPr>
-        <w:t xml:space="preserve">Koko eating bananas / ship capacity.</w:t>
-      </w:r>
-      <w:r>
-        <w:t xml:space="preserve"> </w:t>
-      </w:r>
-      <w:r>
-        <w:t xml:space="preserve">FU:</w:t>
-      </w:r>
-      <w:r>
-        <w:t xml:space="preserve"> </w:t>
-      </w:r>
-      <w:r>
-        <w:rPr>
-          <w:i/>
-          <w:iCs/>
-        </w:rPr>
-        <w:t xml:space="preserve">why monotonic; minimise vs</w:t>
-      </w:r>
-      <w:r>
-        <w:rPr>
-          <w:i/>
-          <w:iCs/>
-        </w:rPr>
-        <w:t xml:space="preserve"> </w:t>
-      </w:r>
-      <w:r>
-        <w:rPr>
-          <w:i/>
-          <w:iCs/>
-        </w:rPr>
-        <w:t xml:space="preserve">maximise template.</w:t>
+        <w:t xml:space="preserve">Q: Quicksort worst comparisons?</w:t>
+      </w:r>
+      <w:r>
+        <w:t xml:space="preserve"> </w:t>
+      </w:r>
+      <w:r>
+        <w:rPr>
+          <w:b/>
+          <w:bCs/>
+        </w:rPr>
+        <w:t xml:space="preserve">A: n(n−1)/2 (sorted + bad pivot).</w:t>
       </w:r>
     </w:p>
     <w:p>
@@ -7284,41 +7779,17 @@
         </w:numPr>
       </w:pPr>
       <w:r>
-        <w:rPr>
-          <w:i/>
-          <w:iCs/>
-        </w:rPr>
-        <w:t xml:space="preserve">Median of two sorted arrays.</w:t>
-      </w:r>
-      <w:r>
-        <w:t xml:space="preserve"> </w:t>
-      </w:r>
-      <w:r>
-        <w:t xml:space="preserve">FU:</w:t>
-      </w:r>
-      <w:r>
-        <w:t xml:space="preserve"> </w:t>
-      </w:r>
-      <w:r>
-        <w:rPr>
-          <w:i/>
-          <w:iCs/>
-        </w:rPr>
-        <w:t xml:space="preserve">partition the smaller array; O(log</w:t>
-      </w:r>
-      <w:r>
-        <w:rPr>
-          <w:i/>
-          <w:iCs/>
-        </w:rPr>
-        <w:t xml:space="preserve"> </w:t>
-      </w:r>
-      <w:r>
-        <w:rPr>
-          <w:i/>
-          <w:iCs/>
-        </w:rPr>
-        <w:t xml:space="preserve">min(m,n)).</w:t>
+        <w:t xml:space="preserve">Q: k-th smallest, streaming?</w:t>
+      </w:r>
+      <w:r>
+        <w:t xml:space="preserve"> </w:t>
+      </w:r>
+      <w:r>
+        <w:rPr>
+          <w:b/>
+          <w:bCs/>
+        </w:rPr>
+        <w:t xml:space="preserve">A: size-k heap O(n log k); else quickselect.</w:t>
       </w:r>
     </w:p>
     <w:p>
@@ -7330,27 +7801,17 @@
         </w:numPr>
       </w:pPr>
       <w:r>
-        <w:rPr>
-          <w:i/>
-          <w:iCs/>
-        </w:rPr>
-        <w:t xml:space="preserve">Why can quicksort be O(n²)? Prevent it?</w:t>
-      </w:r>
-      <w:r>
-        <w:t xml:space="preserve"> </w:t>
-      </w:r>
-      <w:r>
-        <w:t xml:space="preserve">FU:</w:t>
-      </w:r>
-      <w:r>
-        <w:t xml:space="preserve"> </w:t>
-      </w:r>
-      <w:r>
-        <w:rPr>
-          <w:i/>
-          <w:iCs/>
-        </w:rPr>
-        <w:t xml:space="preserve">worst-case comparison count.</w:t>
+        <w:t xml:space="preserve">Q: Guaranteed O(n) select?</w:t>
+      </w:r>
+      <w:r>
+        <w:t xml:space="preserve"> </w:t>
+      </w:r>
+      <w:r>
+        <w:rPr>
+          <w:b/>
+          <w:bCs/>
+        </w:rPr>
+        <w:t xml:space="preserve">A: median-of-medians (BFPRT).</w:t>
       </w:r>
     </w:p>
     <w:p>
@@ -7362,37 +7823,165 @@
         </w:numPr>
       </w:pPr>
       <w:r>
-        <w:rPr>
-          <w:i/>
-          <w:iCs/>
-        </w:rPr>
-        <w:t xml:space="preserve">Count inversions.</w:t>
-      </w:r>
-      <w:r>
-        <w:t xml:space="preserve"> </w:t>
-      </w:r>
-      <w:r>
-        <w:t xml:space="preserve">FU:</w:t>
-      </w:r>
-      <w:r>
-        <w:t xml:space="preserve"> </w:t>
-      </w:r>
-      <w:r>
-        <w:rPr>
-          <w:i/>
-          <w:iCs/>
-        </w:rPr>
-        <w:t xml:space="preserve">how does merge accumulate the count?</w:t>
+        <w:t xml:space="preserve">Q: lower vs upper bound?</w:t>
+      </w:r>
+      <w:r>
+        <w:t xml:space="preserve"> </w:t>
+      </w:r>
+      <w:r>
+        <w:rPr>
+          <w:b/>
+          <w:bCs/>
+        </w:rPr>
+        <w:t xml:space="preserve">A:</w:t>
+      </w:r>
+      <w:r>
+        <w:rPr>
+          <w:b/>
+          <w:bCs/>
+        </w:rPr>
+        <w:t xml:space="preserve"> </w:t>
+      </w:r>
+      <w:r>
+        <w:rPr>
+          <w:rStyle w:val="VerbatimChar"/>
+          <w:b/>
+          <w:bCs/>
+        </w:rPr>
+        <w:t xml:space="preserve">&lt;</w:t>
+      </w:r>
+      <w:r>
+        <w:rPr>
+          <w:b/>
+          <w:bCs/>
+        </w:rPr>
+        <w:t xml:space="preserve"> </w:t>
+      </w:r>
+      <w:r>
+        <w:rPr>
+          <w:b/>
+          <w:bCs/>
+        </w:rPr>
+        <w:t xml:space="preserve">vs</w:t>
+      </w:r>
+      <w:r>
+        <w:rPr>
+          <w:b/>
+          <w:bCs/>
+        </w:rPr>
+        <w:t xml:space="preserve"> </w:t>
+      </w:r>
+      <w:r>
+        <w:rPr>
+          <w:rStyle w:val="VerbatimChar"/>
+          <w:b/>
+          <w:bCs/>
+        </w:rPr>
+        <w:t xml:space="preserve">&lt;=</w:t>
+      </w:r>
+      <w:r>
+        <w:rPr>
+          <w:b/>
+          <w:bCs/>
+        </w:rPr>
+        <w:t xml:space="preserve"> </w:t>
+      </w:r>
+      <w:r>
+        <w:rPr>
+          <w:b/>
+          <w:bCs/>
+        </w:rPr>
+        <w:t xml:space="preserve">in the same half-open template.</w:t>
+      </w:r>
+    </w:p>
+    <w:p>
+      <w:pPr>
+        <w:pStyle w:val="Compact"/>
+        <w:numPr>
+          <w:ilvl w:val="0"/>
+          <w:numId w:val="1023"/>
+        </w:numPr>
+      </w:pPr>
+      <w:r>
+        <w:t xml:space="preserve">Q: Maximise BS-on-answer pitfall?</w:t>
+      </w:r>
+      <w:r>
+        <w:t xml:space="preserve"> </w:t>
+      </w:r>
+      <w:r>
+        <w:rPr>
+          <w:b/>
+          <w:bCs/>
+        </w:rPr>
+        <w:t xml:space="preserve">A: use ceiling mid (else infinite loop).</w:t>
+      </w:r>
+    </w:p>
+    <w:p>
+      <w:pPr>
+        <w:pStyle w:val="Compact"/>
+        <w:numPr>
+          <w:ilvl w:val="0"/>
+          <w:numId w:val="1023"/>
+        </w:numPr>
+      </w:pPr>
+      <w:r>
+        <w:t xml:space="preserve">Q: Fast exponentiation?</w:t>
+      </w:r>
+      <w:r>
+        <w:t xml:space="preserve"> </w:t>
+      </w:r>
+      <w:r>
+        <w:rPr>
+          <w:b/>
+          <w:bCs/>
+        </w:rPr>
+        <w:t xml:space="preserve">A: square-and-multiply, O(log n).</w:t>
+      </w:r>
+    </w:p>
+    <w:p>
+      <w:pPr>
+        <w:pStyle w:val="Compact"/>
+        <w:numPr>
+          <w:ilvl w:val="0"/>
+          <w:numId w:val="1023"/>
+        </w:numPr>
+      </w:pPr>
+      <w:r>
+        <w:t xml:space="preserve">Q: Recursion tree — who dominates?</w:t>
+      </w:r>
+      <w:r>
+        <w:t xml:space="preserve"> </w:t>
+      </w:r>
+      <w:r>
+        <w:rPr>
+          <w:b/>
+          <w:bCs/>
+        </w:rPr>
+        <w:t xml:space="preserve">A: even work → ×log n (Case 2); top-heavy →</w:t>
+      </w:r>
+      <w:r>
+        <w:rPr>
+          <w:b/>
+          <w:bCs/>
+        </w:rPr>
+        <w:t xml:space="preserve"> </w:t>
+      </w:r>
+      <w:r>
+        <w:rPr>
+          <w:b/>
+          <w:bCs/>
+        </w:rPr>
+        <w:t xml:space="preserve">root (Case 3); bottom-heavy → leaves (Case 1).</w:t>
       </w:r>
     </w:p>
     <w:bookmarkEnd w:id="61"/>
-    <w:bookmarkStart w:id="62" w:name="module-12-gate-sebi-rbi-isro-perspective"/>
+    <w:bookmarkStart w:id="62" w:name="module-12-pattern-recognition"/>
     <w:p>
       <w:pPr>
         <w:pStyle w:val="Heading2"/>
       </w:pPr>
       <w:r>
-        <w:t xml:space="preserve">Module 12 — GATE / SEBI / RBI / ISRO Perspective</w:t>
+        <w:t xml:space="preserve">Module 12 — Pattern Recognition</w:t>
       </w:r>
     </w:p>
     <w:p>
@@ -7404,6 +7993,500 @@
         </w:numPr>
       </w:pPr>
       <w:r>
+        <w:t xml:space="preserve">“Sorted array, find/insert/boundary/count”</w:t>
+      </w:r>
+      <w:r>
+        <w:t xml:space="preserve"> </w:t>
+      </w:r>
+      <w:r>
+        <w:t xml:space="preserve">→</w:t>
+      </w:r>
+      <w:r>
+        <w:t xml:space="preserve"> </w:t>
+      </w:r>
+      <w:r>
+        <w:rPr>
+          <w:b/>
+          <w:bCs/>
+        </w:rPr>
+        <w:t xml:space="preserve">binary search (lower/upper</w:t>
+      </w:r>
+      <w:r>
+        <w:rPr>
+          <w:b/>
+          <w:bCs/>
+        </w:rPr>
+        <w:t xml:space="preserve"> </w:t>
+      </w:r>
+      <w:r>
+        <w:rPr>
+          <w:b/>
+          <w:bCs/>
+        </w:rPr>
+        <w:t xml:space="preserve">bound)</w:t>
+      </w:r>
+      <w:r>
+        <w:t xml:space="preserve">.</w:t>
+      </w:r>
+    </w:p>
+    <w:p>
+      <w:pPr>
+        <w:pStyle w:val="Compact"/>
+        <w:numPr>
+          <w:ilvl w:val="0"/>
+          <w:numId w:val="1024"/>
+        </w:numPr>
+      </w:pPr>
+      <w:r>
+        <w:t xml:space="preserve">“Minimise max / maximise min / smallest X that works”</w:t>
+      </w:r>
+      <w:r>
+        <w:t xml:space="preserve"> </w:t>
+      </w:r>
+      <w:r>
+        <w:t xml:space="preserve">→</w:t>
+      </w:r>
+      <w:r>
+        <w:t xml:space="preserve"> </w:t>
+      </w:r>
+      <w:r>
+        <w:rPr>
+          <w:b/>
+          <w:bCs/>
+        </w:rPr>
+        <w:t xml:space="preserve">BS on the answer</w:t>
+      </w:r>
+      <w:r>
+        <w:t xml:space="preserve">.</w:t>
+      </w:r>
+    </w:p>
+    <w:p>
+      <w:pPr>
+        <w:pStyle w:val="Compact"/>
+        <w:numPr>
+          <w:ilvl w:val="0"/>
+          <w:numId w:val="1024"/>
+        </w:numPr>
+      </w:pPr>
+      <w:r>
+        <w:t xml:space="preserve">“k-th smallest/largest / median, no full sort”</w:t>
+      </w:r>
+      <w:r>
+        <w:t xml:space="preserve"> </w:t>
+      </w:r>
+      <w:r>
+        <w:t xml:space="preserve">→</w:t>
+      </w:r>
+      <w:r>
+        <w:t xml:space="preserve"> </w:t>
+      </w:r>
+      <w:r>
+        <w:rPr>
+          <w:b/>
+          <w:bCs/>
+        </w:rPr>
+        <w:t xml:space="preserve">quickselect</w:t>
+      </w:r>
+      <w:r>
+        <w:t xml:space="preserve"> </w:t>
+      </w:r>
+      <w:r>
+        <w:t xml:space="preserve">(streaming →</w:t>
+      </w:r>
+      <w:r>
+        <w:t xml:space="preserve"> </w:t>
+      </w:r>
+      <w:r>
+        <w:t xml:space="preserve">heap).</w:t>
+      </w:r>
+    </w:p>
+    <w:p>
+      <w:pPr>
+        <w:pStyle w:val="Compact"/>
+        <w:numPr>
+          <w:ilvl w:val="0"/>
+          <w:numId w:val="1024"/>
+        </w:numPr>
+      </w:pPr>
+      <w:r>
+        <w:t xml:space="preserve">“Stable sort / linked list / external data / count inversions”</w:t>
+      </w:r>
+      <w:r>
+        <w:t xml:space="preserve"> </w:t>
+      </w:r>
+      <w:r>
+        <w:t xml:space="preserve">→</w:t>
+      </w:r>
+      <w:r>
+        <w:t xml:space="preserve"> </w:t>
+      </w:r>
+      <w:r>
+        <w:rPr>
+          <w:b/>
+          <w:bCs/>
+        </w:rPr>
+        <w:t xml:space="preserve">merge sort</w:t>
+      </w:r>
+      <w:r>
+        <w:t xml:space="preserve">.</w:t>
+      </w:r>
+    </w:p>
+    <w:p>
+      <w:pPr>
+        <w:pStyle w:val="Compact"/>
+        <w:numPr>
+          <w:ilvl w:val="0"/>
+          <w:numId w:val="1024"/>
+        </w:numPr>
+      </w:pPr>
+      <w:r>
+        <w:t xml:space="preserve">“aⁿ or aⁿ mod m fast / fast Fibonacci”</w:t>
+      </w:r>
+      <w:r>
+        <w:t xml:space="preserve"> </w:t>
+      </w:r>
+      <w:r>
+        <w:t xml:space="preserve">→</w:t>
+      </w:r>
+      <w:r>
+        <w:t xml:space="preserve"> </w:t>
+      </w:r>
+      <w:r>
+        <w:rPr>
+          <w:b/>
+          <w:bCs/>
+        </w:rPr>
+        <w:t xml:space="preserve">binary / matrix exponentiation</w:t>
+      </w:r>
+      <w:r>
+        <w:t xml:space="preserve">.</w:t>
+      </w:r>
+    </w:p>
+    <w:p>
+      <w:pPr>
+        <w:pStyle w:val="Compact"/>
+        <w:numPr>
+          <w:ilvl w:val="0"/>
+          <w:numId w:val="1024"/>
+        </w:numPr>
+      </w:pPr>
+      <w:r>
+        <w:t xml:space="preserve">“Max of a unimodal function”</w:t>
+      </w:r>
+      <w:r>
+        <w:t xml:space="preserve"> </w:t>
+      </w:r>
+      <w:r>
+        <w:t xml:space="preserve">→</w:t>
+      </w:r>
+      <w:r>
+        <w:t xml:space="preserve"> </w:t>
+      </w:r>
+      <w:r>
+        <w:rPr>
+          <w:b/>
+          <w:bCs/>
+        </w:rPr>
+        <w:t xml:space="preserve">ternary search</w:t>
+      </w:r>
+      <w:r>
+        <w:t xml:space="preserve">.</w:t>
+      </w:r>
+    </w:p>
+    <w:p>
+      <w:pPr>
+        <w:pStyle w:val="Compact"/>
+        <w:numPr>
+          <w:ilvl w:val="0"/>
+          <w:numId w:val="1024"/>
+        </w:numPr>
+      </w:pPr>
+      <w:r>
+        <w:t xml:space="preserve">“Fast big-number / matrix / polynomial multiply”</w:t>
+      </w:r>
+      <w:r>
+        <w:t xml:space="preserve"> </w:t>
+      </w:r>
+      <w:r>
+        <w:t xml:space="preserve">→</w:t>
+      </w:r>
+      <w:r>
+        <w:t xml:space="preserve"> </w:t>
+      </w:r>
+      <w:r>
+        <w:rPr>
+          <w:b/>
+          <w:bCs/>
+        </w:rPr>
+        <w:t xml:space="preserve">Karatsuba / Strassen /</w:t>
+      </w:r>
+      <w:r>
+        <w:rPr>
+          <w:b/>
+          <w:bCs/>
+        </w:rPr>
+        <w:t xml:space="preserve"> </w:t>
+      </w:r>
+      <w:r>
+        <w:rPr>
+          <w:b/>
+          <w:bCs/>
+        </w:rPr>
+        <w:t xml:space="preserve">FFT</w:t>
+      </w:r>
+      <w:r>
+        <w:t xml:space="preserve">.</w:t>
+      </w:r>
+    </w:p>
+    <w:bookmarkEnd w:id="62"/>
+    <w:bookmarkStart w:id="63" w:name="X12de49648348238601521c520b4265a176fb319"/>
+    <w:p>
+      <w:pPr>
+        <w:pStyle w:val="Heading2"/>
+      </w:pPr>
+      <w:r>
+        <w:t xml:space="preserve">Module 12 — Interview Questions (with follow-ups)</w:t>
+      </w:r>
+    </w:p>
+    <w:p>
+      <w:pPr>
+        <w:pStyle w:val="Compact"/>
+        <w:numPr>
+          <w:ilvl w:val="0"/>
+          <w:numId w:val="1025"/>
+        </w:numPr>
+      </w:pPr>
+      <w:r>
+        <w:rPr>
+          <w:i/>
+          <w:iCs/>
+        </w:rPr>
+        <w:t xml:space="preserve">Search in a rotated sorted array.</w:t>
+      </w:r>
+      <w:r>
+        <w:t xml:space="preserve"> </w:t>
+      </w:r>
+      <w:r>
+        <w:t xml:space="preserve">FU:</w:t>
+      </w:r>
+      <w:r>
+        <w:t xml:space="preserve"> </w:t>
+      </w:r>
+      <w:r>
+        <w:rPr>
+          <w:i/>
+          <w:iCs/>
+        </w:rPr>
+        <w:t xml:space="preserve">with duplicates (LC 81) — why O(n)?</w:t>
+      </w:r>
+    </w:p>
+    <w:p>
+      <w:pPr>
+        <w:pStyle w:val="Compact"/>
+        <w:numPr>
+          <w:ilvl w:val="0"/>
+          <w:numId w:val="1025"/>
+        </w:numPr>
+      </w:pPr>
+      <w:r>
+        <w:rPr>
+          <w:i/>
+          <w:iCs/>
+        </w:rPr>
+        <w:t xml:space="preserve">Kth largest element.</w:t>
+      </w:r>
+      <w:r>
+        <w:t xml:space="preserve"> </w:t>
+      </w:r>
+      <w:r>
+        <w:t xml:space="preserve">FU:</w:t>
+      </w:r>
+      <w:r>
+        <w:t xml:space="preserve"> </w:t>
+      </w:r>
+      <w:r>
+        <w:rPr>
+          <w:i/>
+          <w:iCs/>
+        </w:rPr>
+        <w:t xml:space="preserve">quickselect vs heap; streaming data?</w:t>
+      </w:r>
+    </w:p>
+    <w:p>
+      <w:pPr>
+        <w:pStyle w:val="Compact"/>
+        <w:numPr>
+          <w:ilvl w:val="0"/>
+          <w:numId w:val="1025"/>
+        </w:numPr>
+      </w:pPr>
+      <w:r>
+        <w:rPr>
+          <w:i/>
+          <w:iCs/>
+        </w:rPr>
+        <w:t xml:space="preserve">Koko eating bananas / ship capacity.</w:t>
+      </w:r>
+      <w:r>
+        <w:t xml:space="preserve"> </w:t>
+      </w:r>
+      <w:r>
+        <w:t xml:space="preserve">FU:</w:t>
+      </w:r>
+      <w:r>
+        <w:t xml:space="preserve"> </w:t>
+      </w:r>
+      <w:r>
+        <w:rPr>
+          <w:i/>
+          <w:iCs/>
+        </w:rPr>
+        <w:t xml:space="preserve">why monotonic; minimise vs</w:t>
+      </w:r>
+      <w:r>
+        <w:rPr>
+          <w:i/>
+          <w:iCs/>
+        </w:rPr>
+        <w:t xml:space="preserve"> </w:t>
+      </w:r>
+      <w:r>
+        <w:rPr>
+          <w:i/>
+          <w:iCs/>
+        </w:rPr>
+        <w:t xml:space="preserve">maximise template.</w:t>
+      </w:r>
+    </w:p>
+    <w:p>
+      <w:pPr>
+        <w:pStyle w:val="Compact"/>
+        <w:numPr>
+          <w:ilvl w:val="0"/>
+          <w:numId w:val="1025"/>
+        </w:numPr>
+      </w:pPr>
+      <w:r>
+        <w:rPr>
+          <w:i/>
+          <w:iCs/>
+        </w:rPr>
+        <w:t xml:space="preserve">Median of two sorted arrays.</w:t>
+      </w:r>
+      <w:r>
+        <w:t xml:space="preserve"> </w:t>
+      </w:r>
+      <w:r>
+        <w:t xml:space="preserve">FU:</w:t>
+      </w:r>
+      <w:r>
+        <w:t xml:space="preserve"> </w:t>
+      </w:r>
+      <w:r>
+        <w:rPr>
+          <w:i/>
+          <w:iCs/>
+        </w:rPr>
+        <w:t xml:space="preserve">partition the smaller array; O(log</w:t>
+      </w:r>
+      <w:r>
+        <w:rPr>
+          <w:i/>
+          <w:iCs/>
+        </w:rPr>
+        <w:t xml:space="preserve"> </w:t>
+      </w:r>
+      <w:r>
+        <w:rPr>
+          <w:i/>
+          <w:iCs/>
+        </w:rPr>
+        <w:t xml:space="preserve">min(m,n)).</w:t>
+      </w:r>
+    </w:p>
+    <w:p>
+      <w:pPr>
+        <w:pStyle w:val="Compact"/>
+        <w:numPr>
+          <w:ilvl w:val="0"/>
+          <w:numId w:val="1025"/>
+        </w:numPr>
+      </w:pPr>
+      <w:r>
+        <w:rPr>
+          <w:i/>
+          <w:iCs/>
+        </w:rPr>
+        <w:t xml:space="preserve">Why can quicksort be O(n²)? Prevent it?</w:t>
+      </w:r>
+      <w:r>
+        <w:t xml:space="preserve"> </w:t>
+      </w:r>
+      <w:r>
+        <w:t xml:space="preserve">FU:</w:t>
+      </w:r>
+      <w:r>
+        <w:t xml:space="preserve"> </w:t>
+      </w:r>
+      <w:r>
+        <w:rPr>
+          <w:i/>
+          <w:iCs/>
+        </w:rPr>
+        <w:t xml:space="preserve">worst-case comparison count.</w:t>
+      </w:r>
+    </w:p>
+    <w:p>
+      <w:pPr>
+        <w:pStyle w:val="Compact"/>
+        <w:numPr>
+          <w:ilvl w:val="0"/>
+          <w:numId w:val="1025"/>
+        </w:numPr>
+      </w:pPr>
+      <w:r>
+        <w:rPr>
+          <w:i/>
+          <w:iCs/>
+        </w:rPr>
+        <w:t xml:space="preserve">Count inversions.</w:t>
+      </w:r>
+      <w:r>
+        <w:t xml:space="preserve"> </w:t>
+      </w:r>
+      <w:r>
+        <w:t xml:space="preserve">FU:</w:t>
+      </w:r>
+      <w:r>
+        <w:t xml:space="preserve"> </w:t>
+      </w:r>
+      <w:r>
+        <w:rPr>
+          <w:i/>
+          <w:iCs/>
+        </w:rPr>
+        <w:t xml:space="preserve">how does merge accumulate the count?</w:t>
+      </w:r>
+    </w:p>
+    <w:bookmarkEnd w:id="63"/>
+    <w:bookmarkStart w:id="64" w:name="module-12-gate-sebi-rbi-isro-perspective"/>
+    <w:p>
+      <w:pPr>
+        <w:pStyle w:val="Heading2"/>
+      </w:pPr>
+      <w:r>
+        <w:t xml:space="preserve">Module 12 — GATE / SEBI / RBI / ISRO Perspective</w:t>
+      </w:r>
+    </w:p>
+    <w:p>
+      <w:pPr>
+        <w:pStyle w:val="Compact"/>
+        <w:numPr>
+          <w:ilvl w:val="0"/>
+          <w:numId w:val="1026"/>
+        </w:numPr>
+      </w:pPr>
+      <w:r>
         <w:rPr>
           <w:b/>
           <w:bCs/>
@@ -7564,8 +8647,8 @@
         </w:pict>
       </w:r>
     </w:p>
-    <w:bookmarkEnd w:id="62"/>
-    <w:bookmarkStart w:id="63" w:name="X30de4b8bfd5ae3b98871cc09a8c60807a51e029"/>
+    <w:bookmarkEnd w:id="64"/>
+    <w:bookmarkStart w:id="65" w:name="X30de4b8bfd5ae3b98871cc09a8c60807a51e029"/>
     <w:p>
       <w:pPr>
         <w:pStyle w:val="Heading2"/>
@@ -7745,8 +8828,8 @@
         <w:t xml:space="preserve">combinations, N-Queens, Sudoku, word search) — with visuals.</w:t>
       </w:r>
     </w:p>
-    <w:bookmarkEnd w:id="63"/>
-    <w:bookmarkEnd w:id="64"/>
+    <w:bookmarkEnd w:id="65"/>
+    <w:bookmarkEnd w:id="66"/>
     <w:sectPr>
       <w:footnotePr>
         <w:numRestart w:val="eachSect"/>
@@ -8167,34 +9250,7 @@
     <w:abstractNumId w:val="991"/>
   </w:num>
   <w:num w:numId="1003">
-    <w:abstractNumId w:val="99411"/>
-    <w:lvlOverride w:ilvl="0">
-      <w:startOverride w:val="1"/>
-    </w:lvlOverride>
-    <w:lvlOverride w:ilvl="1">
-      <w:startOverride w:val="1"/>
-    </w:lvlOverride>
-    <w:lvlOverride w:ilvl="2">
-      <w:startOverride w:val="1"/>
-    </w:lvlOverride>
-    <w:lvlOverride w:ilvl="3">
-      <w:startOverride w:val="1"/>
-    </w:lvlOverride>
-    <w:lvlOverride w:ilvl="4">
-      <w:startOverride w:val="1"/>
-    </w:lvlOverride>
-    <w:lvlOverride w:ilvl="5">
-      <w:startOverride w:val="1"/>
-    </w:lvlOverride>
-    <w:lvlOverride w:ilvl="6">
-      <w:startOverride w:val="1"/>
-    </w:lvlOverride>
-    <w:lvlOverride w:ilvl="7">
-      <w:startOverride w:val="1"/>
-    </w:lvlOverride>
-    <w:lvlOverride w:ilvl="8">
-      <w:startOverride w:val="1"/>
-    </w:lvlOverride>
+    <w:abstractNumId w:val="991"/>
   </w:num>
   <w:num w:numId="1004">
     <w:abstractNumId w:val="991"/>
@@ -8233,12 +9289,6 @@
     <w:abstractNumId w:val="991"/>
   </w:num>
   <w:num w:numId="1007">
-    <w:abstractNumId w:val="991"/>
-  </w:num>
-  <w:num w:numId="1008">
-    <w:abstractNumId w:val="991"/>
-  </w:num>
-  <w:num w:numId="1009">
     <w:abstractNumId w:val="99411"/>
     <w:lvlOverride w:ilvl="0">
       <w:startOverride w:val="1"/>
@@ -8268,13 +9318,16 @@
       <w:startOverride w:val="1"/>
     </w:lvlOverride>
   </w:num>
+  <w:num w:numId="1008">
+    <w:abstractNumId w:val="991"/>
+  </w:num>
+  <w:num w:numId="1009">
+    <w:abstractNumId w:val="991"/>
+  </w:num>
   <w:num w:numId="1010">
     <w:abstractNumId w:val="991"/>
   </w:num>
   <w:num w:numId="1011">
-    <w:abstractNumId w:val="991"/>
-  </w:num>
-  <w:num w:numId="1012">
     <w:abstractNumId w:val="99411"/>
     <w:lvlOverride w:ilvl="0">
       <w:startOverride w:val="1"/>
@@ -8304,13 +9357,13 @@
       <w:startOverride w:val="1"/>
     </w:lvlOverride>
   </w:num>
+  <w:num w:numId="1012">
+    <w:abstractNumId w:val="991"/>
+  </w:num>
   <w:num w:numId="1013">
     <w:abstractNumId w:val="991"/>
   </w:num>
   <w:num w:numId="1014">
-    <w:abstractNumId w:val="991"/>
-  </w:num>
-  <w:num w:numId="1015">
     <w:abstractNumId w:val="99411"/>
     <w:lvlOverride w:ilvl="0">
       <w:startOverride w:val="1"/>
@@ -8340,10 +9393,46 @@
       <w:startOverride w:val="1"/>
     </w:lvlOverride>
   </w:num>
+  <w:num w:numId="1015">
+    <w:abstractNumId w:val="991"/>
+  </w:num>
   <w:num w:numId="1016">
     <w:abstractNumId w:val="991"/>
   </w:num>
   <w:num w:numId="1017">
+    <w:abstractNumId w:val="99411"/>
+    <w:lvlOverride w:ilvl="0">
+      <w:startOverride w:val="1"/>
+    </w:lvlOverride>
+    <w:lvlOverride w:ilvl="1">
+      <w:startOverride w:val="1"/>
+    </w:lvlOverride>
+    <w:lvlOverride w:ilvl="2">
+      <w:startOverride w:val="1"/>
+    </w:lvlOverride>
+    <w:lvlOverride w:ilvl="3">
+      <w:startOverride w:val="1"/>
+    </w:lvlOverride>
+    <w:lvlOverride w:ilvl="4">
+      <w:startOverride w:val="1"/>
+    </w:lvlOverride>
+    <w:lvlOverride w:ilvl="5">
+      <w:startOverride w:val="1"/>
+    </w:lvlOverride>
+    <w:lvlOverride w:ilvl="6">
+      <w:startOverride w:val="1"/>
+    </w:lvlOverride>
+    <w:lvlOverride w:ilvl="7">
+      <w:startOverride w:val="1"/>
+    </w:lvlOverride>
+    <w:lvlOverride w:ilvl="8">
+      <w:startOverride w:val="1"/>
+    </w:lvlOverride>
+  </w:num>
+  <w:num w:numId="1018">
+    <w:abstractNumId w:val="991"/>
+  </w:num>
+  <w:num w:numId="1019">
     <w:abstractNumId w:val="997214"/>
     <w:lvlOverride w:ilvl="0">
       <w:startOverride w:val="14"/>
@@ -8373,10 +9462,10 @@
       <w:startOverride w:val="14"/>
     </w:lvlOverride>
   </w:num>
-  <w:num w:numId="1018">
+  <w:num w:numId="1020">
     <w:abstractNumId w:val="991"/>
   </w:num>
-  <w:num w:numId="1019">
+  <w:num w:numId="1021">
     <w:abstractNumId w:val="99411"/>
     <w:lvlOverride w:ilvl="0">
       <w:startOverride w:val="1"/>
@@ -8406,16 +9495,16 @@
       <w:startOverride w:val="1"/>
     </w:lvlOverride>
   </w:num>
-  <w:num w:numId="1020">
-    <w:abstractNumId w:val="991"/>
-  </w:num>
-  <w:num w:numId="1021">
-    <w:abstractNumId w:val="991"/>
-  </w:num>
   <w:num w:numId="1022">
     <w:abstractNumId w:val="991"/>
   </w:num>
   <w:num w:numId="1023">
+    <w:abstractNumId w:val="991"/>
+  </w:num>
+  <w:num w:numId="1024">
+    <w:abstractNumId w:val="991"/>
+  </w:num>
+  <w:num w:numId="1025">
     <w:abstractNumId w:val="99411"/>
     <w:lvlOverride w:ilvl="0">
       <w:startOverride w:val="1"/>
@@ -8445,7 +9534,7 @@
       <w:startOverride w:val="1"/>
     </w:lvlOverride>
   </w:num>
-  <w:num w:numId="1024">
+  <w:num w:numId="1026">
     <w:abstractNumId w:val="991"/>
   </w:num>
 </w:numbering>

--- a/SITP/DSA-Notes/M12_DivideConquer.docx
+++ b/SITP/DSA-Notes/M12_DivideConquer.docx
@@ -10076,24 +10076,34 @@
   <w:style w:default="1" w:styleId="Table" w:type="table">
     <w:name w:val="Table"/>
     <w:basedOn w:val="TableNormal"/>
-    <w:semiHidden/>
-    <w:unhideWhenUsed/>
     <w:qFormat/>
     <w:tblPr>
       <w:tblInd w:type="dxa" w:w="0"/>
+      <w:tblBorders>
+        <w:top w:color="808080" w:space="0" w:sz="4" w:val="single"/>
+        <w:left w:color="808080" w:space="0" w:sz="4" w:val="single"/>
+        <w:bottom w:color="808080" w:space="0" w:sz="4" w:val="single"/>
+        <w:right w:color="808080" w:space="0" w:sz="4" w:val="single"/>
+        <w:insideH w:color="BFBFBF" w:space="0" w:sz="4" w:val="single"/>
+        <w:insideV w:color="BFBFBF" w:space="0" w:sz="4" w:val="single"/>
+      </w:tblBorders>
       <w:tblCellMar>
-        <w:top w:type="dxa" w:w="0"/>
+        <w:top w:type="dxa" w:w="40"/>
         <w:left w:type="dxa" w:w="108"/>
-        <w:bottom w:type="dxa" w:w="0"/>
+        <w:bottom w:type="dxa" w:w="40"/>
         <w:right w:type="dxa" w:w="108"/>
       </w:tblCellMar>
     </w:tblPr>
     <w:tblStylePr w:type="firstRow">
+      <w:rPr>
+        <w:b/>
+      </w:rPr>
       <w:tcPr>
+        <w:shd w:color="auto" w:fill="DDEBF7" w:val="clear"/>
         <w:tcBorders>
-          <w:bottom w:val="single"/>
+          <w:bottom w:color="1F4E78" w:space="0" w:sz="8" w:val="single"/>
         </w:tcBorders>
-        <w:vAlign w:val="bottom"/>
+        <w:vAlign w:val="center"/>
       </w:tcPr>
     </w:tblStylePr>
   </w:style>
